--- a/郑璎_《汉唐百戏书写研究》二稿参考文献1_20260225_参考文献_final.docx
+++ b/郑璎_《汉唐百戏书写研究》二稿参考文献1_20260225_参考文献_final.docx
@@ -1146,7 +1146,7 @@
           <w:b w:val="0"/>
           <w:sz w:val="24"/>
         </w:rPr>
-        <w:t>2. 郭庆藩：《新编诸子集成·庄子集释》，北京：中华书局，1961年。</w:t>
+        <w:t>2. 陈万里编：《原戏》，景山书社，1927年。</w:t>
       </w:r>
     </w:p>
     <w:p>
@@ -1160,7 +1160,7 @@
           <w:b w:val="0"/>
           <w:sz w:val="24"/>
         </w:rPr>
-        <w:t>3. 周贻白：《中国戏曲发展史纲要》，上海：上海古籍出版社，1979年。</w:t>
+        <w:t>3. 杨荫深：《中国游艺研究》，上海：上海文艺出版社，1990年（1935年初版影印）。</w:t>
       </w:r>
     </w:p>
     <w:p>
@@ -1174,7 +1174,7 @@
           <w:b w:val="0"/>
           <w:sz w:val="24"/>
         </w:rPr>
-        <w:t>4. 袁珂校注：《山海经校注》，上海：上海古籍出版社，1980年。</w:t>
+        <w:t>4. 冯沅君：《古优解》，上海：商务印书馆，1944年。</w:t>
       </w:r>
     </w:p>
     <w:p>
@@ -1188,7 +1188,7 @@
           <w:b w:val="0"/>
           <w:sz w:val="24"/>
         </w:rPr>
-        <w:t>5. 傅起凤、傅腾龙：《中国杂技》，天津：天津科学技术出版社，1983年。</w:t>
+        <w:t>5. 周贻白：《中国戏曲史长编》，北京：人民文学出版社，1960年。</w:t>
       </w:r>
     </w:p>
     <w:p>
@@ -1202,7 +1202,7 @@
           <w:b w:val="0"/>
           <w:sz w:val="24"/>
         </w:rPr>
-        <w:t>6. 叶大兵：《中国百戏史话》，杭州：浙江人民出版社，1985年。</w:t>
+        <w:t>6. 郭庆藩：《新编诸子集成·庄子集释》，北京：中华书局，1961年。</w:t>
       </w:r>
     </w:p>
     <w:p>
@@ -1216,7 +1216,7 @@
           <w:b w:val="0"/>
           <w:sz w:val="24"/>
         </w:rPr>
-        <w:t>7. 陈永正主编：《中国方术大辞典》，广州：中山大学出版社，1991年。</w:t>
+        <w:t>7. 周贻白：《中国戏曲发展史纲要》，上海：上海古籍出版社，1979年。</w:t>
       </w:r>
     </w:p>
     <w:p>
@@ -1230,7 +1230,7 @@
           <w:b w:val="0"/>
           <w:sz w:val="24"/>
         </w:rPr>
-        <w:t>8. 周楞伽：《幻术奇谈》，上海：上海古籍出版社，1993年。</w:t>
+        <w:t>8. 袁珂校注：《山海经校注》，上海：上海古籍出版社，1980年。</w:t>
       </w:r>
     </w:p>
     <w:p>
@@ -1244,7 +1244,7 @@
           <w:b w:val="0"/>
           <w:sz w:val="24"/>
         </w:rPr>
-        <w:t>9. 萧放：《〈荆楚岁时记〉研究：兼论传统中国民众生活的岁时观念》，北京：北京师范大学出版社，2000年。</w:t>
+        <w:t>9. 杨荫浏：《中国古代音乐史稿》，北京：人民音乐出版社，1981年。</w:t>
       </w:r>
     </w:p>
     <w:p>
@@ -1258,7 +1258,7 @@
           <w:b w:val="0"/>
           <w:sz w:val="24"/>
         </w:rPr>
-        <w:t>10. 吉成名：《中国崇龙习俗研究》，天津：天津古籍出版社，2002年。</w:t>
+        <w:t>10. 傅起凤、傅腾龙：《中国杂技》，天津：天津科学技术出版社，1983年。</w:t>
       </w:r>
     </w:p>
     <w:p>
@@ -1272,7 +1272,7 @@
           <w:b w:val="0"/>
           <w:sz w:val="24"/>
         </w:rPr>
-        <w:t>11. 胡大雷：《中古文学集团》，桂林：广西师范大学出版社，1996年。</w:t>
+        <w:t>11. 董每戡：《说剧》，北京：人民出版社，1983年。</w:t>
       </w:r>
     </w:p>
     <w:p>
@@ -1286,7 +1286,7 @@
           <w:b w:val="0"/>
           <w:sz w:val="24"/>
         </w:rPr>
-        <w:t>12. 陈梦家：《商代的神话与巫术》，北京：中华书局，2006年。</w:t>
+        <w:t>12. 叶大兵：《中国百戏史话》，杭州：浙江人民出版社，1985年。</w:t>
       </w:r>
     </w:p>
     <w:p>
@@ -1300,7 +1300,7 @@
           <w:b w:val="0"/>
           <w:sz w:val="24"/>
         </w:rPr>
-        <w:t>13. 刘兴珍、李永林：《中华艺术通史·秦汉卷》，北京：北京师范大学出版社，2006年。</w:t>
+        <w:t>13. 聂传学：《百戏奇观》，北京：文化艺术出版社，1989年。</w:t>
       </w:r>
     </w:p>
     <w:p>
@@ -1314,7 +1314,7 @@
           <w:b w:val="0"/>
           <w:sz w:val="24"/>
         </w:rPr>
-        <w:t>14. 郑传寅：《古代戏曲与东方文化》，武汉：武汉大学出版社，2007年。</w:t>
+        <w:t>14. 萧亢达：《汉代乐舞百戏艺术研究》，北京：文物出版社，1991年。</w:t>
       </w:r>
     </w:p>
     <w:p>
@@ -1328,7 +1328,7 @@
           <w:b w:val="0"/>
           <w:sz w:val="24"/>
         </w:rPr>
-        <w:t>15. 冀昀：《尚书》，北京：线装书局，2007年。</w:t>
+        <w:t>15. 陈永正主编：《中国方术大辞典》，广州：中山大学出版社，1991年。</w:t>
       </w:r>
     </w:p>
     <w:p>
@@ -1342,7 +1342,7 @@
           <w:b w:val="0"/>
           <w:sz w:val="24"/>
         </w:rPr>
-        <w:t>16. 蔡梦麒：《广韵校释》，长沙：岳麓书院，2007年。</w:t>
+        <w:t>16. 李建民：《中国古代游艺史——乐舞百戏与社会生活之研究》，台北：东大图书，1993年。</w:t>
       </w:r>
     </w:p>
     <w:p>
@@ -1356,7 +1356,273 @@
           <w:b w:val="0"/>
           <w:sz w:val="24"/>
         </w:rPr>
-        <w:t>17. 方勇译注：《庄子》，北京：中华书局，2010年。</w:t>
+        <w:t>17. 周楞伽：《幻术奇谈》，上海：上海古籍出版社，1993年。</w:t>
+      </w:r>
+    </w:p>
+    <w:p>
+      <w:pPr>
+        <w:spacing w:before="0" w:after="60"/>
+        <w:ind w:firstLine="0"/>
+      </w:pPr>
+      <w:r>
+        <w:rPr>
+          <w:rFonts w:ascii="宋体" w:hAnsi="宋体" w:eastAsia="宋体"/>
+          <w:b w:val="0"/>
+          <w:sz w:val="24"/>
+        </w:rPr>
+        <w:t>18. 蔡鸿生：《唐代九姓胡与突厥文化》，北京：中华书局，1998年。</w:t>
+      </w:r>
+    </w:p>
+    <w:p>
+      <w:pPr>
+        <w:spacing w:before="0" w:after="60"/>
+        <w:ind w:firstLine="0"/>
+      </w:pPr>
+      <w:r>
+        <w:rPr>
+          <w:rFonts w:ascii="宋体" w:hAnsi="宋体" w:eastAsia="宋体"/>
+          <w:b w:val="0"/>
+          <w:sz w:val="24"/>
+        </w:rPr>
+        <w:t>19. 胡大雷：《中古文学集团》，桂林：广西师范大学出版社，1996年。</w:t>
+      </w:r>
+    </w:p>
+    <w:p>
+      <w:pPr>
+        <w:spacing w:before="0" w:after="60"/>
+        <w:ind w:firstLine="0"/>
+      </w:pPr>
+      <w:r>
+        <w:rPr>
+          <w:rFonts w:ascii="宋体" w:hAnsi="宋体" w:eastAsia="宋体"/>
+          <w:b w:val="0"/>
+          <w:sz w:val="24"/>
+        </w:rPr>
+        <w:t>20. 刘荫柏：《中国古代杂技》，北京：商务印书馆，1997年。</w:t>
+      </w:r>
+    </w:p>
+    <w:p>
+      <w:pPr>
+        <w:spacing w:before="0" w:after="60"/>
+        <w:ind w:firstLine="0"/>
+      </w:pPr>
+      <w:r>
+        <w:rPr>
+          <w:rFonts w:ascii="宋体" w:hAnsi="宋体" w:eastAsia="宋体"/>
+          <w:b w:val="0"/>
+          <w:sz w:val="24"/>
+        </w:rPr>
+        <w:t>21. 萧放：《〈荆楚岁时记〉研究：兼论传统中国民众生活的岁时观念》，北京：北京师范大学出版社，2000年。</w:t>
+      </w:r>
+    </w:p>
+    <w:p>
+      <w:pPr>
+        <w:spacing w:before="0" w:after="60"/>
+        <w:ind w:firstLine="0"/>
+      </w:pPr>
+      <w:r>
+        <w:rPr>
+          <w:rFonts w:ascii="宋体" w:hAnsi="宋体" w:eastAsia="宋体"/>
+          <w:b w:val="0"/>
+          <w:sz w:val="24"/>
+        </w:rPr>
+        <w:t>22. 李荣有：《汉画像的音乐学研究》，北京：京华出版社，2001年。</w:t>
+      </w:r>
+    </w:p>
+    <w:p>
+      <w:pPr>
+        <w:spacing w:before="0" w:after="60"/>
+        <w:ind w:firstLine="0"/>
+      </w:pPr>
+      <w:r>
+        <w:rPr>
+          <w:rFonts w:ascii="宋体" w:hAnsi="宋体" w:eastAsia="宋体"/>
+          <w:b w:val="0"/>
+          <w:sz w:val="24"/>
+        </w:rPr>
+        <w:t>23. 吉成名：《中国崇龙习俗研究》，天津：天津古籍出版社，2002年。</w:t>
+      </w:r>
+    </w:p>
+    <w:p>
+      <w:pPr>
+        <w:spacing w:before="0" w:after="60"/>
+        <w:ind w:firstLine="0"/>
+      </w:pPr>
+      <w:r>
+        <w:rPr>
+          <w:rFonts w:ascii="宋体" w:hAnsi="宋体" w:eastAsia="宋体"/>
+          <w:b w:val="0"/>
+          <w:sz w:val="24"/>
+        </w:rPr>
+        <w:t>24. 傅起凤、傅腾龙：《中国杂技史》，上海：上海人民出版社，2004年。</w:t>
+      </w:r>
+    </w:p>
+    <w:p>
+      <w:pPr>
+        <w:spacing w:before="0" w:after="60"/>
+        <w:ind w:firstLine="0"/>
+      </w:pPr>
+      <w:r>
+        <w:rPr>
+          <w:rFonts w:ascii="宋体" w:hAnsi="宋体" w:eastAsia="宋体"/>
+          <w:b w:val="0"/>
+          <w:sz w:val="24"/>
+        </w:rPr>
+        <w:t>25. 罗平：《杂戏》，石家庄：花山文艺出版社，2005年。</w:t>
+      </w:r>
+    </w:p>
+    <w:p>
+      <w:pPr>
+        <w:spacing w:before="0" w:after="60"/>
+        <w:ind w:firstLine="0"/>
+      </w:pPr>
+      <w:r>
+        <w:rPr>
+          <w:rFonts w:ascii="宋体" w:hAnsi="宋体" w:eastAsia="宋体"/>
+          <w:b w:val="0"/>
+          <w:sz w:val="24"/>
+        </w:rPr>
+        <w:t>26. 陈梦家：《商代的神话与巫术》，北京：中华书局，2006年。</w:t>
+      </w:r>
+    </w:p>
+    <w:p>
+      <w:pPr>
+        <w:spacing w:before="0" w:after="60"/>
+        <w:ind w:firstLine="0"/>
+      </w:pPr>
+      <w:r>
+        <w:rPr>
+          <w:rFonts w:ascii="宋体" w:hAnsi="宋体" w:eastAsia="宋体"/>
+          <w:b w:val="0"/>
+          <w:sz w:val="24"/>
+        </w:rPr>
+        <w:t>27. 刘兴珍、李永林：《中华艺术通史·秦汉卷》，北京：北京师范大学出版社，2006年。</w:t>
+      </w:r>
+    </w:p>
+    <w:p>
+      <w:pPr>
+        <w:spacing w:before="0" w:after="60"/>
+        <w:ind w:firstLine="0"/>
+      </w:pPr>
+      <w:r>
+        <w:rPr>
+          <w:rFonts w:ascii="宋体" w:hAnsi="宋体" w:eastAsia="宋体"/>
+          <w:b w:val="0"/>
+          <w:sz w:val="24"/>
+        </w:rPr>
+        <w:t>28. 郑传寅：《古代戏曲与东方文化》，武汉：武汉大学出版社，2007年。</w:t>
+      </w:r>
+    </w:p>
+    <w:p>
+      <w:pPr>
+        <w:spacing w:before="0" w:after="60"/>
+        <w:ind w:firstLine="0"/>
+      </w:pPr>
+      <w:r>
+        <w:rPr>
+          <w:rFonts w:ascii="宋体" w:hAnsi="宋体" w:eastAsia="宋体"/>
+          <w:b w:val="0"/>
+          <w:sz w:val="24"/>
+        </w:rPr>
+        <w:t>29. 冀昀：《尚书》，北京：线装书局，2007年。</w:t>
+      </w:r>
+    </w:p>
+    <w:p>
+      <w:pPr>
+        <w:spacing w:before="0" w:after="60"/>
+        <w:ind w:firstLine="0"/>
+      </w:pPr>
+      <w:r>
+        <w:rPr>
+          <w:rFonts w:ascii="宋体" w:hAnsi="宋体" w:eastAsia="宋体"/>
+          <w:b w:val="0"/>
+          <w:sz w:val="24"/>
+        </w:rPr>
+        <w:t>30. 蔡梦麒：《广韵校释》，长沙：岳麓书院，2007年。</w:t>
+      </w:r>
+    </w:p>
+    <w:p>
+      <w:pPr>
+        <w:spacing w:before="0" w:after="60"/>
+        <w:ind w:firstLine="0"/>
+      </w:pPr>
+      <w:r>
+        <w:rPr>
+          <w:rFonts w:ascii="宋体" w:hAnsi="宋体" w:eastAsia="宋体"/>
+          <w:b w:val="0"/>
+          <w:sz w:val="24"/>
+        </w:rPr>
+        <w:t>31. 方勇译注：《庄子》，北京：中华书局，2010年。</w:t>
+      </w:r>
+    </w:p>
+    <w:p>
+      <w:pPr>
+        <w:spacing w:before="0" w:after="60"/>
+        <w:ind w:firstLine="0"/>
+      </w:pPr>
+      <w:r>
+        <w:rPr>
+          <w:rFonts w:ascii="宋体" w:hAnsi="宋体" w:eastAsia="宋体"/>
+          <w:b w:val="0"/>
+          <w:sz w:val="24"/>
+        </w:rPr>
+        <w:t>32. 季伟：《汉代乐舞百戏概论》，开封：河南大学出版社，2013年。</w:t>
+      </w:r>
+    </w:p>
+    <w:p>
+      <w:pPr>
+        <w:spacing w:before="0" w:after="60"/>
+        <w:ind w:firstLine="0"/>
+      </w:pPr>
+      <w:r>
+        <w:rPr>
+          <w:rFonts w:ascii="宋体" w:hAnsi="宋体" w:eastAsia="宋体"/>
+          <w:b w:val="0"/>
+          <w:sz w:val="24"/>
+        </w:rPr>
+        <w:t>33. 傅起凤、傅腾龙：《中国杂技史》，上海：上海人民出版社，2014年。</w:t>
+      </w:r>
+    </w:p>
+    <w:p>
+      <w:pPr>
+        <w:spacing w:before="0" w:after="60"/>
+        <w:ind w:firstLine="0"/>
+      </w:pPr>
+      <w:r>
+        <w:rPr>
+          <w:rFonts w:ascii="宋体" w:hAnsi="宋体" w:eastAsia="宋体"/>
+          <w:b w:val="0"/>
+          <w:sz w:val="24"/>
+        </w:rPr>
+        <w:t>34. [美]薛爱华著，吴玉贵译：《撒马尔罕的金桃——唐代舶来品研究》，北京：社会科学文献出版社，2016年。</w:t>
+      </w:r>
+    </w:p>
+    <w:p>
+      <w:pPr>
+        <w:spacing w:before="0" w:after="60"/>
+        <w:ind w:firstLine="0"/>
+      </w:pPr>
+      <w:r>
+        <w:rPr>
+          <w:rFonts w:ascii="宋体" w:hAnsi="宋体" w:eastAsia="宋体"/>
+          <w:b w:val="0"/>
+          <w:sz w:val="24"/>
+        </w:rPr>
+        <w:t>35. 崔乐泉：《图说中国古代百戏杂技》，北京：中国出版集团，2017年。</w:t>
+      </w:r>
+    </w:p>
+    <w:p>
+      <w:pPr>
+        <w:spacing w:before="0" w:after="60"/>
+        <w:ind w:firstLine="0"/>
+      </w:pPr>
+      <w:r>
+        <w:rPr>
+          <w:rFonts w:ascii="宋体" w:hAnsi="宋体" w:eastAsia="宋体"/>
+          <w:b w:val="0"/>
+          <w:sz w:val="24"/>
+        </w:rPr>
+        <w:t>36. [美]柯睿著：《舞马与驯鸢》，南京：南京大学出版社，2020年。</w:t>
       </w:r>
     </w:p>
     <w:p>
@@ -1384,7 +1650,7 @@
           <w:b w:val="0"/>
           <w:sz w:val="24"/>
         </w:rPr>
-        <w:t>1. 刘永连：《舞马和马舞》，《中国文化研究》2005年第3期。</w:t>
+        <w:t>1. 钱志熙：《汉乐府与"百戏"众艺之关系考论》，《文学遗产》1992年。</w:t>
       </w:r>
     </w:p>
     <w:p>
@@ -1398,7 +1664,7 @@
           <w:b w:val="0"/>
           <w:sz w:val="24"/>
         </w:rPr>
-        <w:t>2. 黄水云：《汉代游艺赋初探》，《中国楚辞学》2009年第2期。</w:t>
+        <w:t>2. 黄竹三：《论泛戏剧形态》，《文学遗产》1996年第4期。</w:t>
       </w:r>
     </w:p>
     <w:p>
@@ -1412,7 +1678,1155 @@
           <w:b w:val="0"/>
           <w:sz w:val="24"/>
         </w:rPr>
-        <w:t>3. 钱志熙：《南北朝隋代散乐与戏剧关系札论》，《文学与文化》2010年。</w:t>
+        <w:t>3. 杨国学：《〈西凉伎〉与西域乐舞的渊源》，《西域研究》1999年第3期。</w:t>
+      </w:r>
+    </w:p>
+    <w:p>
+      <w:pPr>
+        <w:spacing w:before="0" w:after="60"/>
+        <w:ind w:firstLine="0"/>
+      </w:pPr>
+      <w:r>
+        <w:rPr>
+          <w:rFonts w:ascii="宋体" w:hAnsi="宋体" w:eastAsia="宋体"/>
+          <w:b w:val="0"/>
+          <w:sz w:val="24"/>
+        </w:rPr>
+        <w:t>4. 耿占军：《汉唐时期乐舞与百戏管理机构的设置》，《唐都学刊》1999年第15卷第4期。</w:t>
+      </w:r>
+    </w:p>
+    <w:p>
+      <w:pPr>
+        <w:spacing w:before="0" w:after="60"/>
+        <w:ind w:firstLine="0"/>
+      </w:pPr>
+      <w:r>
+        <w:rPr>
+          <w:rFonts w:ascii="宋体" w:hAnsi="宋体" w:eastAsia="宋体"/>
+          <w:b w:val="0"/>
+          <w:sz w:val="24"/>
+        </w:rPr>
+        <w:t>5. 卜键：《角抵考》，《文学遗产》2000年第2期。</w:t>
+      </w:r>
+    </w:p>
+    <w:p>
+      <w:pPr>
+        <w:spacing w:before="0" w:after="60"/>
+        <w:ind w:firstLine="0"/>
+      </w:pPr>
+      <w:r>
+        <w:rPr>
+          <w:rFonts w:ascii="宋体" w:hAnsi="宋体" w:eastAsia="宋体"/>
+          <w:b w:val="0"/>
+          <w:sz w:val="24"/>
+        </w:rPr>
+        <w:t>6. 赵俊波：《唐百戏赋简论》，《上海交通大学学报（哲学社会科学版）》2003年。</w:t>
+      </w:r>
+    </w:p>
+    <w:p>
+      <w:pPr>
+        <w:spacing w:before="0" w:after="60"/>
+        <w:ind w:firstLine="0"/>
+      </w:pPr>
+      <w:r>
+        <w:rPr>
+          <w:rFonts w:ascii="宋体" w:hAnsi="宋体" w:eastAsia="宋体"/>
+          <w:b w:val="0"/>
+          <w:sz w:val="24"/>
+        </w:rPr>
+        <w:t>7. 余江：《杂技赋溯源》，《青海社会科学》2004年。</w:t>
+      </w:r>
+    </w:p>
+    <w:p>
+      <w:pPr>
+        <w:spacing w:before="0" w:after="60"/>
+        <w:ind w:firstLine="0"/>
+      </w:pPr>
+      <w:r>
+        <w:rPr>
+          <w:rFonts w:ascii="宋体" w:hAnsi="宋体" w:eastAsia="宋体"/>
+          <w:b w:val="0"/>
+          <w:sz w:val="24"/>
+        </w:rPr>
+        <w:t>8. 李媛：《六朝时期散乐发展管窥》，《烟台教育学院学报》2004年。</w:t>
+      </w:r>
+    </w:p>
+    <w:p>
+      <w:pPr>
+        <w:spacing w:before="0" w:after="60"/>
+        <w:ind w:firstLine="0"/>
+      </w:pPr>
+      <w:r>
+        <w:rPr>
+          <w:rFonts w:ascii="宋体" w:hAnsi="宋体" w:eastAsia="宋体"/>
+          <w:b w:val="0"/>
+          <w:sz w:val="24"/>
+        </w:rPr>
+        <w:t>9. 刘永连：《舞马和马舞》，《中国文化研究》2005年第3期。</w:t>
+      </w:r>
+    </w:p>
+    <w:p>
+      <w:pPr>
+        <w:spacing w:before="0" w:after="60"/>
+        <w:ind w:firstLine="0"/>
+      </w:pPr>
+      <w:r>
+        <w:rPr>
+          <w:rFonts w:ascii="宋体" w:hAnsi="宋体" w:eastAsia="宋体"/>
+          <w:b w:val="0"/>
+          <w:sz w:val="24"/>
+        </w:rPr>
+        <w:t>10. 耿占军：《汉唐长安乐舞百戏演出场地的选择及其启示》，《唐都学刊》2005年第21卷第6期。</w:t>
+      </w:r>
+    </w:p>
+    <w:p>
+      <w:pPr>
+        <w:spacing w:before="0" w:after="60"/>
+        <w:ind w:firstLine="0"/>
+      </w:pPr>
+      <w:r>
+        <w:rPr>
+          <w:rFonts w:ascii="宋体" w:hAnsi="宋体" w:eastAsia="宋体"/>
+          <w:b w:val="0"/>
+          <w:sz w:val="24"/>
+        </w:rPr>
+        <w:t>11. 赵维平：《中国历史上的散乐与百戏》，《中央音乐学院学报》2006年。</w:t>
+      </w:r>
+    </w:p>
+    <w:p>
+      <w:pPr>
+        <w:spacing w:before="0" w:after="60"/>
+        <w:ind w:firstLine="0"/>
+      </w:pPr>
+      <w:r>
+        <w:rPr>
+          <w:rFonts w:ascii="宋体" w:hAnsi="宋体" w:eastAsia="宋体"/>
+          <w:b w:val="0"/>
+          <w:sz w:val="24"/>
+        </w:rPr>
+        <w:t>12. 马兴盛、王志鹏：《百戏在六朝的流行及隋唐的极盛》，《敦煌研究》2006年第2期。</w:t>
+      </w:r>
+    </w:p>
+    <w:p>
+      <w:pPr>
+        <w:spacing w:before="0" w:after="60"/>
+        <w:ind w:firstLine="0"/>
+      </w:pPr>
+      <w:r>
+        <w:rPr>
+          <w:rFonts w:ascii="宋体" w:hAnsi="宋体" w:eastAsia="宋体"/>
+          <w:b w:val="0"/>
+          <w:sz w:val="24"/>
+        </w:rPr>
+        <w:t>13. 王立增：《隋诗中的乐舞资料辑录》，《敦煌研究》2006年第2期。</w:t>
+      </w:r>
+    </w:p>
+    <w:p>
+      <w:pPr>
+        <w:spacing w:before="0" w:after="60"/>
+        <w:ind w:firstLine="0"/>
+      </w:pPr>
+      <w:r>
+        <w:rPr>
+          <w:rFonts w:ascii="宋体" w:hAnsi="宋体" w:eastAsia="宋体"/>
+          <w:b w:val="0"/>
+          <w:sz w:val="24"/>
+        </w:rPr>
+        <w:t>14. 樊小敏：《狮舞在新疆的缘起与衰落》，《新疆艺术学院学报》2006年第1期。</w:t>
+      </w:r>
+    </w:p>
+    <w:p>
+      <w:pPr>
+        <w:spacing w:before="0" w:after="60"/>
+        <w:ind w:firstLine="0"/>
+      </w:pPr>
+      <w:r>
+        <w:rPr>
+          <w:rFonts w:ascii="宋体" w:hAnsi="宋体" w:eastAsia="宋体"/>
+          <w:b w:val="0"/>
+          <w:sz w:val="24"/>
+        </w:rPr>
+        <w:t>15. 郑志刚：《论狮子舞的源流与演变》，《体育文化导刊》2006年第4期。</w:t>
+      </w:r>
+    </w:p>
+    <w:p>
+      <w:pPr>
+        <w:spacing w:before="0" w:after="60"/>
+        <w:ind w:firstLine="0"/>
+      </w:pPr>
+      <w:r>
+        <w:rPr>
+          <w:rFonts w:ascii="宋体" w:hAnsi="宋体" w:eastAsia="宋体"/>
+          <w:b w:val="0"/>
+          <w:sz w:val="24"/>
+        </w:rPr>
+        <w:t>16. 卜键：《从角抵到百戏——秦汉时期中国戏剧的艺术走向》，《徐州工程学院学报》2007年第5期。</w:t>
+      </w:r>
+    </w:p>
+    <w:p>
+      <w:pPr>
+        <w:spacing w:before="0" w:after="60"/>
+        <w:ind w:firstLine="0"/>
+      </w:pPr>
+      <w:r>
+        <w:rPr>
+          <w:rFonts w:ascii="宋体" w:hAnsi="宋体" w:eastAsia="宋体"/>
+          <w:b w:val="0"/>
+          <w:sz w:val="24"/>
+        </w:rPr>
+        <w:t>17. 吴学忠：《浅析汉代百戏的起源及其影响》，《研究与探索》2007年。</w:t>
+      </w:r>
+    </w:p>
+    <w:p>
+      <w:pPr>
+        <w:spacing w:before="0" w:after="60"/>
+        <w:ind w:firstLine="0"/>
+      </w:pPr>
+      <w:r>
+        <w:rPr>
+          <w:rFonts w:ascii="宋体" w:hAnsi="宋体" w:eastAsia="宋体"/>
+          <w:b w:val="0"/>
+          <w:sz w:val="24"/>
+        </w:rPr>
+        <w:t>18. 邵小萌：《汉画乐舞百戏的娱人功能》，《南阳师范学院人文社会科学学报》2007年。</w:t>
+      </w:r>
+    </w:p>
+    <w:p>
+      <w:pPr>
+        <w:spacing w:before="0" w:after="60"/>
+        <w:ind w:firstLine="0"/>
+      </w:pPr>
+      <w:r>
+        <w:rPr>
+          <w:rFonts w:ascii="宋体" w:hAnsi="宋体" w:eastAsia="宋体"/>
+          <w:b w:val="0"/>
+          <w:sz w:val="24"/>
+        </w:rPr>
+        <w:t>19. 郑莉、杨静：《汉代百戏的兴盛和禁毁》，《西安文理学院学报（社会科学版）》2008年。</w:t>
+      </w:r>
+    </w:p>
+    <w:p>
+      <w:pPr>
+        <w:spacing w:before="0" w:after="60"/>
+        <w:ind w:firstLine="0"/>
+      </w:pPr>
+      <w:r>
+        <w:rPr>
+          <w:rFonts w:ascii="宋体" w:hAnsi="宋体" w:eastAsia="宋体"/>
+          <w:b w:val="0"/>
+          <w:sz w:val="24"/>
+        </w:rPr>
+        <w:t>20. 冯灿明：《从〈全唐诗〉观唐代百戏》，《艺海》2008年第6期。</w:t>
+      </w:r>
+    </w:p>
+    <w:p>
+      <w:pPr>
+        <w:spacing w:before="0" w:after="60"/>
+        <w:ind w:firstLine="0"/>
+      </w:pPr>
+      <w:r>
+        <w:rPr>
+          <w:rFonts w:ascii="宋体" w:hAnsi="宋体" w:eastAsia="宋体"/>
+          <w:b w:val="0"/>
+          <w:sz w:val="24"/>
+        </w:rPr>
+        <w:t>21. 吴蓓蓓：《浅析汉唐间百戏的沿革》，《安徽文学》2008年第10期。</w:t>
+      </w:r>
+    </w:p>
+    <w:p>
+      <w:pPr>
+        <w:spacing w:before="0" w:after="60"/>
+        <w:ind w:firstLine="0"/>
+      </w:pPr>
+      <w:r>
+        <w:rPr>
+          <w:rFonts w:ascii="宋体" w:hAnsi="宋体" w:eastAsia="宋体"/>
+          <w:b w:val="0"/>
+          <w:sz w:val="24"/>
+        </w:rPr>
+        <w:t>22. 周吉：《西域百戏初考》，《西域研究》2008年。</w:t>
+      </w:r>
+    </w:p>
+    <w:p>
+      <w:pPr>
+        <w:spacing w:before="0" w:after="60"/>
+        <w:ind w:firstLine="0"/>
+      </w:pPr>
+      <w:r>
+        <w:rPr>
+          <w:rFonts w:ascii="宋体" w:hAnsi="宋体" w:eastAsia="宋体"/>
+          <w:b w:val="0"/>
+          <w:sz w:val="24"/>
+        </w:rPr>
+        <w:t>23. 黄水云：《汉代游艺赋初探》，《中国楚辞学》2009年第2期。</w:t>
+      </w:r>
+    </w:p>
+    <w:p>
+      <w:pPr>
+        <w:spacing w:before="0" w:after="60"/>
+        <w:ind w:firstLine="0"/>
+      </w:pPr>
+      <w:r>
+        <w:rPr>
+          <w:rFonts w:ascii="宋体" w:hAnsi="宋体" w:eastAsia="宋体"/>
+          <w:b w:val="0"/>
+          <w:sz w:val="24"/>
+        </w:rPr>
+        <w:t>24. 陈维昭：《汉代散乐、百戏与汉代俗乐运动》，《复旦学报（社会科学版）》2009年第5期。</w:t>
+      </w:r>
+    </w:p>
+    <w:p>
+      <w:pPr>
+        <w:spacing w:before="0" w:after="60"/>
+        <w:ind w:firstLine="0"/>
+      </w:pPr>
+      <w:r>
+        <w:rPr>
+          <w:rFonts w:ascii="宋体" w:hAnsi="宋体" w:eastAsia="宋体"/>
+          <w:b w:val="0"/>
+          <w:sz w:val="24"/>
+        </w:rPr>
+        <w:t>25. 周侃、李楠：《唐代乐舞、百戏观演场所考察》，《兰州学刊》2009年第3期。</w:t>
+      </w:r>
+    </w:p>
+    <w:p>
+      <w:pPr>
+        <w:spacing w:before="0" w:after="60"/>
+        <w:ind w:firstLine="0"/>
+      </w:pPr>
+      <w:r>
+        <w:rPr>
+          <w:rFonts w:ascii="宋体" w:hAnsi="宋体" w:eastAsia="宋体"/>
+          <w:b w:val="0"/>
+          <w:sz w:val="24"/>
+        </w:rPr>
+        <w:t>26. 陈军：《中国古代狮子舞的起源及兴衰史》，《农业考古》2009年第6期。</w:t>
+      </w:r>
+    </w:p>
+    <w:p>
+      <w:pPr>
+        <w:spacing w:before="0" w:after="60"/>
+        <w:ind w:firstLine="0"/>
+      </w:pPr>
+      <w:r>
+        <w:rPr>
+          <w:rFonts w:ascii="宋体" w:hAnsi="宋体" w:eastAsia="宋体"/>
+          <w:b w:val="0"/>
+          <w:sz w:val="24"/>
+        </w:rPr>
+        <w:t>27. 丁保玉：《舞狮文化解读》，《山东师范大学学报（人文社会科学版）》2010年第6期。</w:t>
+      </w:r>
+    </w:p>
+    <w:p>
+      <w:pPr>
+        <w:spacing w:before="0" w:after="60"/>
+        <w:ind w:firstLine="0"/>
+      </w:pPr>
+      <w:r>
+        <w:rPr>
+          <w:rFonts w:ascii="宋体" w:hAnsi="宋体" w:eastAsia="宋体"/>
+          <w:b w:val="0"/>
+          <w:sz w:val="24"/>
+        </w:rPr>
+        <w:t>28. 钱志熙：《南北朝隋代散乐与戏剧关系札论》，《文学与文化》2010年。</w:t>
+      </w:r>
+    </w:p>
+    <w:p>
+      <w:pPr>
+        <w:spacing w:before="0" w:after="60"/>
+        <w:ind w:firstLine="0"/>
+      </w:pPr>
+      <w:r>
+        <w:rPr>
+          <w:rFonts w:ascii="宋体" w:hAnsi="宋体" w:eastAsia="宋体"/>
+          <w:b w:val="0"/>
+          <w:sz w:val="24"/>
+        </w:rPr>
+        <w:t>29. 高宁：《从汉唐百戏的发展看其观演场所的演变》，《华中建筑》2010年第9期。</w:t>
+      </w:r>
+    </w:p>
+    <w:p>
+      <w:pPr>
+        <w:spacing w:before="0" w:after="60"/>
+        <w:ind w:firstLine="0"/>
+      </w:pPr>
+      <w:r>
+        <w:rPr>
+          <w:rFonts w:ascii="宋体" w:hAnsi="宋体" w:eastAsia="宋体"/>
+          <w:b w:val="0"/>
+          <w:sz w:val="24"/>
+        </w:rPr>
+        <w:t>30. 于平：《中国杂技艺术的发生、演进、类分与美化》，《艺术百家》2011年。</w:t>
+      </w:r>
+    </w:p>
+    <w:p>
+      <w:pPr>
+        <w:spacing w:before="0" w:after="60"/>
+        <w:ind w:firstLine="0"/>
+      </w:pPr>
+      <w:r>
+        <w:rPr>
+          <w:rFonts w:ascii="宋体" w:hAnsi="宋体" w:eastAsia="宋体"/>
+          <w:b w:val="0"/>
+          <w:sz w:val="24"/>
+        </w:rPr>
+        <w:t>31. 王渭清：《张衡赋作与汉代舞台娱乐文化》，《文史杂辑》2011年。</w:t>
+      </w:r>
+    </w:p>
+    <w:p>
+      <w:pPr>
+        <w:spacing w:before="0" w:after="60"/>
+        <w:ind w:firstLine="0"/>
+      </w:pPr>
+      <w:r>
+        <w:rPr>
+          <w:rFonts w:ascii="宋体" w:hAnsi="宋体" w:eastAsia="宋体"/>
+          <w:b w:val="0"/>
+          <w:sz w:val="24"/>
+        </w:rPr>
+        <w:t>32. 刘茜：《汉画像石中乐舞百戏的功能与意义》，《戏曲艺术》2011年。</w:t>
+      </w:r>
+    </w:p>
+    <w:p>
+      <w:pPr>
+        <w:spacing w:before="0" w:after="60"/>
+        <w:ind w:firstLine="0"/>
+      </w:pPr>
+      <w:r>
+        <w:rPr>
+          <w:rFonts w:ascii="宋体" w:hAnsi="宋体" w:eastAsia="宋体"/>
+          <w:b w:val="0"/>
+          <w:sz w:val="24"/>
+        </w:rPr>
+        <w:t>33. 贾璞、于浩洋：《古代中西交流中的百戏》，《中原文物》2012年。</w:t>
+      </w:r>
+    </w:p>
+    <w:p>
+      <w:pPr>
+        <w:spacing w:before="0" w:after="60"/>
+        <w:ind w:firstLine="0"/>
+      </w:pPr>
+      <w:r>
+        <w:rPr>
+          <w:rFonts w:ascii="宋体" w:hAnsi="宋体" w:eastAsia="宋体"/>
+          <w:b w:val="0"/>
+          <w:sz w:val="24"/>
+        </w:rPr>
+        <w:t>34. 张勇敢：《论散乐与百戏的历史关系》，《洛阳师范学院学报》2012年第6期。</w:t>
+      </w:r>
+    </w:p>
+    <w:p>
+      <w:pPr>
+        <w:spacing w:before="0" w:after="60"/>
+        <w:ind w:firstLine="0"/>
+      </w:pPr>
+      <w:r>
+        <w:rPr>
+          <w:rFonts w:ascii="宋体" w:hAnsi="宋体" w:eastAsia="宋体"/>
+          <w:b w:val="0"/>
+          <w:sz w:val="24"/>
+        </w:rPr>
+        <w:t>35. 郗文倩：《张衡〈西京赋〉"鱼龙曼延"发覆——兼论佛教幻术的东传及其艺术表现》，《文学遗产》2012年第6期。</w:t>
+      </w:r>
+    </w:p>
+    <w:p>
+      <w:pPr>
+        <w:spacing w:before="0" w:after="60"/>
+        <w:ind w:firstLine="0"/>
+      </w:pPr>
+      <w:r>
+        <w:rPr>
+          <w:rFonts w:ascii="宋体" w:hAnsi="宋体" w:eastAsia="宋体"/>
+          <w:b w:val="0"/>
+          <w:sz w:val="24"/>
+        </w:rPr>
+        <w:t>36. 林移刚：《汉族民俗中的"狮子"形象及其内涵》，《艺术百家》2012年。</w:t>
+      </w:r>
+    </w:p>
+    <w:p>
+      <w:pPr>
+        <w:spacing w:before="0" w:after="60"/>
+        <w:ind w:firstLine="0"/>
+      </w:pPr>
+      <w:r>
+        <w:rPr>
+          <w:rFonts w:ascii="宋体" w:hAnsi="宋体" w:eastAsia="宋体"/>
+          <w:b w:val="0"/>
+          <w:sz w:val="24"/>
+        </w:rPr>
+        <w:t>37. 黎国韬：《汉唐百戏管理机构考》，《中华戏曲》第45辑，北京：文化艺术出版社，2012年。</w:t>
+      </w:r>
+    </w:p>
+    <w:p>
+      <w:pPr>
+        <w:spacing w:before="0" w:after="60"/>
+        <w:ind w:firstLine="0"/>
+      </w:pPr>
+      <w:r>
+        <w:rPr>
+          <w:rFonts w:ascii="宋体" w:hAnsi="宋体" w:eastAsia="宋体"/>
+          <w:b w:val="0"/>
+          <w:sz w:val="24"/>
+        </w:rPr>
+        <w:t>38. 泽吉：《西藏乐舞百戏研究与探讨》，《西藏大学学报（社会科学版）》2013年。</w:t>
+      </w:r>
+    </w:p>
+    <w:p>
+      <w:pPr>
+        <w:spacing w:before="0" w:after="60"/>
+        <w:ind w:firstLine="0"/>
+      </w:pPr>
+      <w:r>
+        <w:rPr>
+          <w:rFonts w:ascii="宋体" w:hAnsi="宋体" w:eastAsia="宋体"/>
+          <w:b w:val="0"/>
+          <w:sz w:val="24"/>
+        </w:rPr>
+        <w:t>39. 张玉新：《汉画像乐舞百戏受众情况的考察与分析》，《古籍整理研究学刊》2014年第6期。</w:t>
+      </w:r>
+    </w:p>
+    <w:p>
+      <w:pPr>
+        <w:spacing w:before="0" w:after="60"/>
+        <w:ind w:firstLine="0"/>
+      </w:pPr>
+      <w:r>
+        <w:rPr>
+          <w:rFonts w:ascii="宋体" w:hAnsi="宋体" w:eastAsia="宋体"/>
+          <w:b w:val="0"/>
+          <w:sz w:val="24"/>
+        </w:rPr>
+        <w:t>40. 于海博：《论唐代百戏的界定》，《乐府学》2015年第2期。</w:t>
+      </w:r>
+    </w:p>
+    <w:p>
+      <w:pPr>
+        <w:spacing w:before="0" w:after="60"/>
+        <w:ind w:firstLine="0"/>
+      </w:pPr>
+      <w:r>
+        <w:rPr>
+          <w:rFonts w:ascii="宋体" w:hAnsi="宋体" w:eastAsia="宋体"/>
+          <w:b w:val="0"/>
+          <w:sz w:val="24"/>
+        </w:rPr>
+        <w:t>41. 侯丽俊：《"百戏"在古代社会的历史演变》，《晋中学院学报》2016年。</w:t>
+      </w:r>
+    </w:p>
+    <w:p>
+      <w:pPr>
+        <w:spacing w:before="0" w:after="60"/>
+        <w:ind w:firstLine="0"/>
+      </w:pPr>
+      <w:r>
+        <w:rPr>
+          <w:rFonts w:ascii="宋体" w:hAnsi="宋体" w:eastAsia="宋体"/>
+          <w:b w:val="0"/>
+          <w:sz w:val="24"/>
+        </w:rPr>
+        <w:t>42. 杨名：《唐代宫廷舞马活动考述》，《昌吉学院学报》2016年。</w:t>
+      </w:r>
+    </w:p>
+    <w:p>
+      <w:pPr>
+        <w:spacing w:before="0" w:after="60"/>
+        <w:ind w:firstLine="0"/>
+      </w:pPr>
+      <w:r>
+        <w:rPr>
+          <w:rFonts w:ascii="宋体" w:hAnsi="宋体" w:eastAsia="宋体"/>
+          <w:b w:val="0"/>
+          <w:sz w:val="24"/>
+        </w:rPr>
+        <w:t>43. 黎国韬：《"鱼龙幻化"新考及其戏剧史意义发微》，《文学遗产》2017年第4期。</w:t>
+      </w:r>
+    </w:p>
+    <w:p>
+      <w:pPr>
+        <w:spacing w:before="0" w:after="60"/>
+        <w:ind w:firstLine="0"/>
+      </w:pPr>
+      <w:r>
+        <w:rPr>
+          <w:rFonts w:ascii="宋体" w:hAnsi="宋体" w:eastAsia="宋体"/>
+          <w:b w:val="0"/>
+          <w:sz w:val="24"/>
+        </w:rPr>
+        <w:t>44. 孙玉安：《唐代百戏诗的主题与功能》，《沧州师范学院学报》2017年。</w:t>
+      </w:r>
+    </w:p>
+    <w:p>
+      <w:pPr>
+        <w:spacing w:before="0" w:after="60"/>
+        <w:ind w:firstLine="0"/>
+      </w:pPr>
+      <w:r>
+        <w:rPr>
+          <w:rFonts w:ascii="宋体" w:hAnsi="宋体" w:eastAsia="宋体"/>
+          <w:b w:val="0"/>
+          <w:sz w:val="24"/>
+        </w:rPr>
+        <w:t>45. 尹策：《中古志怪小说与幻术艺术》，《学术交流》2017年第2期。</w:t>
+      </w:r>
+    </w:p>
+    <w:p>
+      <w:pPr>
+        <w:spacing w:before="0" w:after="60"/>
+        <w:ind w:firstLine="0"/>
+      </w:pPr>
+      <w:r>
+        <w:rPr>
+          <w:rFonts w:ascii="宋体" w:hAnsi="宋体" w:eastAsia="宋体"/>
+          <w:b w:val="0"/>
+          <w:sz w:val="24"/>
+        </w:rPr>
+        <w:t>46. 雷君：《从院藏百戏俑看汉唐间"百戏"的发展》，《文物天地》2017年。</w:t>
+      </w:r>
+    </w:p>
+    <w:p>
+      <w:pPr>
+        <w:spacing w:before="0" w:after="60"/>
+        <w:ind w:firstLine="0"/>
+      </w:pPr>
+      <w:r>
+        <w:rPr>
+          <w:rFonts w:ascii="宋体" w:hAnsi="宋体" w:eastAsia="宋体"/>
+          <w:b w:val="0"/>
+          <w:sz w:val="24"/>
+        </w:rPr>
+        <w:t>47. 于海博：《论唐代狮子舞的地域文化差异》，《北京舞蹈学院学报》2018年第1期。</w:t>
+      </w:r>
+    </w:p>
+    <w:p>
+      <w:pPr>
+        <w:spacing w:before="0" w:after="60"/>
+        <w:ind w:firstLine="0"/>
+      </w:pPr>
+      <w:r>
+        <w:rPr>
+          <w:rFonts w:ascii="宋体" w:hAnsi="宋体" w:eastAsia="宋体"/>
+          <w:b w:val="0"/>
+          <w:sz w:val="24"/>
+        </w:rPr>
+        <w:t>48. 黎国韬：《"早期戏剧史料"新探——以隋唐至两宋类书为中心》，《文学遗产》2019年第5期。</w:t>
+      </w:r>
+    </w:p>
+    <w:p>
+      <w:pPr>
+        <w:spacing w:before="0" w:after="60"/>
+        <w:ind w:firstLine="0"/>
+      </w:pPr>
+      <w:r>
+        <w:rPr>
+          <w:rFonts w:ascii="宋体" w:hAnsi="宋体" w:eastAsia="宋体"/>
+          <w:b w:val="0"/>
+          <w:sz w:val="24"/>
+        </w:rPr>
+        <w:t>49. 王子君：《汉画像乐舞百戏的功能研究》，《美与时代（上）》2019年。</w:t>
+      </w:r>
+    </w:p>
+    <w:p>
+      <w:pPr>
+        <w:spacing w:before="0" w:after="60"/>
+        <w:ind w:firstLine="0"/>
+      </w:pPr>
+      <w:r>
+        <w:rPr>
+          <w:rFonts w:ascii="宋体" w:hAnsi="宋体" w:eastAsia="宋体"/>
+          <w:b w:val="0"/>
+          <w:sz w:val="24"/>
+        </w:rPr>
+        <w:t>50. 魏云洁：《中国古代宫廷百戏展演的符号交流功能探究》，《符号与传媒》2021年。</w:t>
+      </w:r>
+    </w:p>
+    <w:p>
+      <w:pPr>
+        <w:spacing w:before="0" w:after="60"/>
+        <w:ind w:firstLine="0"/>
+      </w:pPr>
+      <w:r>
+        <w:rPr>
+          <w:rFonts w:ascii="宋体" w:hAnsi="宋体" w:eastAsia="宋体"/>
+          <w:b w:val="0"/>
+          <w:sz w:val="24"/>
+        </w:rPr>
+        <w:t>51. 马银川：《唐代宫廷游艺赋的"国典"性及对汉大赋的追摹》，《济南大学学报（社会科学版）》2021年。</w:t>
+      </w:r>
+    </w:p>
+    <w:p>
+      <w:pPr>
+        <w:spacing w:before="0" w:after="60"/>
+        <w:ind w:firstLine="0"/>
+      </w:pPr>
+      <w:r>
+        <w:rPr>
+          <w:rFonts w:ascii="宋体" w:hAnsi="宋体" w:eastAsia="宋体"/>
+          <w:b w:val="0"/>
+          <w:sz w:val="24"/>
+        </w:rPr>
+        <w:t>52. 尹策：《"解体还形"幻术之文化意蕴及影响》，《明清小说研究》2021年第2期。</w:t>
+      </w:r>
+    </w:p>
+    <w:p>
+      <w:pPr>
+        <w:spacing w:before="0" w:after="60"/>
+        <w:ind w:firstLine="0"/>
+      </w:pPr>
+      <w:r>
+        <w:rPr>
+          <w:rFonts w:ascii="宋体" w:hAnsi="宋体" w:eastAsia="宋体"/>
+          <w:b w:val="0"/>
+          <w:sz w:val="24"/>
+        </w:rPr>
+        <w:t>53. 赵悦岩：《散乐与百戏关系考》，《艺术评鉴》2022年第15期。</w:t>
+      </w:r>
+    </w:p>
+    <w:p>
+      <w:pPr>
+        <w:spacing w:before="0" w:after="60"/>
+        <w:ind w:firstLine="0"/>
+      </w:pPr>
+      <w:r>
+        <w:rPr>
+          <w:rFonts w:ascii="宋体" w:hAnsi="宋体" w:eastAsia="宋体"/>
+          <w:b w:val="0"/>
+          <w:sz w:val="24"/>
+        </w:rPr>
+        <w:t>54. 宋永祥：《"观戏赋"的文本书写及其价值》，《文学研究》2023年。</w:t>
+      </w:r>
+    </w:p>
+    <w:p>
+      <w:pPr>
+        <w:spacing w:before="0" w:after="60"/>
+        <w:ind w:firstLine="0"/>
+      </w:pPr>
+      <w:r>
+        <w:rPr>
+          <w:rFonts w:ascii="宋体" w:hAnsi="宋体" w:eastAsia="宋体"/>
+          <w:b w:val="0"/>
+          <w:sz w:val="24"/>
+        </w:rPr>
+        <w:t>55. 唐一丹：《论汉代百戏之实与名》，《音乐探索》2024年第1期。</w:t>
+      </w:r>
+    </w:p>
+    <w:p>
+      <w:pPr>
+        <w:spacing w:before="0" w:after="60"/>
+        <w:ind w:firstLine="0"/>
+      </w:pPr>
+      <w:r>
+        <w:rPr>
+          <w:rFonts w:ascii="宋体" w:hAnsi="宋体" w:eastAsia="宋体"/>
+          <w:b w:val="0"/>
+          <w:sz w:val="24"/>
+        </w:rPr>
+        <w:t>56. 董迎春：《文明互鉴视域下汉唐百戏杂技的变异与融通》，《学术探索》2024年。</w:t>
+      </w:r>
+    </w:p>
+    <w:p>
+      <w:pPr>
+        <w:spacing w:before="0" w:after="60"/>
+        <w:ind w:firstLine="0"/>
+      </w:pPr>
+      <w:r>
+        <w:rPr>
+          <w:rFonts w:ascii="宋体" w:hAnsi="宋体" w:eastAsia="宋体"/>
+          <w:b/>
+          <w:sz w:val="28"/>
+        </w:rPr>
+        <w:t>四、学位论文</w:t>
+      </w:r>
+    </w:p>
+    <w:p>
+      <w:pPr>
+        <w:spacing w:before="0" w:after="60"/>
+        <w:ind w:firstLine="0"/>
+      </w:pPr>
+      <w:r>
+        <w:rPr>
+          <w:rFonts w:ascii="宋体" w:hAnsi="宋体" w:eastAsia="宋体"/>
+          <w:b w:val="0"/>
+          <w:sz w:val="24"/>
+        </w:rPr>
+        <w:t>1. 龙坚毅：《汉赋与汉代社会》，厦门大学博士论文，2007年。</w:t>
+      </w:r>
+    </w:p>
+    <w:p>
+      <w:pPr>
+        <w:spacing w:before="0" w:after="60"/>
+        <w:ind w:firstLine="0"/>
+      </w:pPr>
+      <w:r>
+        <w:rPr>
+          <w:rFonts w:ascii="宋体" w:hAnsi="宋体" w:eastAsia="宋体"/>
+          <w:b w:val="0"/>
+          <w:sz w:val="24"/>
+        </w:rPr>
+        <w:t>2. 李吕婷：《魏晋南北朝百戏研究》，武汉音乐学院硕士论文，2007年。</w:t>
+      </w:r>
+    </w:p>
+    <w:p>
+      <w:pPr>
+        <w:spacing w:before="0" w:after="60"/>
+        <w:ind w:firstLine="0"/>
+      </w:pPr>
+      <w:r>
+        <w:rPr>
+          <w:rFonts w:ascii="宋体" w:hAnsi="宋体" w:eastAsia="宋体"/>
+          <w:b w:val="0"/>
+          <w:sz w:val="24"/>
+        </w:rPr>
+        <w:t>3. 徐秋雅：《汉赋中的社会风俗散论》，西南大学硕士论文，2011年。</w:t>
+      </w:r>
+    </w:p>
+    <w:p>
+      <w:pPr>
+        <w:spacing w:before="0" w:after="60"/>
+        <w:ind w:firstLine="0"/>
+      </w:pPr>
+      <w:r>
+        <w:rPr>
+          <w:rFonts w:ascii="宋体" w:hAnsi="宋体" w:eastAsia="宋体"/>
+          <w:b w:val="0"/>
+          <w:sz w:val="24"/>
+        </w:rPr>
+        <w:t>4. 马艺源：《隋代音乐文学研究》，西北大学硕士论文，2011年。</w:t>
+      </w:r>
+    </w:p>
+    <w:p>
+      <w:pPr>
+        <w:spacing w:before="0" w:after="60"/>
+        <w:ind w:firstLine="0"/>
+      </w:pPr>
+      <w:r>
+        <w:rPr>
+          <w:rFonts w:ascii="宋体" w:hAnsi="宋体" w:eastAsia="宋体"/>
+          <w:b w:val="0"/>
+          <w:sz w:val="24"/>
+        </w:rPr>
+        <w:t>5. 杨晓慧：《唐代俗文学研究》，陕西师范大学博士论文，2012年。</w:t>
+      </w:r>
+    </w:p>
+    <w:p>
+      <w:pPr>
+        <w:spacing w:before="0" w:after="60"/>
+        <w:ind w:firstLine="0"/>
+      </w:pPr>
+      <w:r>
+        <w:rPr>
+          <w:rFonts w:ascii="宋体" w:hAnsi="宋体" w:eastAsia="宋体"/>
+          <w:b w:val="0"/>
+          <w:sz w:val="24"/>
+        </w:rPr>
+        <w:t>6. 王赟馨：《唐代游艺与诗歌》，吉林大学博士论文，2012年。</w:t>
+      </w:r>
+    </w:p>
+    <w:p>
+      <w:pPr>
+        <w:spacing w:before="0" w:after="60"/>
+        <w:ind w:firstLine="0"/>
+      </w:pPr>
+      <w:r>
+        <w:rPr>
+          <w:rFonts w:ascii="宋体" w:hAnsi="宋体" w:eastAsia="宋体"/>
+          <w:b w:val="0"/>
+          <w:sz w:val="24"/>
+        </w:rPr>
+        <w:t>7. 赵喜惠：《唐代中外艺术交流研究》，陕西师范大学博士论文，2012年。</w:t>
+      </w:r>
+    </w:p>
+    <w:p>
+      <w:pPr>
+        <w:spacing w:before="0" w:after="60"/>
+        <w:ind w:firstLine="0"/>
+      </w:pPr>
+      <w:r>
+        <w:rPr>
+          <w:rFonts w:ascii="宋体" w:hAnsi="宋体" w:eastAsia="宋体"/>
+          <w:b w:val="0"/>
+          <w:sz w:val="24"/>
+        </w:rPr>
+        <w:t>8. 张爽：《角抵戏研究》，江西师范大学硕士论文，2013年。</w:t>
+      </w:r>
+    </w:p>
+    <w:p>
+      <w:pPr>
+        <w:spacing w:before="0" w:after="60"/>
+        <w:ind w:firstLine="0"/>
+      </w:pPr>
+      <w:r>
+        <w:rPr>
+          <w:rFonts w:ascii="宋体" w:hAnsi="宋体" w:eastAsia="宋体"/>
+          <w:b w:val="0"/>
+          <w:sz w:val="24"/>
+        </w:rPr>
+        <w:t>9. 顾雅男：《汉代乐舞百戏画像石研究》，山西师范大学硕士论文，2013年。</w:t>
+      </w:r>
+    </w:p>
+    <w:p>
+      <w:pPr>
+        <w:spacing w:before="0" w:after="60"/>
+        <w:ind w:firstLine="0"/>
+      </w:pPr>
+      <w:r>
+        <w:rPr>
+          <w:rFonts w:ascii="宋体" w:hAnsi="宋体" w:eastAsia="宋体"/>
+          <w:b w:val="0"/>
+          <w:sz w:val="24"/>
+        </w:rPr>
+        <w:t>10. 孙晓丹：《狮子舞源流研究》，中国艺术研究院硕士论文，2013年。</w:t>
+      </w:r>
+    </w:p>
+    <w:p>
+      <w:pPr>
+        <w:spacing w:before="0" w:after="60"/>
+        <w:ind w:firstLine="0"/>
+      </w:pPr>
+      <w:r>
+        <w:rPr>
+          <w:rFonts w:ascii="宋体" w:hAnsi="宋体" w:eastAsia="宋体"/>
+          <w:b w:val="0"/>
+          <w:sz w:val="24"/>
+        </w:rPr>
+        <w:t>11. 魏玮：《汉赋与汉代风俗》，西北师范大学硕士论文，2013年。</w:t>
+      </w:r>
+    </w:p>
+    <w:p>
+      <w:pPr>
+        <w:spacing w:before="0" w:after="60"/>
+        <w:ind w:firstLine="0"/>
+      </w:pPr>
+      <w:r>
+        <w:rPr>
+          <w:rFonts w:ascii="宋体" w:hAnsi="宋体" w:eastAsia="宋体"/>
+          <w:b w:val="0"/>
+          <w:sz w:val="24"/>
+        </w:rPr>
+        <w:t>12. 李华云：《唐前游艺赋研究》，广西大学硕士论文，2014年。</w:t>
+      </w:r>
+    </w:p>
+    <w:p>
+      <w:pPr>
+        <w:spacing w:before="0" w:after="60"/>
+        <w:ind w:firstLine="0"/>
+      </w:pPr>
+      <w:r>
+        <w:rPr>
+          <w:rFonts w:ascii="宋体" w:hAnsi="宋体" w:eastAsia="宋体"/>
+          <w:b w:val="0"/>
+          <w:sz w:val="24"/>
+        </w:rPr>
+        <w:t>13. 张婷：《唐代游艺赋研究》，江西师范大学硕士论文，2014年。</w:t>
+      </w:r>
+    </w:p>
+    <w:p>
+      <w:pPr>
+        <w:spacing w:before="0" w:after="60"/>
+        <w:ind w:firstLine="0"/>
+      </w:pPr>
+      <w:r>
+        <w:rPr>
+          <w:rFonts w:ascii="宋体" w:hAnsi="宋体" w:eastAsia="宋体"/>
+          <w:b w:val="0"/>
+          <w:sz w:val="24"/>
+        </w:rPr>
+        <w:t>14. 白曙璋：《北魏乐舞百戏形象研究》，山西大学硕士论文，2014年。</w:t>
+      </w:r>
+    </w:p>
+    <w:p>
+      <w:pPr>
+        <w:spacing w:before="0" w:after="60"/>
+        <w:ind w:firstLine="0"/>
+      </w:pPr>
+      <w:r>
+        <w:rPr>
+          <w:rFonts w:ascii="宋体" w:hAnsi="宋体" w:eastAsia="宋体"/>
+          <w:b w:val="0"/>
+          <w:sz w:val="24"/>
+        </w:rPr>
+        <w:t>15. 杨名：《唐代舞蹈诗研究》，南京师范大学博士论文，2014年。</w:t>
+      </w:r>
+    </w:p>
+    <w:p>
+      <w:pPr>
+        <w:spacing w:before="0" w:after="60"/>
+        <w:ind w:firstLine="0"/>
+      </w:pPr>
+      <w:r>
+        <w:rPr>
+          <w:rFonts w:ascii="宋体" w:hAnsi="宋体" w:eastAsia="宋体"/>
+          <w:b w:val="0"/>
+          <w:sz w:val="24"/>
+        </w:rPr>
+        <w:t>16. 胡娅：《汉魏之际文人的游艺风习与文学》，信阳师范学院硕士论文，2016年。</w:t>
+      </w:r>
+    </w:p>
+    <w:p>
+      <w:pPr>
+        <w:spacing w:before="0" w:after="60"/>
+        <w:ind w:firstLine="0"/>
+      </w:pPr>
+      <w:r>
+        <w:rPr>
+          <w:rFonts w:ascii="宋体" w:hAnsi="宋体" w:eastAsia="宋体"/>
+          <w:b w:val="0"/>
+          <w:sz w:val="24"/>
+        </w:rPr>
+        <w:t>17. 郑楠：《西域幻术源流及其对文学叙事的影响》，陕西师范大学硕士论文，2016年。</w:t>
+      </w:r>
+    </w:p>
+    <w:p>
+      <w:pPr>
+        <w:spacing w:before="0" w:after="60"/>
+        <w:ind w:firstLine="0"/>
+      </w:pPr>
+      <w:r>
+        <w:rPr>
+          <w:rFonts w:ascii="宋体" w:hAnsi="宋体" w:eastAsia="宋体"/>
+          <w:b w:val="0"/>
+          <w:sz w:val="24"/>
+        </w:rPr>
+        <w:t>18. 刘畅：《汉代乐舞百戏画像石的地域特征研究》，西安美术学院硕士论文，2018年。</w:t>
+      </w:r>
+    </w:p>
+    <w:p>
+      <w:pPr>
+        <w:spacing w:before="0" w:after="60"/>
+        <w:ind w:firstLine="0"/>
+      </w:pPr>
+      <w:r>
+        <w:rPr>
+          <w:rFonts w:ascii="宋体" w:hAnsi="宋体" w:eastAsia="宋体"/>
+          <w:b w:val="0"/>
+          <w:sz w:val="24"/>
+        </w:rPr>
+        <w:t>19. 李建秀：《唐代游艺赋嬗变研究》，河北师范大学硕士论文，2019年。</w:t>
+      </w:r>
+    </w:p>
+    <w:p>
+      <w:pPr>
+        <w:spacing w:before="0" w:after="60"/>
+        <w:ind w:firstLine="0"/>
+      </w:pPr>
+      <w:r>
+        <w:rPr>
+          <w:rFonts w:ascii="宋体" w:hAnsi="宋体" w:eastAsia="宋体"/>
+          <w:b w:val="0"/>
+          <w:sz w:val="24"/>
+        </w:rPr>
+        <w:t>20. 雷铭：《秦汉禁苑研究》，东北师范大学博士论文，2019年。</w:t>
+      </w:r>
+    </w:p>
+    <w:p>
+      <w:pPr>
+        <w:spacing w:before="0" w:after="60"/>
+        <w:ind w:firstLine="0"/>
+      </w:pPr>
+      <w:r>
+        <w:rPr>
+          <w:rFonts w:ascii="宋体" w:hAnsi="宋体" w:eastAsia="宋体"/>
+          <w:b w:val="0"/>
+          <w:sz w:val="24"/>
+        </w:rPr>
+        <w:t>21. 王子君：《汉画像乐舞百戏图像研究》，江苏师范大学硕士论文，2020年。</w:t>
+      </w:r>
+    </w:p>
+    <w:p>
+      <w:pPr>
+        <w:spacing w:before="0" w:after="60"/>
+        <w:ind w:firstLine="0"/>
+      </w:pPr>
+      <w:r>
+        <w:rPr>
+          <w:rFonts w:ascii="宋体" w:hAnsi="宋体" w:eastAsia="宋体"/>
+          <w:b w:val="0"/>
+          <w:sz w:val="24"/>
+        </w:rPr>
+        <w:t>22. 张裕涵：《唐代百戏演艺研究》，山西师范大学博士论文，2020年。</w:t>
+      </w:r>
+    </w:p>
+    <w:p>
+      <w:pPr>
+        <w:spacing w:before="0" w:after="60"/>
+        <w:ind w:firstLine="0"/>
+      </w:pPr>
+      <w:r>
+        <w:rPr>
+          <w:rFonts w:ascii="宋体" w:hAnsi="宋体" w:eastAsia="宋体"/>
+          <w:b w:val="0"/>
+          <w:sz w:val="24"/>
+        </w:rPr>
+        <w:t>23. 姚依含：《唐宋马术文学文献研究》，西华师范大学硕士论文，2020年。</w:t>
+      </w:r>
+    </w:p>
+    <w:p>
+      <w:pPr>
+        <w:spacing w:before="0" w:after="60"/>
+        <w:ind w:firstLine="0"/>
+      </w:pPr>
+      <w:r>
+        <w:rPr>
+          <w:rFonts w:ascii="宋体" w:hAnsi="宋体" w:eastAsia="宋体"/>
+          <w:b w:val="0"/>
+          <w:sz w:val="24"/>
+        </w:rPr>
+        <w:t>24. 杨帆：《汉代乐舞百戏俑相关问题研究》，西北大学硕士论文，2021年。</w:t>
+      </w:r>
+    </w:p>
+    <w:p>
+      <w:pPr>
+        <w:spacing w:before="0" w:after="60"/>
+        <w:ind w:firstLine="0"/>
+      </w:pPr>
+      <w:r>
+        <w:rPr>
+          <w:rFonts w:ascii="宋体" w:hAnsi="宋体" w:eastAsia="宋体"/>
+          <w:b w:val="0"/>
+          <w:sz w:val="24"/>
+        </w:rPr>
+        <w:t>25. 马程程：《北魏百戏图像与佛教行像研究》，华东师范大学硕士论文，2021年。</w:t>
+      </w:r>
+    </w:p>
+    <w:p>
+      <w:pPr>
+        <w:spacing w:before="0" w:after="60"/>
+        <w:ind w:firstLine="0"/>
+      </w:pPr>
+      <w:r>
+        <w:rPr>
+          <w:rFonts w:ascii="宋体" w:hAnsi="宋体" w:eastAsia="宋体"/>
+          <w:b w:val="0"/>
+          <w:sz w:val="24"/>
+        </w:rPr>
+        <w:t>26. 于汝运：《魏晋文学中的游艺书写研究》，西北师范大学硕士论文，2022年。</w:t>
+      </w:r>
+    </w:p>
+    <w:p>
+      <w:pPr>
+        <w:spacing w:before="0" w:after="60"/>
+        <w:ind w:firstLine="0"/>
+      </w:pPr>
+      <w:r>
+        <w:rPr>
+          <w:rFonts w:ascii="宋体" w:hAnsi="宋体" w:eastAsia="宋体"/>
+          <w:b w:val="0"/>
+          <w:sz w:val="24"/>
+        </w:rPr>
+        <w:t>27. 高学德：《元前艺术赋史论》，山东大学博士论文，2022年。</w:t>
+      </w:r>
+    </w:p>
+    <w:p>
+      <w:pPr>
+        <w:spacing w:before="0" w:after="60"/>
+        <w:ind w:firstLine="0"/>
+      </w:pPr>
+      <w:r>
+        <w:rPr>
+          <w:rFonts w:ascii="宋体" w:hAnsi="宋体" w:eastAsia="宋体"/>
+          <w:b w:val="0"/>
+          <w:sz w:val="24"/>
+        </w:rPr>
+        <w:t>28. 王娜：《汉代画像石乐舞百戏图像研究》，南京艺术学院硕士论文，2022年。</w:t>
       </w:r>
     </w:p>
     <w:sectPr>

--- a/郑璎_《汉唐百戏书写研究》二稿参考文献1_20260225_参考文献_final.docx
+++ b/郑璎_《汉唐百戏书写研究》二稿参考文献1_20260225_参考文献_final.docx
@@ -17,7 +17,7 @@
     </w:p>
     <w:p>
       <w:pPr>
-        <w:spacing w:before="0" w:after="60"/>
+        <w:spacing w:before="0" w:after="0" w:lineRule="exact" w:line="400"/>
         <w:ind w:firstLine="0"/>
       </w:pPr>
       <w:r>
@@ -31,7 +31,7 @@
     </w:p>
     <w:p>
       <w:pPr>
-        <w:spacing w:before="0" w:after="60"/>
+        <w:spacing w:before="0" w:after="0" w:lineRule="exact" w:line="400"/>
         <w:ind w:firstLine="0"/>
       </w:pPr>
       <w:r>
@@ -45,7 +45,7 @@
     </w:p>
     <w:p>
       <w:pPr>
-        <w:spacing w:before="0" w:after="60"/>
+        <w:spacing w:before="0" w:after="0" w:lineRule="exact" w:line="400"/>
         <w:ind w:firstLine="0"/>
       </w:pPr>
       <w:r>
@@ -59,7 +59,7 @@
     </w:p>
     <w:p>
       <w:pPr>
-        <w:spacing w:before="0" w:after="60"/>
+        <w:spacing w:before="0" w:after="0" w:lineRule="exact" w:line="400"/>
         <w:ind w:firstLine="0"/>
       </w:pPr>
       <w:r>
@@ -73,7 +73,7 @@
     </w:p>
     <w:p>
       <w:pPr>
-        <w:spacing w:before="0" w:after="60"/>
+        <w:spacing w:before="0" w:after="0" w:lineRule="exact" w:line="400"/>
         <w:ind w:firstLine="0"/>
       </w:pPr>
       <w:r>
@@ -87,7 +87,7 @@
     </w:p>
     <w:p>
       <w:pPr>
-        <w:spacing w:before="0" w:after="60"/>
+        <w:spacing w:before="0" w:after="0" w:lineRule="exact" w:line="400"/>
         <w:ind w:firstLine="0"/>
       </w:pPr>
       <w:r>
@@ -101,7 +101,7 @@
     </w:p>
     <w:p>
       <w:pPr>
-        <w:spacing w:before="0" w:after="60"/>
+        <w:spacing w:before="0" w:after="0" w:lineRule="exact" w:line="400"/>
         <w:ind w:firstLine="0"/>
       </w:pPr>
       <w:r>
@@ -115,7 +115,7 @@
     </w:p>
     <w:p>
       <w:pPr>
-        <w:spacing w:before="0" w:after="60"/>
+        <w:spacing w:before="0" w:after="0" w:lineRule="exact" w:line="400"/>
         <w:ind w:firstLine="0"/>
       </w:pPr>
       <w:r>
@@ -129,7 +129,7 @@
     </w:p>
     <w:p>
       <w:pPr>
-        <w:spacing w:before="0" w:after="60"/>
+        <w:spacing w:before="0" w:after="0" w:lineRule="exact" w:line="400"/>
         <w:ind w:firstLine="0"/>
       </w:pPr>
       <w:r>
@@ -143,7 +143,7 @@
     </w:p>
     <w:p>
       <w:pPr>
-        <w:spacing w:before="0" w:after="60"/>
+        <w:spacing w:before="0" w:after="0" w:lineRule="exact" w:line="400"/>
         <w:ind w:firstLine="0"/>
       </w:pPr>
       <w:r>
@@ -157,7 +157,7 @@
     </w:p>
     <w:p>
       <w:pPr>
-        <w:spacing w:before="0" w:after="60"/>
+        <w:spacing w:before="0" w:after="0" w:lineRule="exact" w:line="400"/>
         <w:ind w:firstLine="0"/>
       </w:pPr>
       <w:r>
@@ -171,7 +171,7 @@
     </w:p>
     <w:p>
       <w:pPr>
-        <w:spacing w:before="0" w:after="60"/>
+        <w:spacing w:before="0" w:after="0" w:lineRule="exact" w:line="400"/>
         <w:ind w:firstLine="0"/>
       </w:pPr>
       <w:r>
@@ -185,7 +185,7 @@
     </w:p>
     <w:p>
       <w:pPr>
-        <w:spacing w:before="0" w:after="60"/>
+        <w:spacing w:before="0" w:after="0" w:lineRule="exact" w:line="400"/>
         <w:ind w:firstLine="0"/>
       </w:pPr>
       <w:r>
@@ -199,7 +199,7 @@
     </w:p>
     <w:p>
       <w:pPr>
-        <w:spacing w:before="0" w:after="60"/>
+        <w:spacing w:before="0" w:after="0" w:lineRule="exact" w:line="400"/>
         <w:ind w:firstLine="0"/>
       </w:pPr>
       <w:r>
@@ -213,7 +213,7 @@
     </w:p>
     <w:p>
       <w:pPr>
-        <w:spacing w:before="0" w:after="60"/>
+        <w:spacing w:before="0" w:after="0" w:lineRule="exact" w:line="400"/>
         <w:ind w:firstLine="0"/>
       </w:pPr>
       <w:r>
@@ -227,7 +227,7 @@
     </w:p>
     <w:p>
       <w:pPr>
-        <w:spacing w:before="0" w:after="60"/>
+        <w:spacing w:before="0" w:after="0" w:lineRule="exact" w:line="400"/>
         <w:ind w:firstLine="0"/>
       </w:pPr>
       <w:r>
@@ -241,7 +241,7 @@
     </w:p>
     <w:p>
       <w:pPr>
-        <w:spacing w:before="0" w:after="60"/>
+        <w:spacing w:before="0" w:after="0" w:lineRule="exact" w:line="400"/>
         <w:ind w:firstLine="0"/>
       </w:pPr>
       <w:r>
@@ -255,7 +255,7 @@
     </w:p>
     <w:p>
       <w:pPr>
-        <w:spacing w:before="0" w:after="60"/>
+        <w:spacing w:before="0" w:after="0" w:lineRule="exact" w:line="400"/>
         <w:ind w:firstLine="0"/>
       </w:pPr>
       <w:r>
@@ -269,7 +269,7 @@
     </w:p>
     <w:p>
       <w:pPr>
-        <w:spacing w:before="0" w:after="60"/>
+        <w:spacing w:before="0" w:after="0" w:lineRule="exact" w:line="400"/>
         <w:ind w:firstLine="0"/>
       </w:pPr>
       <w:r>
@@ -283,7 +283,7 @@
     </w:p>
     <w:p>
       <w:pPr>
-        <w:spacing w:before="0" w:after="60"/>
+        <w:spacing w:before="0" w:after="0" w:lineRule="exact" w:line="400"/>
         <w:ind w:firstLine="0"/>
       </w:pPr>
       <w:r>
@@ -297,7 +297,7 @@
     </w:p>
     <w:p>
       <w:pPr>
-        <w:spacing w:before="0" w:after="60"/>
+        <w:spacing w:before="0" w:after="0" w:lineRule="exact" w:line="400"/>
         <w:ind w:firstLine="0"/>
       </w:pPr>
       <w:r>
@@ -311,7 +311,7 @@
     </w:p>
     <w:p>
       <w:pPr>
-        <w:spacing w:before="0" w:after="60"/>
+        <w:spacing w:before="0" w:after="0" w:lineRule="exact" w:line="400"/>
         <w:ind w:firstLine="0"/>
       </w:pPr>
       <w:r>
@@ -325,7 +325,7 @@
     </w:p>
     <w:p>
       <w:pPr>
-        <w:spacing w:before="0" w:after="60"/>
+        <w:spacing w:before="0" w:after="0" w:lineRule="exact" w:line="400"/>
         <w:ind w:firstLine="0"/>
       </w:pPr>
       <w:r>
@@ -339,7 +339,7 @@
     </w:p>
     <w:p>
       <w:pPr>
-        <w:spacing w:before="0" w:after="60"/>
+        <w:spacing w:before="0" w:after="0" w:lineRule="exact" w:line="400"/>
         <w:ind w:firstLine="0"/>
       </w:pPr>
       <w:r>
@@ -353,7 +353,7 @@
     </w:p>
     <w:p>
       <w:pPr>
-        <w:spacing w:before="0" w:after="60"/>
+        <w:spacing w:before="0" w:after="0" w:lineRule="exact" w:line="400"/>
         <w:ind w:firstLine="0"/>
       </w:pPr>
       <w:r>
@@ -367,7 +367,7 @@
     </w:p>
     <w:p>
       <w:pPr>
-        <w:spacing w:before="0" w:after="60"/>
+        <w:spacing w:before="0" w:after="0" w:lineRule="exact" w:line="400"/>
         <w:ind w:firstLine="0"/>
       </w:pPr>
       <w:r>
@@ -381,7 +381,7 @@
     </w:p>
     <w:p>
       <w:pPr>
-        <w:spacing w:before="0" w:after="60"/>
+        <w:spacing w:before="0" w:after="0" w:lineRule="exact" w:line="400"/>
         <w:ind w:firstLine="0"/>
       </w:pPr>
       <w:r>
@@ -395,7 +395,7 @@
     </w:p>
     <w:p>
       <w:pPr>
-        <w:spacing w:before="0" w:after="60"/>
+        <w:spacing w:before="0" w:after="0" w:lineRule="exact" w:line="400"/>
         <w:ind w:firstLine="0"/>
       </w:pPr>
       <w:r>
@@ -409,7 +409,7 @@
     </w:p>
     <w:p>
       <w:pPr>
-        <w:spacing w:before="0" w:after="60"/>
+        <w:spacing w:before="0" w:after="0" w:lineRule="exact" w:line="400"/>
         <w:ind w:firstLine="0"/>
       </w:pPr>
       <w:r>
@@ -423,7 +423,7 @@
     </w:p>
     <w:p>
       <w:pPr>
-        <w:spacing w:before="0" w:after="60"/>
+        <w:spacing w:before="0" w:after="0" w:lineRule="exact" w:line="400"/>
         <w:ind w:firstLine="0"/>
       </w:pPr>
       <w:r>
@@ -437,7 +437,7 @@
     </w:p>
     <w:p>
       <w:pPr>
-        <w:spacing w:before="0" w:after="60"/>
+        <w:spacing w:before="0" w:after="0" w:lineRule="exact" w:line="400"/>
         <w:ind w:firstLine="0"/>
       </w:pPr>
       <w:r>
@@ -451,7 +451,7 @@
     </w:p>
     <w:p>
       <w:pPr>
-        <w:spacing w:before="0" w:after="60"/>
+        <w:spacing w:before="0" w:after="0" w:lineRule="exact" w:line="400"/>
         <w:ind w:firstLine="0"/>
       </w:pPr>
       <w:r>
@@ -465,7 +465,7 @@
     </w:p>
     <w:p>
       <w:pPr>
-        <w:spacing w:before="0" w:after="60"/>
+        <w:spacing w:before="0" w:after="0" w:lineRule="exact" w:line="400"/>
         <w:ind w:firstLine="0"/>
       </w:pPr>
       <w:r>
@@ -479,7 +479,7 @@
     </w:p>
     <w:p>
       <w:pPr>
-        <w:spacing w:before="0" w:after="60"/>
+        <w:spacing w:before="0" w:after="0" w:lineRule="exact" w:line="400"/>
         <w:ind w:firstLine="0"/>
       </w:pPr>
       <w:r>
@@ -493,7 +493,7 @@
     </w:p>
     <w:p>
       <w:pPr>
-        <w:spacing w:before="0" w:after="60"/>
+        <w:spacing w:before="0" w:after="0" w:lineRule="exact" w:line="400"/>
         <w:ind w:firstLine="0"/>
       </w:pPr>
       <w:r>
@@ -507,7 +507,7 @@
     </w:p>
     <w:p>
       <w:pPr>
-        <w:spacing w:before="0" w:after="60"/>
+        <w:spacing w:before="0" w:after="0" w:lineRule="exact" w:line="400"/>
         <w:ind w:firstLine="0"/>
       </w:pPr>
       <w:r>
@@ -521,7 +521,7 @@
     </w:p>
     <w:p>
       <w:pPr>
-        <w:spacing w:before="0" w:after="60"/>
+        <w:spacing w:before="0" w:after="0" w:lineRule="exact" w:line="400"/>
         <w:ind w:firstLine="0"/>
       </w:pPr>
       <w:r>
@@ -535,7 +535,7 @@
     </w:p>
     <w:p>
       <w:pPr>
-        <w:spacing w:before="0" w:after="60"/>
+        <w:spacing w:before="0" w:after="0" w:lineRule="exact" w:line="400"/>
         <w:ind w:firstLine="0"/>
       </w:pPr>
       <w:r>
@@ -549,7 +549,7 @@
     </w:p>
     <w:p>
       <w:pPr>
-        <w:spacing w:before="0" w:after="60"/>
+        <w:spacing w:before="0" w:after="0" w:lineRule="exact" w:line="400"/>
         <w:ind w:firstLine="0"/>
       </w:pPr>
       <w:r>
@@ -563,7 +563,7 @@
     </w:p>
     <w:p>
       <w:pPr>
-        <w:spacing w:before="0" w:after="60"/>
+        <w:spacing w:before="0" w:after="0" w:lineRule="exact" w:line="400"/>
         <w:ind w:firstLine="0"/>
       </w:pPr>
       <w:r>
@@ -577,7 +577,7 @@
     </w:p>
     <w:p>
       <w:pPr>
-        <w:spacing w:before="0" w:after="60"/>
+        <w:spacing w:before="0" w:after="0" w:lineRule="exact" w:line="400"/>
         <w:ind w:firstLine="0"/>
       </w:pPr>
       <w:r>
@@ -591,7 +591,7 @@
     </w:p>
     <w:p>
       <w:pPr>
-        <w:spacing w:before="0" w:after="60"/>
+        <w:spacing w:before="0" w:after="0" w:lineRule="exact" w:line="400"/>
         <w:ind w:firstLine="0"/>
       </w:pPr>
       <w:r>
@@ -605,7 +605,7 @@
     </w:p>
     <w:p>
       <w:pPr>
-        <w:spacing w:before="0" w:after="60"/>
+        <w:spacing w:before="0" w:after="0" w:lineRule="exact" w:line="400"/>
         <w:ind w:firstLine="0"/>
       </w:pPr>
       <w:r>
@@ -619,7 +619,7 @@
     </w:p>
     <w:p>
       <w:pPr>
-        <w:spacing w:before="0" w:after="60"/>
+        <w:spacing w:before="0" w:after="0" w:lineRule="exact" w:line="400"/>
         <w:ind w:firstLine="0"/>
       </w:pPr>
       <w:r>
@@ -633,7 +633,7 @@
     </w:p>
     <w:p>
       <w:pPr>
-        <w:spacing w:before="0" w:after="60"/>
+        <w:spacing w:before="0" w:after="0" w:lineRule="exact" w:line="400"/>
         <w:ind w:firstLine="0"/>
       </w:pPr>
       <w:r>
@@ -647,7 +647,7 @@
     </w:p>
     <w:p>
       <w:pPr>
-        <w:spacing w:before="0" w:after="60"/>
+        <w:spacing w:before="0" w:after="0" w:lineRule="exact" w:line="400"/>
         <w:ind w:firstLine="0"/>
       </w:pPr>
       <w:r>
@@ -661,7 +661,7 @@
     </w:p>
     <w:p>
       <w:pPr>
-        <w:spacing w:before="0" w:after="60"/>
+        <w:spacing w:before="0" w:after="0" w:lineRule="exact" w:line="400"/>
         <w:ind w:firstLine="0"/>
       </w:pPr>
       <w:r>
@@ -675,7 +675,7 @@
     </w:p>
     <w:p>
       <w:pPr>
-        <w:spacing w:before="0" w:after="60"/>
+        <w:spacing w:before="0" w:after="0" w:lineRule="exact" w:line="400"/>
         <w:ind w:firstLine="0"/>
       </w:pPr>
       <w:r>
@@ -689,7 +689,7 @@
     </w:p>
     <w:p>
       <w:pPr>
-        <w:spacing w:before="0" w:after="60"/>
+        <w:spacing w:before="0" w:after="0" w:lineRule="exact" w:line="400"/>
         <w:ind w:firstLine="0"/>
       </w:pPr>
       <w:r>
@@ -703,7 +703,7 @@
     </w:p>
     <w:p>
       <w:pPr>
-        <w:spacing w:before="0" w:after="60"/>
+        <w:spacing w:before="0" w:after="0" w:lineRule="exact" w:line="400"/>
         <w:ind w:firstLine="0"/>
       </w:pPr>
       <w:r>
@@ -717,7 +717,7 @@
     </w:p>
     <w:p>
       <w:pPr>
-        <w:spacing w:before="0" w:after="60"/>
+        <w:spacing w:before="0" w:after="0" w:lineRule="exact" w:line="400"/>
         <w:ind w:firstLine="0"/>
       </w:pPr>
       <w:r>
@@ -731,7 +731,7 @@
     </w:p>
     <w:p>
       <w:pPr>
-        <w:spacing w:before="0" w:after="60"/>
+        <w:spacing w:before="0" w:after="0" w:lineRule="exact" w:line="400"/>
         <w:ind w:firstLine="0"/>
       </w:pPr>
       <w:r>
@@ -745,7 +745,7 @@
     </w:p>
     <w:p>
       <w:pPr>
-        <w:spacing w:before="0" w:after="60"/>
+        <w:spacing w:before="0" w:after="0" w:lineRule="exact" w:line="400"/>
         <w:ind w:firstLine="0"/>
       </w:pPr>
       <w:r>
@@ -759,7 +759,7 @@
     </w:p>
     <w:p>
       <w:pPr>
-        <w:spacing w:before="0" w:after="60"/>
+        <w:spacing w:before="0" w:after="0" w:lineRule="exact" w:line="400"/>
         <w:ind w:firstLine="0"/>
       </w:pPr>
       <w:r>
@@ -773,7 +773,7 @@
     </w:p>
     <w:p>
       <w:pPr>
-        <w:spacing w:before="0" w:after="60"/>
+        <w:spacing w:before="0" w:after="0" w:lineRule="exact" w:line="400"/>
         <w:ind w:firstLine="0"/>
       </w:pPr>
       <w:r>
@@ -787,7 +787,7 @@
     </w:p>
     <w:p>
       <w:pPr>
-        <w:spacing w:before="0" w:after="60"/>
+        <w:spacing w:before="0" w:after="0" w:lineRule="exact" w:line="400"/>
         <w:ind w:firstLine="0"/>
       </w:pPr>
       <w:r>
@@ -801,7 +801,7 @@
     </w:p>
     <w:p>
       <w:pPr>
-        <w:spacing w:before="0" w:after="60"/>
+        <w:spacing w:before="0" w:after="0" w:lineRule="exact" w:line="400"/>
         <w:ind w:firstLine="0"/>
       </w:pPr>
       <w:r>
@@ -815,7 +815,7 @@
     </w:p>
     <w:p>
       <w:pPr>
-        <w:spacing w:before="0" w:after="60"/>
+        <w:spacing w:before="0" w:after="0" w:lineRule="exact" w:line="400"/>
         <w:ind w:firstLine="0"/>
       </w:pPr>
       <w:r>
@@ -829,7 +829,7 @@
     </w:p>
     <w:p>
       <w:pPr>
-        <w:spacing w:before="0" w:after="60"/>
+        <w:spacing w:before="0" w:after="0" w:lineRule="exact" w:line="400"/>
         <w:ind w:firstLine="0"/>
       </w:pPr>
       <w:r>
@@ -843,7 +843,7 @@
     </w:p>
     <w:p>
       <w:pPr>
-        <w:spacing w:before="0" w:after="60"/>
+        <w:spacing w:before="0" w:after="0" w:lineRule="exact" w:line="400"/>
         <w:ind w:firstLine="0"/>
       </w:pPr>
       <w:r>
@@ -857,7 +857,7 @@
     </w:p>
     <w:p>
       <w:pPr>
-        <w:spacing w:before="0" w:after="60"/>
+        <w:spacing w:before="0" w:after="0" w:lineRule="exact" w:line="400"/>
         <w:ind w:firstLine="0"/>
       </w:pPr>
       <w:r>
@@ -871,7 +871,7 @@
     </w:p>
     <w:p>
       <w:pPr>
-        <w:spacing w:before="0" w:after="60"/>
+        <w:spacing w:before="0" w:after="0" w:lineRule="exact" w:line="400"/>
         <w:ind w:firstLine="0"/>
       </w:pPr>
       <w:r>
@@ -885,7 +885,7 @@
     </w:p>
     <w:p>
       <w:pPr>
-        <w:spacing w:before="0" w:after="60"/>
+        <w:spacing w:before="0" w:after="0" w:lineRule="exact" w:line="400"/>
         <w:ind w:firstLine="0"/>
       </w:pPr>
       <w:r>
@@ -899,7 +899,7 @@
     </w:p>
     <w:p>
       <w:pPr>
-        <w:spacing w:before="0" w:after="60"/>
+        <w:spacing w:before="0" w:after="0" w:lineRule="exact" w:line="400"/>
         <w:ind w:firstLine="0"/>
       </w:pPr>
       <w:r>
@@ -913,7 +913,7 @@
     </w:p>
     <w:p>
       <w:pPr>
-        <w:spacing w:before="0" w:after="60"/>
+        <w:spacing w:before="0" w:after="0" w:lineRule="exact" w:line="400"/>
         <w:ind w:firstLine="0"/>
       </w:pPr>
       <w:r>
@@ -927,7 +927,7 @@
     </w:p>
     <w:p>
       <w:pPr>
-        <w:spacing w:before="0" w:after="60"/>
+        <w:spacing w:before="0" w:after="0" w:lineRule="exact" w:line="400"/>
         <w:ind w:firstLine="0"/>
       </w:pPr>
       <w:r>
@@ -941,7 +941,7 @@
     </w:p>
     <w:p>
       <w:pPr>
-        <w:spacing w:before="0" w:after="60"/>
+        <w:spacing w:before="0" w:after="0" w:lineRule="exact" w:line="400"/>
         <w:ind w:firstLine="0"/>
       </w:pPr>
       <w:r>
@@ -955,7 +955,7 @@
     </w:p>
     <w:p>
       <w:pPr>
-        <w:spacing w:before="0" w:after="60"/>
+        <w:spacing w:before="0" w:after="0" w:lineRule="exact" w:line="400"/>
         <w:ind w:firstLine="0"/>
       </w:pPr>
       <w:r>
@@ -969,7 +969,7 @@
     </w:p>
     <w:p>
       <w:pPr>
-        <w:spacing w:before="0" w:after="60"/>
+        <w:spacing w:before="0" w:after="0" w:lineRule="exact" w:line="400"/>
         <w:ind w:firstLine="0"/>
       </w:pPr>
       <w:r>
@@ -983,7 +983,7 @@
     </w:p>
     <w:p>
       <w:pPr>
-        <w:spacing w:before="0" w:after="60"/>
+        <w:spacing w:before="0" w:after="0" w:lineRule="exact" w:line="400"/>
         <w:ind w:firstLine="0"/>
       </w:pPr>
       <w:r>
@@ -997,7 +997,7 @@
     </w:p>
     <w:p>
       <w:pPr>
-        <w:spacing w:before="0" w:after="60"/>
+        <w:spacing w:before="0" w:after="0" w:lineRule="exact" w:line="400"/>
         <w:ind w:firstLine="0"/>
       </w:pPr>
       <w:r>
@@ -1011,7 +1011,7 @@
     </w:p>
     <w:p>
       <w:pPr>
-        <w:spacing w:before="0" w:after="60"/>
+        <w:spacing w:before="0" w:after="0" w:lineRule="exact" w:line="400"/>
         <w:ind w:firstLine="0"/>
       </w:pPr>
       <w:r>
@@ -1025,7 +1025,7 @@
     </w:p>
     <w:p>
       <w:pPr>
-        <w:spacing w:before="0" w:after="60"/>
+        <w:spacing w:before="0" w:after="0" w:lineRule="exact" w:line="400"/>
         <w:ind w:firstLine="0"/>
       </w:pPr>
       <w:r>
@@ -1039,7 +1039,7 @@
     </w:p>
     <w:p>
       <w:pPr>
-        <w:spacing w:before="0" w:after="60"/>
+        <w:spacing w:before="0" w:after="0" w:lineRule="exact" w:line="400"/>
         <w:ind w:firstLine="0"/>
       </w:pPr>
       <w:r>
@@ -1053,7 +1053,7 @@
     </w:p>
     <w:p>
       <w:pPr>
-        <w:spacing w:before="0" w:after="60"/>
+        <w:spacing w:before="0" w:after="0" w:lineRule="exact" w:line="400"/>
         <w:ind w:firstLine="0"/>
       </w:pPr>
       <w:r>
@@ -1067,7 +1067,7 @@
     </w:p>
     <w:p>
       <w:pPr>
-        <w:spacing w:before="0" w:after="60"/>
+        <w:spacing w:before="0" w:after="0" w:lineRule="exact" w:line="400"/>
         <w:ind w:firstLine="0"/>
       </w:pPr>
       <w:r>
@@ -1081,7 +1081,7 @@
     </w:p>
     <w:p>
       <w:pPr>
-        <w:spacing w:before="0" w:after="60"/>
+        <w:spacing w:before="0" w:after="0" w:lineRule="exact" w:line="400"/>
         <w:ind w:firstLine="0"/>
       </w:pPr>
       <w:r>
@@ -1095,7 +1095,7 @@
     </w:p>
     <w:p>
       <w:pPr>
-        <w:spacing w:before="0" w:after="60"/>
+        <w:spacing w:before="0" w:after="0" w:lineRule="exact" w:line="400"/>
         <w:ind w:firstLine="0"/>
       </w:pPr>
       <w:r>
@@ -1109,7 +1109,7 @@
     </w:p>
     <w:p>
       <w:pPr>
-        <w:spacing w:before="0" w:after="60"/>
+        <w:spacing w:before="0" w:after="0" w:lineRule="exact" w:line="400"/>
         <w:ind w:firstLine="0"/>
       </w:pPr>
       <w:r>
@@ -1123,7 +1123,7 @@
     </w:p>
     <w:p>
       <w:pPr>
-        <w:spacing w:before="0" w:after="60"/>
+        <w:spacing w:before="0" w:after="0" w:lineRule="exact" w:line="400"/>
         <w:ind w:firstLine="0"/>
       </w:pPr>
       <w:r>
@@ -1137,7 +1137,7 @@
     </w:p>
     <w:p>
       <w:pPr>
-        <w:spacing w:before="0" w:after="60"/>
+        <w:spacing w:before="0" w:after="0" w:lineRule="exact" w:line="400"/>
         <w:ind w:firstLine="0"/>
       </w:pPr>
       <w:r>
@@ -1151,7 +1151,7 @@
     </w:p>
     <w:p>
       <w:pPr>
-        <w:spacing w:before="0" w:after="60"/>
+        <w:spacing w:before="0" w:after="0" w:lineRule="exact" w:line="400"/>
         <w:ind w:firstLine="0"/>
       </w:pPr>
       <w:r>
@@ -1165,7 +1165,7 @@
     </w:p>
     <w:p>
       <w:pPr>
-        <w:spacing w:before="0" w:after="60"/>
+        <w:spacing w:before="0" w:after="0" w:lineRule="exact" w:line="400"/>
         <w:ind w:firstLine="0"/>
       </w:pPr>
       <w:r>
@@ -1179,7 +1179,7 @@
     </w:p>
     <w:p>
       <w:pPr>
-        <w:spacing w:before="0" w:after="60"/>
+        <w:spacing w:before="0" w:after="0" w:lineRule="exact" w:line="400"/>
         <w:ind w:firstLine="0"/>
       </w:pPr>
       <w:r>
@@ -1193,7 +1193,7 @@
     </w:p>
     <w:p>
       <w:pPr>
-        <w:spacing w:before="0" w:after="60"/>
+        <w:spacing w:before="0" w:after="0" w:lineRule="exact" w:line="400"/>
         <w:ind w:firstLine="0"/>
       </w:pPr>
       <w:r>
@@ -1207,7 +1207,7 @@
     </w:p>
     <w:p>
       <w:pPr>
-        <w:spacing w:before="0" w:after="60"/>
+        <w:spacing w:before="0" w:after="0" w:lineRule="exact" w:line="400"/>
         <w:ind w:firstLine="0"/>
       </w:pPr>
       <w:r>
@@ -1221,7 +1221,7 @@
     </w:p>
     <w:p>
       <w:pPr>
-        <w:spacing w:before="0" w:after="60"/>
+        <w:spacing w:before="0" w:after="0" w:lineRule="exact" w:line="400"/>
         <w:ind w:firstLine="0"/>
       </w:pPr>
       <w:r>
@@ -1235,7 +1235,7 @@
     </w:p>
     <w:p>
       <w:pPr>
-        <w:spacing w:before="0" w:after="60"/>
+        <w:spacing w:before="0" w:after="0" w:lineRule="exact" w:line="400"/>
         <w:ind w:firstLine="0"/>
       </w:pPr>
       <w:r>
@@ -1249,7 +1249,7 @@
     </w:p>
     <w:p>
       <w:pPr>
-        <w:spacing w:before="0" w:after="60"/>
+        <w:spacing w:before="0" w:after="0" w:lineRule="exact" w:line="400"/>
         <w:ind w:firstLine="0"/>
       </w:pPr>
       <w:r>
@@ -1263,7 +1263,7 @@
     </w:p>
     <w:p>
       <w:pPr>
-        <w:spacing w:before="0" w:after="60"/>
+        <w:spacing w:before="0" w:after="0" w:lineRule="exact" w:line="400"/>
         <w:ind w:firstLine="0"/>
       </w:pPr>
       <w:r>
@@ -1277,7 +1277,7 @@
     </w:p>
     <w:p>
       <w:pPr>
-        <w:spacing w:before="0" w:after="60"/>
+        <w:spacing w:before="0" w:after="0" w:lineRule="exact" w:line="400"/>
         <w:ind w:firstLine="0"/>
       </w:pPr>
       <w:r>
@@ -1291,7 +1291,7 @@
     </w:p>
     <w:p>
       <w:pPr>
-        <w:spacing w:before="0" w:after="60"/>
+        <w:spacing w:before="0" w:after="0" w:lineRule="exact" w:line="400"/>
         <w:ind w:firstLine="0"/>
       </w:pPr>
       <w:r>
@@ -1305,7 +1305,7 @@
     </w:p>
     <w:p>
       <w:pPr>
-        <w:spacing w:before="0" w:after="60"/>
+        <w:spacing w:before="0" w:after="0" w:lineRule="exact" w:line="400"/>
         <w:ind w:firstLine="0"/>
       </w:pPr>
       <w:r>
@@ -1319,7 +1319,7 @@
     </w:p>
     <w:p>
       <w:pPr>
-        <w:spacing w:before="0" w:after="60"/>
+        <w:spacing w:before="0" w:after="0" w:lineRule="exact" w:line="400"/>
         <w:ind w:firstLine="0"/>
       </w:pPr>
       <w:r>
@@ -1333,7 +1333,7 @@
     </w:p>
     <w:p>
       <w:pPr>
-        <w:spacing w:before="0" w:after="60"/>
+        <w:spacing w:before="0" w:after="0" w:lineRule="exact" w:line="400"/>
         <w:ind w:firstLine="0"/>
       </w:pPr>
       <w:r>
@@ -1347,7 +1347,7 @@
     </w:p>
     <w:p>
       <w:pPr>
-        <w:spacing w:before="0" w:after="60"/>
+        <w:spacing w:before="0" w:after="0" w:lineRule="exact" w:line="400"/>
         <w:ind w:firstLine="0"/>
       </w:pPr>
       <w:r>
@@ -1361,7 +1361,7 @@
     </w:p>
     <w:p>
       <w:pPr>
-        <w:spacing w:before="0" w:after="60"/>
+        <w:spacing w:before="0" w:after="0" w:lineRule="exact" w:line="400"/>
         <w:ind w:firstLine="0"/>
       </w:pPr>
       <w:r>
@@ -1370,12 +1370,12 @@
           <w:b w:val="0"/>
           <w:sz w:val="24"/>
         </w:rPr>
-        <w:t>18. 蔡鸿生：《唐代九姓胡与突厥文化》，北京：中华书局，1998年。</w:t>
+        <w:t>18. 林梅村：《汉唐西域与中国文明》，北京：文物出版社，1998年。</w:t>
       </w:r>
     </w:p>
     <w:p>
       <w:pPr>
-        <w:spacing w:before="0" w:after="60"/>
+        <w:spacing w:before="0" w:after="0" w:lineRule="exact" w:line="400"/>
         <w:ind w:firstLine="0"/>
       </w:pPr>
       <w:r>
@@ -1384,12 +1384,12 @@
           <w:b w:val="0"/>
           <w:sz w:val="24"/>
         </w:rPr>
-        <w:t>19. 胡大雷：《中古文学集团》，桂林：广西师范大学出版社，1996年。</w:t>
+        <w:t>19. 蔡鸿生：《唐代九姓胡与突厥文化》，北京：中华书局，1998年。</w:t>
       </w:r>
     </w:p>
     <w:p>
       <w:pPr>
-        <w:spacing w:before="0" w:after="60"/>
+        <w:spacing w:before="0" w:after="0" w:lineRule="exact" w:line="400"/>
         <w:ind w:firstLine="0"/>
       </w:pPr>
       <w:r>
@@ -1398,12 +1398,12 @@
           <w:b w:val="0"/>
           <w:sz w:val="24"/>
         </w:rPr>
-        <w:t>20. 刘荫柏：《中国古代杂技》，北京：商务印书馆，1997年。</w:t>
+        <w:t>20. 胡大雷：《中古文学集团》，桂林：广西师范大学出版社，1996年。</w:t>
       </w:r>
     </w:p>
     <w:p>
       <w:pPr>
-        <w:spacing w:before="0" w:after="60"/>
+        <w:spacing w:before="0" w:after="0" w:lineRule="exact" w:line="400"/>
         <w:ind w:firstLine="0"/>
       </w:pPr>
       <w:r>
@@ -1412,12 +1412,12 @@
           <w:b w:val="0"/>
           <w:sz w:val="24"/>
         </w:rPr>
-        <w:t>21. 萧放：《〈荆楚岁时记〉研究：兼论传统中国民众生活的岁时观念》，北京：北京师范大学出版社，2000年。</w:t>
+        <w:t>21. 刘荫柏：《中国古代杂技》，北京：商务印书馆，1997年。</w:t>
       </w:r>
     </w:p>
     <w:p>
       <w:pPr>
-        <w:spacing w:before="0" w:after="60"/>
+        <w:spacing w:before="0" w:after="0" w:lineRule="exact" w:line="400"/>
         <w:ind w:firstLine="0"/>
       </w:pPr>
       <w:r>
@@ -1426,12 +1426,12 @@
           <w:b w:val="0"/>
           <w:sz w:val="24"/>
         </w:rPr>
-        <w:t>22. 李荣有：《汉画像的音乐学研究》，北京：京华出版社，2001年。</w:t>
+        <w:t>22. 萧放：《〈荆楚岁时记〉研究：兼论传统中国民众生活的岁时观念》，北京：北京师范大学出版社，2000年。</w:t>
       </w:r>
     </w:p>
     <w:p>
       <w:pPr>
-        <w:spacing w:before="0" w:after="60"/>
+        <w:spacing w:before="0" w:after="0" w:lineRule="exact" w:line="400"/>
         <w:ind w:firstLine="0"/>
       </w:pPr>
       <w:r>
@@ -1440,12 +1440,12 @@
           <w:b w:val="0"/>
           <w:sz w:val="24"/>
         </w:rPr>
-        <w:t>23. 吉成名：《中国崇龙习俗研究》，天津：天津古籍出版社，2002年。</w:t>
+        <w:t>23. 李荣有：《汉画像的音乐学研究》，北京：京华出版社，2001年。</w:t>
       </w:r>
     </w:p>
     <w:p>
       <w:pPr>
-        <w:spacing w:before="0" w:after="60"/>
+        <w:spacing w:before="0" w:after="0" w:lineRule="exact" w:line="400"/>
         <w:ind w:firstLine="0"/>
       </w:pPr>
       <w:r>
@@ -1454,12 +1454,12 @@
           <w:b w:val="0"/>
           <w:sz w:val="24"/>
         </w:rPr>
-        <w:t>24. 傅起凤、傅腾龙：《中国杂技史》，上海：上海人民出版社，2004年。</w:t>
+        <w:t>24. 吉成名：《中国崇龙习俗研究》，天津：天津古籍出版社，2002年。</w:t>
       </w:r>
     </w:p>
     <w:p>
       <w:pPr>
-        <w:spacing w:before="0" w:after="60"/>
+        <w:spacing w:before="0" w:after="0" w:lineRule="exact" w:line="400"/>
         <w:ind w:firstLine="0"/>
       </w:pPr>
       <w:r>
@@ -1468,12 +1468,12 @@
           <w:b w:val="0"/>
           <w:sz w:val="24"/>
         </w:rPr>
-        <w:t>25. 罗平：《杂戏》，石家庄：花山文艺出版社，2005年。</w:t>
+        <w:t>25. 傅起凤、傅腾龙：《中国杂技史》，上海：上海人民出版社，2004年。</w:t>
       </w:r>
     </w:p>
     <w:p>
       <w:pPr>
-        <w:spacing w:before="0" w:after="60"/>
+        <w:spacing w:before="0" w:after="0" w:lineRule="exact" w:line="400"/>
         <w:ind w:firstLine="0"/>
       </w:pPr>
       <w:r>
@@ -1482,12 +1482,12 @@
           <w:b w:val="0"/>
           <w:sz w:val="24"/>
         </w:rPr>
-        <w:t>26. 陈梦家：《商代的神话与巫术》，北京：中华书局，2006年。</w:t>
+        <w:t>26. 罗平：《杂戏》，石家庄：花山文艺出版社，2005年。</w:t>
       </w:r>
     </w:p>
     <w:p>
       <w:pPr>
-        <w:spacing w:before="0" w:after="60"/>
+        <w:spacing w:before="0" w:after="0" w:lineRule="exact" w:line="400"/>
         <w:ind w:firstLine="0"/>
       </w:pPr>
       <w:r>
@@ -1496,12 +1496,12 @@
           <w:b w:val="0"/>
           <w:sz w:val="24"/>
         </w:rPr>
-        <w:t>27. 刘兴珍、李永林：《中华艺术通史·秦汉卷》，北京：北京师范大学出版社，2006年。</w:t>
+        <w:t>27. 陈梦家：《商代的神话与巫术》，北京：中华书局，2006年。</w:t>
       </w:r>
     </w:p>
     <w:p>
       <w:pPr>
-        <w:spacing w:before="0" w:after="60"/>
+        <w:spacing w:before="0" w:after="0" w:lineRule="exact" w:line="400"/>
         <w:ind w:firstLine="0"/>
       </w:pPr>
       <w:r>
@@ -1510,12 +1510,12 @@
           <w:b w:val="0"/>
           <w:sz w:val="24"/>
         </w:rPr>
-        <w:t>28. 郑传寅：《古代戏曲与东方文化》，武汉：武汉大学出版社，2007年。</w:t>
+        <w:t>28. 刘兴珍、李永林：《中华艺术通史·秦汉卷》，北京：北京师范大学出版社，2006年。</w:t>
       </w:r>
     </w:p>
     <w:p>
       <w:pPr>
-        <w:spacing w:before="0" w:after="60"/>
+        <w:spacing w:before="0" w:after="0" w:lineRule="exact" w:line="400"/>
         <w:ind w:firstLine="0"/>
       </w:pPr>
       <w:r>
@@ -1524,12 +1524,12 @@
           <w:b w:val="0"/>
           <w:sz w:val="24"/>
         </w:rPr>
-        <w:t>29. 冀昀：《尚书》，北京：线装书局，2007年。</w:t>
+        <w:t>29. 郑传寅：《古代戏曲与东方文化》，武汉：武汉大学出版社，2007年。</w:t>
       </w:r>
     </w:p>
     <w:p>
       <w:pPr>
-        <w:spacing w:before="0" w:after="60"/>
+        <w:spacing w:before="0" w:after="0" w:lineRule="exact" w:line="400"/>
         <w:ind w:firstLine="0"/>
       </w:pPr>
       <w:r>
@@ -1538,12 +1538,12 @@
           <w:b w:val="0"/>
           <w:sz w:val="24"/>
         </w:rPr>
-        <w:t>30. 蔡梦麒：《广韵校释》，长沙：岳麓书院，2007年。</w:t>
+        <w:t>30. 冀昀：《尚书》，北京：线装书局，2007年。</w:t>
       </w:r>
     </w:p>
     <w:p>
       <w:pPr>
-        <w:spacing w:before="0" w:after="60"/>
+        <w:spacing w:before="0" w:after="0" w:lineRule="exact" w:line="400"/>
         <w:ind w:firstLine="0"/>
       </w:pPr>
       <w:r>
@@ -1552,12 +1552,12 @@
           <w:b w:val="0"/>
           <w:sz w:val="24"/>
         </w:rPr>
-        <w:t>31. 方勇译注：《庄子》，北京：中华书局，2010年。</w:t>
+        <w:t>31. 蔡梦麒：《广韵校释》，长沙：岳麓书院，2007年。</w:t>
       </w:r>
     </w:p>
     <w:p>
       <w:pPr>
-        <w:spacing w:before="0" w:after="60"/>
+        <w:spacing w:before="0" w:after="0" w:lineRule="exact" w:line="400"/>
         <w:ind w:firstLine="0"/>
       </w:pPr>
       <w:r>
@@ -1566,12 +1566,12 @@
           <w:b w:val="0"/>
           <w:sz w:val="24"/>
         </w:rPr>
-        <w:t>32. 季伟：《汉代乐舞百戏概论》，开封：河南大学出版社，2013年。</w:t>
+        <w:t>32. 方勇译注：《庄子》，北京：中华书局，2010年。</w:t>
       </w:r>
     </w:p>
     <w:p>
       <w:pPr>
-        <w:spacing w:before="0" w:after="60"/>
+        <w:spacing w:before="0" w:after="0" w:lineRule="exact" w:line="400"/>
         <w:ind w:firstLine="0"/>
       </w:pPr>
       <w:r>
@@ -1580,12 +1580,12 @@
           <w:b w:val="0"/>
           <w:sz w:val="24"/>
         </w:rPr>
-        <w:t>33. 傅起凤、傅腾龙：《中国杂技史》，上海：上海人民出版社，2014年。</w:t>
+        <w:t>33. 季伟：《汉代乐舞百戏概论》，开封：河南大学出版社，2013年。</w:t>
       </w:r>
     </w:p>
     <w:p>
       <w:pPr>
-        <w:spacing w:before="0" w:after="60"/>
+        <w:spacing w:before="0" w:after="0" w:lineRule="exact" w:line="400"/>
         <w:ind w:firstLine="0"/>
       </w:pPr>
       <w:r>
@@ -1594,12 +1594,12 @@
           <w:b w:val="0"/>
           <w:sz w:val="24"/>
         </w:rPr>
-        <w:t>34. [美]薛爱华著，吴玉贵译：《撒马尔罕的金桃——唐代舶来品研究》，北京：社会科学文献出版社，2016年。</w:t>
+        <w:t>34. 傅起凤、傅腾龙：《中国杂技史》，上海：上海人民出版社，2014年。</w:t>
       </w:r>
     </w:p>
     <w:p>
       <w:pPr>
-        <w:spacing w:before="0" w:after="60"/>
+        <w:spacing w:before="0" w:after="0" w:lineRule="exact" w:line="400"/>
         <w:ind w:firstLine="0"/>
       </w:pPr>
       <w:r>
@@ -1608,12 +1608,12 @@
           <w:b w:val="0"/>
           <w:sz w:val="24"/>
         </w:rPr>
-        <w:t>35. 崔乐泉：《图说中国古代百戏杂技》，北京：中国出版集团，2017年。</w:t>
+        <w:t>35. [美]薛爱华著，吴玉贵译：《撒马尔罕的金桃——唐代舶来品研究》，北京：社会科学文献出版社，2016年。</w:t>
       </w:r>
     </w:p>
     <w:p>
       <w:pPr>
-        <w:spacing w:before="0" w:after="60"/>
+        <w:spacing w:before="0" w:after="0" w:lineRule="exact" w:line="400"/>
         <w:ind w:firstLine="0"/>
       </w:pPr>
       <w:r>
@@ -1622,12 +1622,86 @@
           <w:b w:val="0"/>
           <w:sz w:val="24"/>
         </w:rPr>
-        <w:t>36. [美]柯睿著：《舞马与驯鸢》，南京：南京大学出版社，2020年。</w:t>
+        <w:t>36. 崔乐泉：《图说中国古代百戏杂技》，北京：中国出版集团，2017年。</w:t>
       </w:r>
     </w:p>
     <w:p>
       <w:pPr>
-        <w:spacing w:before="0" w:after="60"/>
+        <w:spacing w:before="0" w:after="0" w:lineRule="exact" w:line="400"/>
+        <w:ind w:firstLine="0"/>
+      </w:pPr>
+      <w:r>
+        <w:rPr>
+          <w:rFonts w:ascii="宋体" w:hAnsi="宋体" w:eastAsia="宋体"/>
+          <w:b w:val="0"/>
+          <w:sz w:val="24"/>
+        </w:rPr>
+        <w:t>37. [美]柯睿著：《舞马与驯鸢》，南京：南京大学出版社，2020年。</w:t>
+      </w:r>
+    </w:p>
+    <w:p>
+      <w:pPr>
+        <w:spacing w:before="0" w:after="0" w:lineRule="exact" w:line="400"/>
+        <w:ind w:firstLine="0"/>
+      </w:pPr>
+      <w:r>
+        <w:rPr>
+          <w:rFonts w:ascii="宋体" w:hAnsi="宋体" w:eastAsia="宋体"/>
+          <w:b w:val="0"/>
+          <w:color w:val="FF0000"/>
+          <w:sz w:val="24"/>
+        </w:rPr>
+        <w:t>38. 黎虎：《狮舞流沙万里来》（出版信息待确认）。</w:t>
+      </w:r>
+    </w:p>
+    <w:p>
+      <w:pPr>
+        <w:spacing w:before="0" w:after="0" w:lineRule="exact" w:line="400"/>
+        <w:ind w:firstLine="0"/>
+      </w:pPr>
+      <w:r>
+        <w:rPr>
+          <w:rFonts w:ascii="宋体" w:hAnsi="宋体" w:eastAsia="宋体"/>
+          <w:b w:val="0"/>
+          <w:color w:val="FF0000"/>
+          <w:sz w:val="24"/>
+        </w:rPr>
+        <w:t>39. 谷包：《古代新疆的音乐舞蹈与古代社会》（出版信息待确认）。</w:t>
+      </w:r>
+    </w:p>
+    <w:p>
+      <w:pPr>
+        <w:spacing w:before="0" w:after="0" w:lineRule="exact" w:line="400"/>
+        <w:ind w:firstLine="0"/>
+      </w:pPr>
+      <w:r>
+        <w:rPr>
+          <w:rFonts w:ascii="宋体" w:hAnsi="宋体" w:eastAsia="宋体"/>
+          <w:b w:val="0"/>
+          <w:color w:val="FF0000"/>
+          <w:sz w:val="24"/>
+        </w:rPr>
+        <w:t>40. 付明华：《龟兹文明及舞蹈艺术》（出版信息待确认）。</w:t>
+      </w:r>
+    </w:p>
+    <w:p>
+      <w:pPr>
+        <w:spacing w:before="0" w:after="0" w:lineRule="exact" w:line="400"/>
+        <w:ind w:firstLine="0"/>
+      </w:pPr>
+      <w:r>
+        <w:rPr>
+          <w:rFonts w:ascii="宋体" w:hAnsi="宋体" w:eastAsia="宋体"/>
+          <w:b w:val="0"/>
+          <w:color w:val="FF0000"/>
+          <w:sz w:val="24"/>
+        </w:rPr>
+        <w:t>41. 周泓：《古代汉地之部分西域文化考辩》（出版信息待确认）。</w:t>
+      </w:r>
+    </w:p>
+    <w:p>
+      <w:pPr>
+        <w:spacing w:before="0" w:after="0" w:lineRule="exact" w:line="400"/>
         <w:ind w:firstLine="0"/>
       </w:pPr>
       <w:r>
@@ -1641,7 +1715,7 @@
     </w:p>
     <w:p>
       <w:pPr>
-        <w:spacing w:before="0" w:after="60"/>
+        <w:spacing w:before="0" w:after="0" w:lineRule="exact" w:line="400"/>
         <w:ind w:firstLine="0"/>
       </w:pPr>
       <w:r>
@@ -1655,7 +1729,7 @@
     </w:p>
     <w:p>
       <w:pPr>
-        <w:spacing w:before="0" w:after="60"/>
+        <w:spacing w:before="0" w:after="0" w:lineRule="exact" w:line="400"/>
         <w:ind w:firstLine="0"/>
       </w:pPr>
       <w:r>
@@ -1669,7 +1743,7 @@
     </w:p>
     <w:p>
       <w:pPr>
-        <w:spacing w:before="0" w:after="60"/>
+        <w:spacing w:before="0" w:after="0" w:lineRule="exact" w:line="400"/>
         <w:ind w:firstLine="0"/>
       </w:pPr>
       <w:r>
@@ -1683,7 +1757,7 @@
     </w:p>
     <w:p>
       <w:pPr>
-        <w:spacing w:before="0" w:after="60"/>
+        <w:spacing w:before="0" w:after="0" w:lineRule="exact" w:line="400"/>
         <w:ind w:firstLine="0"/>
       </w:pPr>
       <w:r>
@@ -1697,7 +1771,7 @@
     </w:p>
     <w:p>
       <w:pPr>
-        <w:spacing w:before="0" w:after="60"/>
+        <w:spacing w:before="0" w:after="0" w:lineRule="exact" w:line="400"/>
         <w:ind w:firstLine="0"/>
       </w:pPr>
       <w:r>
@@ -1711,7 +1785,7 @@
     </w:p>
     <w:p>
       <w:pPr>
-        <w:spacing w:before="0" w:after="60"/>
+        <w:spacing w:before="0" w:after="0" w:lineRule="exact" w:line="400"/>
         <w:ind w:firstLine="0"/>
       </w:pPr>
       <w:r>
@@ -1725,7 +1799,7 @@
     </w:p>
     <w:p>
       <w:pPr>
-        <w:spacing w:before="0" w:after="60"/>
+        <w:spacing w:before="0" w:after="0" w:lineRule="exact" w:line="400"/>
         <w:ind w:firstLine="0"/>
       </w:pPr>
       <w:r>
@@ -1739,7 +1813,7 @@
     </w:p>
     <w:p>
       <w:pPr>
-        <w:spacing w:before="0" w:after="60"/>
+        <w:spacing w:before="0" w:after="0" w:lineRule="exact" w:line="400"/>
         <w:ind w:firstLine="0"/>
       </w:pPr>
       <w:r>
@@ -1753,7 +1827,7 @@
     </w:p>
     <w:p>
       <w:pPr>
-        <w:spacing w:before="0" w:after="60"/>
+        <w:spacing w:before="0" w:after="0" w:lineRule="exact" w:line="400"/>
         <w:ind w:firstLine="0"/>
       </w:pPr>
       <w:r>
@@ -1767,7 +1841,7 @@
     </w:p>
     <w:p>
       <w:pPr>
-        <w:spacing w:before="0" w:after="60"/>
+        <w:spacing w:before="0" w:after="0" w:lineRule="exact" w:line="400"/>
         <w:ind w:firstLine="0"/>
       </w:pPr>
       <w:r>
@@ -1781,7 +1855,7 @@
     </w:p>
     <w:p>
       <w:pPr>
-        <w:spacing w:before="0" w:after="60"/>
+        <w:spacing w:before="0" w:after="0" w:lineRule="exact" w:line="400"/>
         <w:ind w:firstLine="0"/>
       </w:pPr>
       <w:r>
@@ -1795,7 +1869,7 @@
     </w:p>
     <w:p>
       <w:pPr>
-        <w:spacing w:before="0" w:after="60"/>
+        <w:spacing w:before="0" w:after="0" w:lineRule="exact" w:line="400"/>
         <w:ind w:firstLine="0"/>
       </w:pPr>
       <w:r>
@@ -1809,7 +1883,7 @@
     </w:p>
     <w:p>
       <w:pPr>
-        <w:spacing w:before="0" w:after="60"/>
+        <w:spacing w:before="0" w:after="0" w:lineRule="exact" w:line="400"/>
         <w:ind w:firstLine="0"/>
       </w:pPr>
       <w:r>
@@ -1823,7 +1897,7 @@
     </w:p>
     <w:p>
       <w:pPr>
-        <w:spacing w:before="0" w:after="60"/>
+        <w:spacing w:before="0" w:after="0" w:lineRule="exact" w:line="400"/>
         <w:ind w:firstLine="0"/>
       </w:pPr>
       <w:r>
@@ -1837,7 +1911,7 @@
     </w:p>
     <w:p>
       <w:pPr>
-        <w:spacing w:before="0" w:after="60"/>
+        <w:spacing w:before="0" w:after="0" w:lineRule="exact" w:line="400"/>
         <w:ind w:firstLine="0"/>
       </w:pPr>
       <w:r>
@@ -1851,7 +1925,7 @@
     </w:p>
     <w:p>
       <w:pPr>
-        <w:spacing w:before="0" w:after="60"/>
+        <w:spacing w:before="0" w:after="0" w:lineRule="exact" w:line="400"/>
         <w:ind w:firstLine="0"/>
       </w:pPr>
       <w:r>
@@ -1865,7 +1939,7 @@
     </w:p>
     <w:p>
       <w:pPr>
-        <w:spacing w:before="0" w:after="60"/>
+        <w:spacing w:before="0" w:after="0" w:lineRule="exact" w:line="400"/>
         <w:ind w:firstLine="0"/>
       </w:pPr>
       <w:r>
@@ -1879,7 +1953,7 @@
     </w:p>
     <w:p>
       <w:pPr>
-        <w:spacing w:before="0" w:after="60"/>
+        <w:spacing w:before="0" w:after="0" w:lineRule="exact" w:line="400"/>
         <w:ind w:firstLine="0"/>
       </w:pPr>
       <w:r>
@@ -1893,7 +1967,7 @@
     </w:p>
     <w:p>
       <w:pPr>
-        <w:spacing w:before="0" w:after="60"/>
+        <w:spacing w:before="0" w:after="0" w:lineRule="exact" w:line="400"/>
         <w:ind w:firstLine="0"/>
       </w:pPr>
       <w:r>
@@ -1907,7 +1981,7 @@
     </w:p>
     <w:p>
       <w:pPr>
-        <w:spacing w:before="0" w:after="60"/>
+        <w:spacing w:before="0" w:after="0" w:lineRule="exact" w:line="400"/>
         <w:ind w:firstLine="0"/>
       </w:pPr>
       <w:r>
@@ -1921,7 +1995,7 @@
     </w:p>
     <w:p>
       <w:pPr>
-        <w:spacing w:before="0" w:after="60"/>
+        <w:spacing w:before="0" w:after="0" w:lineRule="exact" w:line="400"/>
         <w:ind w:firstLine="0"/>
       </w:pPr>
       <w:r>
@@ -1935,7 +2009,7 @@
     </w:p>
     <w:p>
       <w:pPr>
-        <w:spacing w:before="0" w:after="60"/>
+        <w:spacing w:before="0" w:after="0" w:lineRule="exact" w:line="400"/>
         <w:ind w:firstLine="0"/>
       </w:pPr>
       <w:r>
@@ -1949,7 +2023,7 @@
     </w:p>
     <w:p>
       <w:pPr>
-        <w:spacing w:before="0" w:after="60"/>
+        <w:spacing w:before="0" w:after="0" w:lineRule="exact" w:line="400"/>
         <w:ind w:firstLine="0"/>
       </w:pPr>
       <w:r>
@@ -1963,7 +2037,7 @@
     </w:p>
     <w:p>
       <w:pPr>
-        <w:spacing w:before="0" w:after="60"/>
+        <w:spacing w:before="0" w:after="0" w:lineRule="exact" w:line="400"/>
         <w:ind w:firstLine="0"/>
       </w:pPr>
       <w:r>
@@ -1977,7 +2051,7 @@
     </w:p>
     <w:p>
       <w:pPr>
-        <w:spacing w:before="0" w:after="60"/>
+        <w:spacing w:before="0" w:after="0" w:lineRule="exact" w:line="400"/>
         <w:ind w:firstLine="0"/>
       </w:pPr>
       <w:r>
@@ -1991,7 +2065,7 @@
     </w:p>
     <w:p>
       <w:pPr>
-        <w:spacing w:before="0" w:after="60"/>
+        <w:spacing w:before="0" w:after="0" w:lineRule="exact" w:line="400"/>
         <w:ind w:firstLine="0"/>
       </w:pPr>
       <w:r>
@@ -2005,7 +2079,7 @@
     </w:p>
     <w:p>
       <w:pPr>
-        <w:spacing w:before="0" w:after="60"/>
+        <w:spacing w:before="0" w:after="0" w:lineRule="exact" w:line="400"/>
         <w:ind w:firstLine="0"/>
       </w:pPr>
       <w:r>
@@ -2019,7 +2093,7 @@
     </w:p>
     <w:p>
       <w:pPr>
-        <w:spacing w:before="0" w:after="60"/>
+        <w:spacing w:before="0" w:after="0" w:lineRule="exact" w:line="400"/>
         <w:ind w:firstLine="0"/>
       </w:pPr>
       <w:r>
@@ -2033,7 +2107,7 @@
     </w:p>
     <w:p>
       <w:pPr>
-        <w:spacing w:before="0" w:after="60"/>
+        <w:spacing w:before="0" w:after="0" w:lineRule="exact" w:line="400"/>
         <w:ind w:firstLine="0"/>
       </w:pPr>
       <w:r>
@@ -2047,7 +2121,7 @@
     </w:p>
     <w:p>
       <w:pPr>
-        <w:spacing w:before="0" w:after="60"/>
+        <w:spacing w:before="0" w:after="0" w:lineRule="exact" w:line="400"/>
         <w:ind w:firstLine="0"/>
       </w:pPr>
       <w:r>
@@ -2061,7 +2135,7 @@
     </w:p>
     <w:p>
       <w:pPr>
-        <w:spacing w:before="0" w:after="60"/>
+        <w:spacing w:before="0" w:after="0" w:lineRule="exact" w:line="400"/>
         <w:ind w:firstLine="0"/>
       </w:pPr>
       <w:r>
@@ -2075,7 +2149,7 @@
     </w:p>
     <w:p>
       <w:pPr>
-        <w:spacing w:before="0" w:after="60"/>
+        <w:spacing w:before="0" w:after="0" w:lineRule="exact" w:line="400"/>
         <w:ind w:firstLine="0"/>
       </w:pPr>
       <w:r>
@@ -2089,7 +2163,7 @@
     </w:p>
     <w:p>
       <w:pPr>
-        <w:spacing w:before="0" w:after="60"/>
+        <w:spacing w:before="0" w:after="0" w:lineRule="exact" w:line="400"/>
         <w:ind w:firstLine="0"/>
       </w:pPr>
       <w:r>
@@ -2103,7 +2177,7 @@
     </w:p>
     <w:p>
       <w:pPr>
-        <w:spacing w:before="0" w:after="60"/>
+        <w:spacing w:before="0" w:after="0" w:lineRule="exact" w:line="400"/>
         <w:ind w:firstLine="0"/>
       </w:pPr>
       <w:r>
@@ -2117,7 +2191,7 @@
     </w:p>
     <w:p>
       <w:pPr>
-        <w:spacing w:before="0" w:after="60"/>
+        <w:spacing w:before="0" w:after="0" w:lineRule="exact" w:line="400"/>
         <w:ind w:firstLine="0"/>
       </w:pPr>
       <w:r>
@@ -2131,7 +2205,7 @@
     </w:p>
     <w:p>
       <w:pPr>
-        <w:spacing w:before="0" w:after="60"/>
+        <w:spacing w:before="0" w:after="0" w:lineRule="exact" w:line="400"/>
         <w:ind w:firstLine="0"/>
       </w:pPr>
       <w:r>
@@ -2145,7 +2219,7 @@
     </w:p>
     <w:p>
       <w:pPr>
-        <w:spacing w:before="0" w:after="60"/>
+        <w:spacing w:before="0" w:after="0" w:lineRule="exact" w:line="400"/>
         <w:ind w:firstLine="0"/>
       </w:pPr>
       <w:r>
@@ -2159,7 +2233,7 @@
     </w:p>
     <w:p>
       <w:pPr>
-        <w:spacing w:before="0" w:after="60"/>
+        <w:spacing w:before="0" w:after="0" w:lineRule="exact" w:line="400"/>
         <w:ind w:firstLine="0"/>
       </w:pPr>
       <w:r>
@@ -2168,12 +2242,12 @@
           <w:b w:val="0"/>
           <w:sz w:val="24"/>
         </w:rPr>
-        <w:t>38. 泽吉：《西藏乐舞百戏研究与探讨》，《西藏大学学报（社会科学版）》2013年。</w:t>
+        <w:t>38. 郑楠：《幻术在汉代的兴盛与禁毁》，《唯实（现代管理）》2014年第8期。</w:t>
       </w:r>
     </w:p>
     <w:p>
       <w:pPr>
-        <w:spacing w:before="0" w:after="60"/>
+        <w:spacing w:before="0" w:after="0" w:lineRule="exact" w:line="400"/>
         <w:ind w:firstLine="0"/>
       </w:pPr>
       <w:r>
@@ -2182,12 +2256,12 @@
           <w:b w:val="0"/>
           <w:sz w:val="24"/>
         </w:rPr>
-        <w:t>39. 张玉新：《汉画像乐舞百戏受众情况的考察与分析》，《古籍整理研究学刊》2014年第6期。</w:t>
+        <w:t>39. 泽吉：《西藏乐舞百戏研究与探讨》，《西藏大学学报（社会科学版）》2013年。</w:t>
       </w:r>
     </w:p>
     <w:p>
       <w:pPr>
-        <w:spacing w:before="0" w:after="60"/>
+        <w:spacing w:before="0" w:after="0" w:lineRule="exact" w:line="400"/>
         <w:ind w:firstLine="0"/>
       </w:pPr>
       <w:r>
@@ -2196,12 +2270,12 @@
           <w:b w:val="0"/>
           <w:sz w:val="24"/>
         </w:rPr>
-        <w:t>40. 于海博：《论唐代百戏的界定》，《乐府学》2015年第2期。</w:t>
+        <w:t>40. 张玉新：《汉画像乐舞百戏受众情况的考察与分析》，《古籍整理研究学刊》2014年第6期。</w:t>
       </w:r>
     </w:p>
     <w:p>
       <w:pPr>
-        <w:spacing w:before="0" w:after="60"/>
+        <w:spacing w:before="0" w:after="0" w:lineRule="exact" w:line="400"/>
         <w:ind w:firstLine="0"/>
       </w:pPr>
       <w:r>
@@ -2210,12 +2284,12 @@
           <w:b w:val="0"/>
           <w:sz w:val="24"/>
         </w:rPr>
-        <w:t>41. 侯丽俊：《"百戏"在古代社会的历史演变》，《晋中学院学报》2016年。</w:t>
+        <w:t>41. 于海博：《论唐代百戏的界定》，《乐府学》2015年第2期。</w:t>
       </w:r>
     </w:p>
     <w:p>
       <w:pPr>
-        <w:spacing w:before="0" w:after="60"/>
+        <w:spacing w:before="0" w:after="0" w:lineRule="exact" w:line="400"/>
         <w:ind w:firstLine="0"/>
       </w:pPr>
       <w:r>
@@ -2224,12 +2298,12 @@
           <w:b w:val="0"/>
           <w:sz w:val="24"/>
         </w:rPr>
-        <w:t>42. 杨名：《唐代宫廷舞马活动考述》，《昌吉学院学报》2016年。</w:t>
+        <w:t>42. 侯丽俊：《"百戏"在古代社会的历史演变》，《晋中学院学报》2016年。</w:t>
       </w:r>
     </w:p>
     <w:p>
       <w:pPr>
-        <w:spacing w:before="0" w:after="60"/>
+        <w:spacing w:before="0" w:after="0" w:lineRule="exact" w:line="400"/>
         <w:ind w:firstLine="0"/>
       </w:pPr>
       <w:r>
@@ -2238,12 +2312,12 @@
           <w:b w:val="0"/>
           <w:sz w:val="24"/>
         </w:rPr>
-        <w:t>43. 黎国韬：《"鱼龙幻化"新考及其戏剧史意义发微》，《文学遗产》2017年第4期。</w:t>
+        <w:t>43. 杨名：《唐代宫廷舞马活动考述》，《昌吉学院学报》2016年。</w:t>
       </w:r>
     </w:p>
     <w:p>
       <w:pPr>
-        <w:spacing w:before="0" w:after="60"/>
+        <w:spacing w:before="0" w:after="0" w:lineRule="exact" w:line="400"/>
         <w:ind w:firstLine="0"/>
       </w:pPr>
       <w:r>
@@ -2252,12 +2326,12 @@
           <w:b w:val="0"/>
           <w:sz w:val="24"/>
         </w:rPr>
-        <w:t>44. 孙玉安：《唐代百戏诗的主题与功能》，《沧州师范学院学报》2017年。</w:t>
+        <w:t>44. 黎国韬：《"鱼龙幻化"新考及其戏剧史意义发微》，《文学遗产》2017年第4期。</w:t>
       </w:r>
     </w:p>
     <w:p>
       <w:pPr>
-        <w:spacing w:before="0" w:after="60"/>
+        <w:spacing w:before="0" w:after="0" w:lineRule="exact" w:line="400"/>
         <w:ind w:firstLine="0"/>
       </w:pPr>
       <w:r>
@@ -2266,12 +2340,12 @@
           <w:b w:val="0"/>
           <w:sz w:val="24"/>
         </w:rPr>
-        <w:t>45. 尹策：《中古志怪小说与幻术艺术》，《学术交流》2017年第2期。</w:t>
+        <w:t>45. 孙玉安：《唐代百戏诗的主题与功能》，《沧州师范学院学报》2017年。</w:t>
       </w:r>
     </w:p>
     <w:p>
       <w:pPr>
-        <w:spacing w:before="0" w:after="60"/>
+        <w:spacing w:before="0" w:after="0" w:lineRule="exact" w:line="400"/>
         <w:ind w:firstLine="0"/>
       </w:pPr>
       <w:r>
@@ -2280,12 +2354,12 @@
           <w:b w:val="0"/>
           <w:sz w:val="24"/>
         </w:rPr>
-        <w:t>46. 雷君：《从院藏百戏俑看汉唐间"百戏"的发展》，《文物天地》2017年。</w:t>
+        <w:t>46. 尹策：《中古志怪小说与幻术艺术》，《学术交流》2017年第2期。</w:t>
       </w:r>
     </w:p>
     <w:p>
       <w:pPr>
-        <w:spacing w:before="0" w:after="60"/>
+        <w:spacing w:before="0" w:after="0" w:lineRule="exact" w:line="400"/>
         <w:ind w:firstLine="0"/>
       </w:pPr>
       <w:r>
@@ -2294,12 +2368,12 @@
           <w:b w:val="0"/>
           <w:sz w:val="24"/>
         </w:rPr>
-        <w:t>47. 于海博：《论唐代狮子舞的地域文化差异》，《北京舞蹈学院学报》2018年第1期。</w:t>
+        <w:t>47. 雷君：《从院藏百戏俑看汉唐间"百戏"的发展》，《文物天地》2017年。</w:t>
       </w:r>
     </w:p>
     <w:p>
       <w:pPr>
-        <w:spacing w:before="0" w:after="60"/>
+        <w:spacing w:before="0" w:after="0" w:lineRule="exact" w:line="400"/>
         <w:ind w:firstLine="0"/>
       </w:pPr>
       <w:r>
@@ -2308,12 +2382,12 @@
           <w:b w:val="0"/>
           <w:sz w:val="24"/>
         </w:rPr>
-        <w:t>48. 黎国韬：《"早期戏剧史料"新探——以隋唐至两宋类书为中心》，《文学遗产》2019年第5期。</w:t>
+        <w:t>48. 于海博：《论唐代狮子舞的地域文化差异》，《北京舞蹈学院学报》2018年第1期。</w:t>
       </w:r>
     </w:p>
     <w:p>
       <w:pPr>
-        <w:spacing w:before="0" w:after="60"/>
+        <w:spacing w:before="0" w:after="0" w:lineRule="exact" w:line="400"/>
         <w:ind w:firstLine="0"/>
       </w:pPr>
       <w:r>
@@ -2322,12 +2396,12 @@
           <w:b w:val="0"/>
           <w:sz w:val="24"/>
         </w:rPr>
-        <w:t>49. 王子君：《汉画像乐舞百戏的功能研究》，《美与时代（上）》2019年。</w:t>
+        <w:t>49. 黎国韬：《"早期戏剧史料"新探——以隋唐至两宋类书为中心》，《文学遗产》2019年第5期。</w:t>
       </w:r>
     </w:p>
     <w:p>
       <w:pPr>
-        <w:spacing w:before="0" w:after="60"/>
+        <w:spacing w:before="0" w:after="0" w:lineRule="exact" w:line="400"/>
         <w:ind w:firstLine="0"/>
       </w:pPr>
       <w:r>
@@ -2336,12 +2410,12 @@
           <w:b w:val="0"/>
           <w:sz w:val="24"/>
         </w:rPr>
-        <w:t>50. 魏云洁：《中国古代宫廷百戏展演的符号交流功能探究》，《符号与传媒》2021年。</w:t>
+        <w:t>50. 王子君：《汉画像乐舞百戏的功能研究》，《美与时代（上）》2019年。</w:t>
       </w:r>
     </w:p>
     <w:p>
       <w:pPr>
-        <w:spacing w:before="0" w:after="60"/>
+        <w:spacing w:before="0" w:after="0" w:lineRule="exact" w:line="400"/>
         <w:ind w:firstLine="0"/>
       </w:pPr>
       <w:r>
@@ -2350,12 +2424,12 @@
           <w:b w:val="0"/>
           <w:sz w:val="24"/>
         </w:rPr>
-        <w:t>51. 马银川：《唐代宫廷游艺赋的"国典"性及对汉大赋的追摹》，《济南大学学报（社会科学版）》2021年。</w:t>
+        <w:t>51. 魏云洁：《中国古代宫廷百戏展演的符号交流功能探究》，《符号与传媒》2021年。</w:t>
       </w:r>
     </w:p>
     <w:p>
       <w:pPr>
-        <w:spacing w:before="0" w:after="60"/>
+        <w:spacing w:before="0" w:after="0" w:lineRule="exact" w:line="400"/>
         <w:ind w:firstLine="0"/>
       </w:pPr>
       <w:r>
@@ -2364,12 +2438,12 @@
           <w:b w:val="0"/>
           <w:sz w:val="24"/>
         </w:rPr>
-        <w:t>52. 尹策：《"解体还形"幻术之文化意蕴及影响》，《明清小说研究》2021年第2期。</w:t>
+        <w:t>52. 马银川：《唐代宫廷游艺赋的"国典"性及对汉大赋的追摹》，《济南大学学报（社会科学版）》2021年。</w:t>
       </w:r>
     </w:p>
     <w:p>
       <w:pPr>
-        <w:spacing w:before="0" w:after="60"/>
+        <w:spacing w:before="0" w:after="0" w:lineRule="exact" w:line="400"/>
         <w:ind w:firstLine="0"/>
       </w:pPr>
       <w:r>
@@ -2378,12 +2452,12 @@
           <w:b w:val="0"/>
           <w:sz w:val="24"/>
         </w:rPr>
-        <w:t>53. 赵悦岩：《散乐与百戏关系考》，《艺术评鉴》2022年第15期。</w:t>
+        <w:t>53. 尹策：《"解体还形"幻术之文化意蕴及影响》，《明清小说研究》2021年第2期。</w:t>
       </w:r>
     </w:p>
     <w:p>
       <w:pPr>
-        <w:spacing w:before="0" w:after="60"/>
+        <w:spacing w:before="0" w:after="0" w:lineRule="exact" w:line="400"/>
         <w:ind w:firstLine="0"/>
       </w:pPr>
       <w:r>
@@ -2392,12 +2466,12 @@
           <w:b w:val="0"/>
           <w:sz w:val="24"/>
         </w:rPr>
-        <w:t>54. 宋永祥：《"观戏赋"的文本书写及其价值》，《文学研究》2023年。</w:t>
+        <w:t>54. 赵悦岩：《散乐与百戏关系考》，《艺术评鉴》2022年第15期。</w:t>
       </w:r>
     </w:p>
     <w:p>
       <w:pPr>
-        <w:spacing w:before="0" w:after="60"/>
+        <w:spacing w:before="0" w:after="0" w:lineRule="exact" w:line="400"/>
         <w:ind w:firstLine="0"/>
       </w:pPr>
       <w:r>
@@ -2406,12 +2480,12 @@
           <w:b w:val="0"/>
           <w:sz w:val="24"/>
         </w:rPr>
-        <w:t>55. 唐一丹：《论汉代百戏之实与名》，《音乐探索》2024年第1期。</w:t>
+        <w:t>55. 宋永祥：《"观戏赋"的文本书写及其价值》，《文学研究》2023年。</w:t>
       </w:r>
     </w:p>
     <w:p>
       <w:pPr>
-        <w:spacing w:before="0" w:after="60"/>
+        <w:spacing w:before="0" w:after="0" w:lineRule="exact" w:line="400"/>
         <w:ind w:firstLine="0"/>
       </w:pPr>
       <w:r>
@@ -2420,12 +2494,146 @@
           <w:b w:val="0"/>
           <w:sz w:val="24"/>
         </w:rPr>
-        <w:t>56. 董迎春：《文明互鉴视域下汉唐百戏杂技的变异与融通》，《学术探索》2024年。</w:t>
+        <w:t>56. 唐一丹：《论汉代百戏之实与名》，《音乐探索》2024年第1期。</w:t>
       </w:r>
     </w:p>
     <w:p>
       <w:pPr>
-        <w:spacing w:before="0" w:after="60"/>
+        <w:spacing w:before="0" w:after="0" w:lineRule="exact" w:line="400"/>
+        <w:ind w:firstLine="0"/>
+      </w:pPr>
+      <w:r>
+        <w:rPr>
+          <w:rFonts w:ascii="宋体" w:hAnsi="宋体" w:eastAsia="宋体"/>
+          <w:b w:val="0"/>
+          <w:sz w:val="24"/>
+        </w:rPr>
+        <w:t>57. 董迎春：《文明互鉴视域下汉唐百戏杂技的变异与融通》，《学术探索》2024年。</w:t>
+      </w:r>
+    </w:p>
+    <w:p>
+      <w:pPr>
+        <w:spacing w:before="0" w:after="0" w:lineRule="exact" w:line="400"/>
+        <w:ind w:firstLine="0"/>
+      </w:pPr>
+      <w:r>
+        <w:rPr>
+          <w:rFonts w:ascii="宋体" w:hAnsi="宋体" w:eastAsia="宋体"/>
+          <w:b w:val="0"/>
+          <w:color w:val="FF0000"/>
+          <w:sz w:val="24"/>
+        </w:rPr>
+        <w:t>58. 刘峻骧：中国杂技艺术源流系列论文，《社会科学战线》1980年第2—4期。</w:t>
+      </w:r>
+    </w:p>
+    <w:p>
+      <w:pPr>
+        <w:spacing w:before="0" w:after="0" w:lineRule="exact" w:line="400"/>
+        <w:ind w:firstLine="0"/>
+      </w:pPr>
+      <w:r>
+        <w:rPr>
+          <w:rFonts w:ascii="宋体" w:hAnsi="宋体" w:eastAsia="宋体"/>
+          <w:b w:val="0"/>
+          <w:color w:val="FF0000"/>
+          <w:sz w:val="24"/>
+        </w:rPr>
+        <w:t>59. 黎国韬、龙赛州：《中国龙舞渊源新探》（刊名、年份待确认）。</w:t>
+      </w:r>
+    </w:p>
+    <w:p>
+      <w:pPr>
+        <w:spacing w:before="0" w:after="0" w:lineRule="exact" w:line="400"/>
+        <w:ind w:firstLine="0"/>
+      </w:pPr>
+      <w:r>
+        <w:rPr>
+          <w:rFonts w:ascii="宋体" w:hAnsi="宋体" w:eastAsia="宋体"/>
+          <w:b w:val="0"/>
+          <w:color w:val="FF0000"/>
+          <w:sz w:val="24"/>
+        </w:rPr>
+        <w:t>60. 王青：《〈种梨〉与西域幻术——古典小说与幻术之一》，《古典文学知识》2014年（期号待确认）。</w:t>
+      </w:r>
+    </w:p>
+    <w:p>
+      <w:pPr>
+        <w:spacing w:before="0" w:after="0" w:lineRule="exact" w:line="400"/>
+        <w:ind w:firstLine="0"/>
+      </w:pPr>
+      <w:r>
+        <w:rPr>
+          <w:rFonts w:ascii="宋体" w:hAnsi="宋体" w:eastAsia="宋体"/>
+          <w:b w:val="0"/>
+          <w:color w:val="FF0000"/>
+          <w:sz w:val="24"/>
+        </w:rPr>
+        <w:t>61. 王青：《〈偷桃〉与"印度神仙索"——古典小说与幻术之二》，《古典文学知识》（年份期号待确认）。</w:t>
+      </w:r>
+    </w:p>
+    <w:p>
+      <w:pPr>
+        <w:spacing w:before="0" w:after="0" w:lineRule="exact" w:line="400"/>
+        <w:ind w:firstLine="0"/>
+      </w:pPr>
+      <w:r>
+        <w:rPr>
+          <w:rFonts w:ascii="宋体" w:hAnsi="宋体" w:eastAsia="宋体"/>
+          <w:b w:val="0"/>
+          <w:color w:val="FF0000"/>
+          <w:sz w:val="24"/>
+        </w:rPr>
+        <w:t>62. 王青：《印度幻术与〈拾遗记〉——古典小说与幻术之三》，《古典文学知识》（年份期号待确认）。</w:t>
+      </w:r>
+    </w:p>
+    <w:p>
+      <w:pPr>
+        <w:spacing w:before="0" w:after="0" w:lineRule="exact" w:line="400"/>
+        <w:ind w:firstLine="0"/>
+      </w:pPr>
+      <w:r>
+        <w:rPr>
+          <w:rFonts w:ascii="宋体" w:hAnsi="宋体" w:eastAsia="宋体"/>
+          <w:b w:val="0"/>
+          <w:color w:val="FF0000"/>
+          <w:sz w:val="24"/>
+        </w:rPr>
+        <w:t>63. 王青：《域外幻术的传入与〈搜神记〉——古典小说与幻术之四》，《古典文学知识》（年份期号待确认）。</w:t>
+      </w:r>
+    </w:p>
+    <w:p>
+      <w:pPr>
+        <w:spacing w:before="0" w:after="0" w:lineRule="exact" w:line="400"/>
+        <w:ind w:firstLine="0"/>
+      </w:pPr>
+      <w:r>
+        <w:rPr>
+          <w:rFonts w:ascii="宋体" w:hAnsi="宋体" w:eastAsia="宋体"/>
+          <w:b w:val="0"/>
+          <w:color w:val="FF0000"/>
+          <w:sz w:val="24"/>
+        </w:rPr>
+        <w:t>64. 王青：《佛教僧侣的幻术展示——古典小说与幻术之五》，《古典文学知识》（年份期号待确认）。</w:t>
+      </w:r>
+    </w:p>
+    <w:p>
+      <w:pPr>
+        <w:spacing w:before="0" w:after="0" w:lineRule="exact" w:line="400"/>
+        <w:ind w:firstLine="0"/>
+      </w:pPr>
+      <w:r>
+        <w:rPr>
+          <w:rFonts w:ascii="宋体" w:hAnsi="宋体" w:eastAsia="宋体"/>
+          <w:b w:val="0"/>
+          <w:color w:val="FF0000"/>
+          <w:sz w:val="24"/>
+        </w:rPr>
+        <w:t>65. 王青：《中古小说中的幻术——古典小说与幻术之六》，《古典文学知识》（年份期号待确认）。</w:t>
+      </w:r>
+    </w:p>
+    <w:p>
+      <w:pPr>
+        <w:spacing w:before="0" w:after="0" w:lineRule="exact" w:line="400"/>
         <w:ind w:firstLine="0"/>
       </w:pPr>
       <w:r>
@@ -2439,7 +2647,7 @@
     </w:p>
     <w:p>
       <w:pPr>
-        <w:spacing w:before="0" w:after="60"/>
+        <w:spacing w:before="0" w:after="0" w:lineRule="exact" w:line="400"/>
         <w:ind w:firstLine="0"/>
       </w:pPr>
       <w:r>
@@ -2453,7 +2661,7 @@
     </w:p>
     <w:p>
       <w:pPr>
-        <w:spacing w:before="0" w:after="60"/>
+        <w:spacing w:before="0" w:after="0" w:lineRule="exact" w:line="400"/>
         <w:ind w:firstLine="0"/>
       </w:pPr>
       <w:r>
@@ -2467,7 +2675,7 @@
     </w:p>
     <w:p>
       <w:pPr>
-        <w:spacing w:before="0" w:after="60"/>
+        <w:spacing w:before="0" w:after="0" w:lineRule="exact" w:line="400"/>
         <w:ind w:firstLine="0"/>
       </w:pPr>
       <w:r>
@@ -2481,7 +2689,7 @@
     </w:p>
     <w:p>
       <w:pPr>
-        <w:spacing w:before="0" w:after="60"/>
+        <w:spacing w:before="0" w:after="0" w:lineRule="exact" w:line="400"/>
         <w:ind w:firstLine="0"/>
       </w:pPr>
       <w:r>
@@ -2495,7 +2703,7 @@
     </w:p>
     <w:p>
       <w:pPr>
-        <w:spacing w:before="0" w:after="60"/>
+        <w:spacing w:before="0" w:after="0" w:lineRule="exact" w:line="400"/>
         <w:ind w:firstLine="0"/>
       </w:pPr>
       <w:r>
@@ -2509,7 +2717,7 @@
     </w:p>
     <w:p>
       <w:pPr>
-        <w:spacing w:before="0" w:after="60"/>
+        <w:spacing w:before="0" w:after="0" w:lineRule="exact" w:line="400"/>
         <w:ind w:firstLine="0"/>
       </w:pPr>
       <w:r>
@@ -2523,7 +2731,7 @@
     </w:p>
     <w:p>
       <w:pPr>
-        <w:spacing w:before="0" w:after="60"/>
+        <w:spacing w:before="0" w:after="0" w:lineRule="exact" w:line="400"/>
         <w:ind w:firstLine="0"/>
       </w:pPr>
       <w:r>
@@ -2537,7 +2745,7 @@
     </w:p>
     <w:p>
       <w:pPr>
-        <w:spacing w:before="0" w:after="60"/>
+        <w:spacing w:before="0" w:after="0" w:lineRule="exact" w:line="400"/>
         <w:ind w:firstLine="0"/>
       </w:pPr>
       <w:r>
@@ -2551,7 +2759,7 @@
     </w:p>
     <w:p>
       <w:pPr>
-        <w:spacing w:before="0" w:after="60"/>
+        <w:spacing w:before="0" w:after="0" w:lineRule="exact" w:line="400"/>
         <w:ind w:firstLine="0"/>
       </w:pPr>
       <w:r>
@@ -2565,7 +2773,7 @@
     </w:p>
     <w:p>
       <w:pPr>
-        <w:spacing w:before="0" w:after="60"/>
+        <w:spacing w:before="0" w:after="0" w:lineRule="exact" w:line="400"/>
         <w:ind w:firstLine="0"/>
       </w:pPr>
       <w:r>
@@ -2579,7 +2787,7 @@
     </w:p>
     <w:p>
       <w:pPr>
-        <w:spacing w:before="0" w:after="60"/>
+        <w:spacing w:before="0" w:after="0" w:lineRule="exact" w:line="400"/>
         <w:ind w:firstLine="0"/>
       </w:pPr>
       <w:r>
@@ -2593,7 +2801,7 @@
     </w:p>
     <w:p>
       <w:pPr>
-        <w:spacing w:before="0" w:after="60"/>
+        <w:spacing w:before="0" w:after="0" w:lineRule="exact" w:line="400"/>
         <w:ind w:firstLine="0"/>
       </w:pPr>
       <w:r>
@@ -2607,7 +2815,7 @@
     </w:p>
     <w:p>
       <w:pPr>
-        <w:spacing w:before="0" w:after="60"/>
+        <w:spacing w:before="0" w:after="0" w:lineRule="exact" w:line="400"/>
         <w:ind w:firstLine="0"/>
       </w:pPr>
       <w:r>
@@ -2621,7 +2829,7 @@
     </w:p>
     <w:p>
       <w:pPr>
-        <w:spacing w:before="0" w:after="60"/>
+        <w:spacing w:before="0" w:after="0" w:lineRule="exact" w:line="400"/>
         <w:ind w:firstLine="0"/>
       </w:pPr>
       <w:r>
@@ -2635,7 +2843,7 @@
     </w:p>
     <w:p>
       <w:pPr>
-        <w:spacing w:before="0" w:after="60"/>
+        <w:spacing w:before="0" w:after="0" w:lineRule="exact" w:line="400"/>
         <w:ind w:firstLine="0"/>
       </w:pPr>
       <w:r>
@@ -2649,7 +2857,7 @@
     </w:p>
     <w:p>
       <w:pPr>
-        <w:spacing w:before="0" w:after="60"/>
+        <w:spacing w:before="0" w:after="0" w:lineRule="exact" w:line="400"/>
         <w:ind w:firstLine="0"/>
       </w:pPr>
       <w:r>
@@ -2663,7 +2871,7 @@
     </w:p>
     <w:p>
       <w:pPr>
-        <w:spacing w:before="0" w:after="60"/>
+        <w:spacing w:before="0" w:after="0" w:lineRule="exact" w:line="400"/>
         <w:ind w:firstLine="0"/>
       </w:pPr>
       <w:r>
@@ -2677,7 +2885,7 @@
     </w:p>
     <w:p>
       <w:pPr>
-        <w:spacing w:before="0" w:after="60"/>
+        <w:spacing w:before="0" w:after="0" w:lineRule="exact" w:line="400"/>
         <w:ind w:firstLine="0"/>
       </w:pPr>
       <w:r>
@@ -2691,7 +2899,7 @@
     </w:p>
     <w:p>
       <w:pPr>
-        <w:spacing w:before="0" w:after="60"/>
+        <w:spacing w:before="0" w:after="0" w:lineRule="exact" w:line="400"/>
         <w:ind w:firstLine="0"/>
       </w:pPr>
       <w:r>
@@ -2705,7 +2913,7 @@
     </w:p>
     <w:p>
       <w:pPr>
-        <w:spacing w:before="0" w:after="60"/>
+        <w:spacing w:before="0" w:after="0" w:lineRule="exact" w:line="400"/>
         <w:ind w:firstLine="0"/>
       </w:pPr>
       <w:r>
@@ -2719,7 +2927,7 @@
     </w:p>
     <w:p>
       <w:pPr>
-        <w:spacing w:before="0" w:after="60"/>
+        <w:spacing w:before="0" w:after="0" w:lineRule="exact" w:line="400"/>
         <w:ind w:firstLine="0"/>
       </w:pPr>
       <w:r>
@@ -2733,7 +2941,7 @@
     </w:p>
     <w:p>
       <w:pPr>
-        <w:spacing w:before="0" w:after="60"/>
+        <w:spacing w:before="0" w:after="0" w:lineRule="exact" w:line="400"/>
         <w:ind w:firstLine="0"/>
       </w:pPr>
       <w:r>
@@ -2747,7 +2955,7 @@
     </w:p>
     <w:p>
       <w:pPr>
-        <w:spacing w:before="0" w:after="60"/>
+        <w:spacing w:before="0" w:after="0" w:lineRule="exact" w:line="400"/>
         <w:ind w:firstLine="0"/>
       </w:pPr>
       <w:r>
@@ -2761,7 +2969,7 @@
     </w:p>
     <w:p>
       <w:pPr>
-        <w:spacing w:before="0" w:after="60"/>
+        <w:spacing w:before="0" w:after="0" w:lineRule="exact" w:line="400"/>
         <w:ind w:firstLine="0"/>
       </w:pPr>
       <w:r>
@@ -2775,7 +2983,7 @@
     </w:p>
     <w:p>
       <w:pPr>
-        <w:spacing w:before="0" w:after="60"/>
+        <w:spacing w:before="0" w:after="0" w:lineRule="exact" w:line="400"/>
         <w:ind w:firstLine="0"/>
       </w:pPr>
       <w:r>
@@ -2789,7 +2997,7 @@
     </w:p>
     <w:p>
       <w:pPr>
-        <w:spacing w:before="0" w:after="60"/>
+        <w:spacing w:before="0" w:after="0" w:lineRule="exact" w:line="400"/>
         <w:ind w:firstLine="0"/>
       </w:pPr>
       <w:r>
@@ -2803,7 +3011,7 @@
     </w:p>
     <w:p>
       <w:pPr>
-        <w:spacing w:before="0" w:after="60"/>
+        <w:spacing w:before="0" w:after="0" w:lineRule="exact" w:line="400"/>
         <w:ind w:firstLine="0"/>
       </w:pPr>
       <w:r>
@@ -2817,7 +3025,7 @@
     </w:p>
     <w:p>
       <w:pPr>
-        <w:spacing w:before="0" w:after="60"/>
+        <w:spacing w:before="0" w:after="0" w:lineRule="exact" w:line="400"/>
         <w:ind w:firstLine="0"/>
       </w:pPr>
       <w:r>
@@ -3203,7 +3411,7 @@
     <w:qFormat/>
     <w:rsid w:val="00FC693F"/>
     <w:pPr>
-      <w:spacing w:line="360" w:lineRule="auto"/>
+      <w:spacing w:lineRule="exact" w:line="400" w:before="0" w:after="0"/>
     </w:pPr>
     <w:rPr w:rFonts="宋体">
       <w:rFonts w:ascii="宋体" w:hAnsi="宋体"/>

--- a/郑璎_《汉唐百戏书写研究》二稿参考文献1_20260225_参考文献_final.docx
+++ b/郑璎_《汉唐百戏书写研究》二稿参考文献1_20260225_参考文献_final.docx
@@ -4,25 +4,26 @@
   <w:body>
     <w:p>
       <w:pPr>
-        <w:pStyle w:val="Title"/>
+        <w:spacing w:line="240" w:lineRule="auto" w:before="320" w:after="320"/>
         <w:jc w:val="center"/>
       </w:pPr>
       <w:r>
-        <w:rPr>
+        <w:rPr w:rFonts="黑体">
           <w:rFonts w:ascii="黑体" w:hAnsi="黑体" w:eastAsia="黑体"/>
-          <w:sz w:val="44"/>
+          <w:b/>
+          <w:sz w:val="32"/>
         </w:rPr>
         <w:t>参考文献</w:t>
       </w:r>
     </w:p>
     <w:p>
       <w:pPr>
-        <w:spacing w:before="0" w:after="0" w:lineRule="exact" w:line="400"/>
-        <w:ind w:firstLine="0"/>
+        <w:spacing w:line="240" w:lineRule="auto" w:before="140" w:after="140"/>
+        <w:jc w:val="left"/>
       </w:pPr>
       <w:r>
-        <w:rPr>
-          <w:rFonts w:ascii="宋体" w:hAnsi="宋体" w:eastAsia="宋体"/>
+        <w:rPr w:rFonts="黑体">
+          <w:rFonts w:ascii="黑体" w:hAnsi="黑体" w:eastAsia="黑体"/>
           <w:b/>
           <w:sz w:val="28"/>
         </w:rPr>
@@ -31,25 +32,27 @@
     </w:p>
     <w:p>
       <w:pPr>
-        <w:spacing w:before="0" w:after="0" w:lineRule="exact" w:line="400"/>
-        <w:ind w:firstLine="0"/>
+        <w:spacing w:lineRule="exact" w:line="400" w:before="60" w:after="60"/>
+        <w:ind w:firstLine="482"/>
+        <w:jc w:val="left"/>
       </w:pPr>
       <w:r>
-        <w:rPr>
-          <w:rFonts w:ascii="宋体" w:hAnsi="宋体" w:eastAsia="宋体"/>
-          <w:b/>
-          <w:sz w:val="26"/>
+        <w:rPr w:rFonts="楷体">
+          <w:rFonts w:ascii="楷体" w:hAnsi="楷体" w:eastAsia="楷体"/>
+          <w:b w:val="0"/>
+          <w:sz w:val="24"/>
         </w:rPr>
-        <w:t xml:space="preserve">    （一）经部</w:t>
+        <w:t>（一）经部</w:t>
       </w:r>
     </w:p>
     <w:p>
       <w:pPr>
         <w:spacing w:before="0" w:after="0" w:lineRule="exact" w:line="400"/>
         <w:ind w:firstLine="0"/>
+        <w:jc w:val="both"/>
       </w:pPr>
       <w:r>
-        <w:rPr>
+        <w:rPr w:rFonts="宋体">
           <w:rFonts w:ascii="宋体" w:hAnsi="宋体" w:eastAsia="宋体"/>
           <w:b w:val="0"/>
           <w:sz w:val="24"/>
@@ -61,9 +64,10 @@
       <w:pPr>
         <w:spacing w:before="0" w:after="0" w:lineRule="exact" w:line="400"/>
         <w:ind w:firstLine="0"/>
+        <w:jc w:val="both"/>
       </w:pPr>
       <w:r>
-        <w:rPr>
+        <w:rPr w:rFonts="宋体">
           <w:rFonts w:ascii="宋体" w:hAnsi="宋体" w:eastAsia="宋体"/>
           <w:b w:val="0"/>
           <w:sz w:val="24"/>
@@ -75,9 +79,10 @@
       <w:pPr>
         <w:spacing w:before="0" w:after="0" w:lineRule="exact" w:line="400"/>
         <w:ind w:firstLine="0"/>
+        <w:jc w:val="both"/>
       </w:pPr>
       <w:r>
-        <w:rPr>
+        <w:rPr w:rFonts="宋体">
           <w:rFonts w:ascii="宋体" w:hAnsi="宋体" w:eastAsia="宋体"/>
           <w:b w:val="0"/>
           <w:sz w:val="24"/>
@@ -89,9 +94,10 @@
       <w:pPr>
         <w:spacing w:before="0" w:after="0" w:lineRule="exact" w:line="400"/>
         <w:ind w:firstLine="0"/>
+        <w:jc w:val="both"/>
       </w:pPr>
       <w:r>
-        <w:rPr>
+        <w:rPr w:rFonts="宋体">
           <w:rFonts w:ascii="宋体" w:hAnsi="宋体" w:eastAsia="宋体"/>
           <w:b w:val="0"/>
           <w:sz w:val="24"/>
@@ -103,9 +109,10 @@
       <w:pPr>
         <w:spacing w:before="0" w:after="0" w:lineRule="exact" w:line="400"/>
         <w:ind w:firstLine="0"/>
+        <w:jc w:val="both"/>
       </w:pPr>
       <w:r>
-        <w:rPr>
+        <w:rPr w:rFonts="宋体">
           <w:rFonts w:ascii="宋体" w:hAnsi="宋体" w:eastAsia="宋体"/>
           <w:b w:val="0"/>
           <w:sz w:val="24"/>
@@ -117,9 +124,10 @@
       <w:pPr>
         <w:spacing w:before="0" w:after="0" w:lineRule="exact" w:line="400"/>
         <w:ind w:firstLine="0"/>
+        <w:jc w:val="both"/>
       </w:pPr>
       <w:r>
-        <w:rPr>
+        <w:rPr w:rFonts="宋体">
           <w:rFonts w:ascii="宋体" w:hAnsi="宋体" w:eastAsia="宋体"/>
           <w:b w:val="0"/>
           <w:sz w:val="24"/>
@@ -131,9 +139,10 @@
       <w:pPr>
         <w:spacing w:before="0" w:after="0" w:lineRule="exact" w:line="400"/>
         <w:ind w:firstLine="0"/>
+        <w:jc w:val="both"/>
       </w:pPr>
       <w:r>
-        <w:rPr>
+        <w:rPr w:rFonts="宋体">
           <w:rFonts w:ascii="宋体" w:hAnsi="宋体" w:eastAsia="宋体"/>
           <w:b w:val="0"/>
           <w:sz w:val="24"/>
@@ -145,9 +154,10 @@
       <w:pPr>
         <w:spacing w:before="0" w:after="0" w:lineRule="exact" w:line="400"/>
         <w:ind w:firstLine="0"/>
+        <w:jc w:val="both"/>
       </w:pPr>
       <w:r>
-        <w:rPr>
+        <w:rPr w:rFonts="宋体">
           <w:rFonts w:ascii="宋体" w:hAnsi="宋体" w:eastAsia="宋体"/>
           <w:b w:val="0"/>
           <w:sz w:val="24"/>
@@ -159,9 +169,10 @@
       <w:pPr>
         <w:spacing w:before="0" w:after="0" w:lineRule="exact" w:line="400"/>
         <w:ind w:firstLine="0"/>
+        <w:jc w:val="both"/>
       </w:pPr>
       <w:r>
-        <w:rPr>
+        <w:rPr w:rFonts="宋体">
           <w:rFonts w:ascii="宋体" w:hAnsi="宋体" w:eastAsia="宋体"/>
           <w:b w:val="0"/>
           <w:sz w:val="24"/>
@@ -173,9 +184,10 @@
       <w:pPr>
         <w:spacing w:before="0" w:after="0" w:lineRule="exact" w:line="400"/>
         <w:ind w:firstLine="0"/>
+        <w:jc w:val="both"/>
       </w:pPr>
       <w:r>
-        <w:rPr>
+        <w:rPr w:rFonts="宋体">
           <w:rFonts w:ascii="宋体" w:hAnsi="宋体" w:eastAsia="宋体"/>
           <w:b w:val="0"/>
           <w:sz w:val="24"/>
@@ -185,25 +197,27 @@
     </w:p>
     <w:p>
       <w:pPr>
-        <w:spacing w:before="0" w:after="0" w:lineRule="exact" w:line="400"/>
-        <w:ind w:firstLine="0"/>
+        <w:spacing w:lineRule="exact" w:line="400" w:before="60" w:after="60"/>
+        <w:ind w:firstLine="482"/>
+        <w:jc w:val="left"/>
       </w:pPr>
       <w:r>
-        <w:rPr>
-          <w:rFonts w:ascii="宋体" w:hAnsi="宋体" w:eastAsia="宋体"/>
-          <w:b/>
-          <w:sz w:val="26"/>
+        <w:rPr w:rFonts="楷体">
+          <w:rFonts w:ascii="楷体" w:hAnsi="楷体" w:eastAsia="楷体"/>
+          <w:b w:val="0"/>
+          <w:sz w:val="24"/>
         </w:rPr>
-        <w:t xml:space="preserve">    （二）史部</w:t>
+        <w:t>（二）史部</w:t>
       </w:r>
     </w:p>
     <w:p>
       <w:pPr>
         <w:spacing w:before="0" w:after="0" w:lineRule="exact" w:line="400"/>
         <w:ind w:firstLine="0"/>
+        <w:jc w:val="both"/>
       </w:pPr>
       <w:r>
-        <w:rPr>
+        <w:rPr w:rFonts="宋体">
           <w:rFonts w:ascii="宋体" w:hAnsi="宋体" w:eastAsia="宋体"/>
           <w:b w:val="0"/>
           <w:sz w:val="24"/>
@@ -215,9 +229,10 @@
       <w:pPr>
         <w:spacing w:before="0" w:after="0" w:lineRule="exact" w:line="400"/>
         <w:ind w:firstLine="0"/>
+        <w:jc w:val="both"/>
       </w:pPr>
       <w:r>
-        <w:rPr>
+        <w:rPr w:rFonts="宋体">
           <w:rFonts w:ascii="宋体" w:hAnsi="宋体" w:eastAsia="宋体"/>
           <w:b w:val="0"/>
           <w:sz w:val="24"/>
@@ -229,9 +244,10 @@
       <w:pPr>
         <w:spacing w:before="0" w:after="0" w:lineRule="exact" w:line="400"/>
         <w:ind w:firstLine="0"/>
+        <w:jc w:val="both"/>
       </w:pPr>
       <w:r>
-        <w:rPr>
+        <w:rPr w:rFonts="宋体">
           <w:rFonts w:ascii="宋体" w:hAnsi="宋体" w:eastAsia="宋体"/>
           <w:b w:val="0"/>
           <w:sz w:val="24"/>
@@ -243,9 +259,10 @@
       <w:pPr>
         <w:spacing w:before="0" w:after="0" w:lineRule="exact" w:line="400"/>
         <w:ind w:firstLine="0"/>
+        <w:jc w:val="both"/>
       </w:pPr>
       <w:r>
-        <w:rPr>
+        <w:rPr w:rFonts="宋体">
           <w:rFonts w:ascii="宋体" w:hAnsi="宋体" w:eastAsia="宋体"/>
           <w:b w:val="0"/>
           <w:sz w:val="24"/>
@@ -257,9 +274,10 @@
       <w:pPr>
         <w:spacing w:before="0" w:after="0" w:lineRule="exact" w:line="400"/>
         <w:ind w:firstLine="0"/>
+        <w:jc w:val="both"/>
       </w:pPr>
       <w:r>
-        <w:rPr>
+        <w:rPr w:rFonts="宋体">
           <w:rFonts w:ascii="宋体" w:hAnsi="宋体" w:eastAsia="宋体"/>
           <w:b w:val="0"/>
           <w:sz w:val="24"/>
@@ -271,9 +289,10 @@
       <w:pPr>
         <w:spacing w:before="0" w:after="0" w:lineRule="exact" w:line="400"/>
         <w:ind w:firstLine="0"/>
+        <w:jc w:val="both"/>
       </w:pPr>
       <w:r>
-        <w:rPr>
+        <w:rPr w:rFonts="宋体">
           <w:rFonts w:ascii="宋体" w:hAnsi="宋体" w:eastAsia="宋体"/>
           <w:b w:val="0"/>
           <w:sz w:val="24"/>
@@ -285,9 +304,10 @@
       <w:pPr>
         <w:spacing w:before="0" w:after="0" w:lineRule="exact" w:line="400"/>
         <w:ind w:firstLine="0"/>
+        <w:jc w:val="both"/>
       </w:pPr>
       <w:r>
-        <w:rPr>
+        <w:rPr w:rFonts="宋体">
           <w:rFonts w:ascii="宋体" w:hAnsi="宋体" w:eastAsia="宋体"/>
           <w:b w:val="0"/>
           <w:sz w:val="24"/>
@@ -299,9 +319,10 @@
       <w:pPr>
         <w:spacing w:before="0" w:after="0" w:lineRule="exact" w:line="400"/>
         <w:ind w:firstLine="0"/>
+        <w:jc w:val="both"/>
       </w:pPr>
       <w:r>
-        <w:rPr>
+        <w:rPr w:rFonts="宋体">
           <w:rFonts w:ascii="宋体" w:hAnsi="宋体" w:eastAsia="宋体"/>
           <w:b w:val="0"/>
           <w:sz w:val="24"/>
@@ -313,9 +334,10 @@
       <w:pPr>
         <w:spacing w:before="0" w:after="0" w:lineRule="exact" w:line="400"/>
         <w:ind w:firstLine="0"/>
+        <w:jc w:val="both"/>
       </w:pPr>
       <w:r>
-        <w:rPr>
+        <w:rPr w:rFonts="宋体">
           <w:rFonts w:ascii="宋体" w:hAnsi="宋体" w:eastAsia="宋体"/>
           <w:b w:val="0"/>
           <w:sz w:val="24"/>
@@ -327,9 +349,10 @@
       <w:pPr>
         <w:spacing w:before="0" w:after="0" w:lineRule="exact" w:line="400"/>
         <w:ind w:firstLine="0"/>
+        <w:jc w:val="both"/>
       </w:pPr>
       <w:r>
-        <w:rPr>
+        <w:rPr w:rFonts="宋体">
           <w:rFonts w:ascii="宋体" w:hAnsi="宋体" w:eastAsia="宋体"/>
           <w:b w:val="0"/>
           <w:sz w:val="24"/>
@@ -341,9 +364,10 @@
       <w:pPr>
         <w:spacing w:before="0" w:after="0" w:lineRule="exact" w:line="400"/>
         <w:ind w:firstLine="0"/>
+        <w:jc w:val="both"/>
       </w:pPr>
       <w:r>
-        <w:rPr>
+        <w:rPr w:rFonts="宋体">
           <w:rFonts w:ascii="宋体" w:hAnsi="宋体" w:eastAsia="宋体"/>
           <w:b w:val="0"/>
           <w:sz w:val="24"/>
@@ -355,9 +379,10 @@
       <w:pPr>
         <w:spacing w:before="0" w:after="0" w:lineRule="exact" w:line="400"/>
         <w:ind w:firstLine="0"/>
+        <w:jc w:val="both"/>
       </w:pPr>
       <w:r>
-        <w:rPr>
+        <w:rPr w:rFonts="宋体">
           <w:rFonts w:ascii="宋体" w:hAnsi="宋体" w:eastAsia="宋体"/>
           <w:b w:val="0"/>
           <w:sz w:val="24"/>
@@ -369,9 +394,10 @@
       <w:pPr>
         <w:spacing w:before="0" w:after="0" w:lineRule="exact" w:line="400"/>
         <w:ind w:firstLine="0"/>
+        <w:jc w:val="both"/>
       </w:pPr>
       <w:r>
-        <w:rPr>
+        <w:rPr w:rFonts="宋体">
           <w:rFonts w:ascii="宋体" w:hAnsi="宋体" w:eastAsia="宋体"/>
           <w:b w:val="0"/>
           <w:sz w:val="24"/>
@@ -383,9 +409,10 @@
       <w:pPr>
         <w:spacing w:before="0" w:after="0" w:lineRule="exact" w:line="400"/>
         <w:ind w:firstLine="0"/>
+        <w:jc w:val="both"/>
       </w:pPr>
       <w:r>
-        <w:rPr>
+        <w:rPr w:rFonts="宋体">
           <w:rFonts w:ascii="宋体" w:hAnsi="宋体" w:eastAsia="宋体"/>
           <w:b w:val="0"/>
           <w:sz w:val="24"/>
@@ -397,9 +424,10 @@
       <w:pPr>
         <w:spacing w:before="0" w:after="0" w:lineRule="exact" w:line="400"/>
         <w:ind w:firstLine="0"/>
+        <w:jc w:val="both"/>
       </w:pPr>
       <w:r>
-        <w:rPr>
+        <w:rPr w:rFonts="宋体">
           <w:rFonts w:ascii="宋体" w:hAnsi="宋体" w:eastAsia="宋体"/>
           <w:b w:val="0"/>
           <w:sz w:val="24"/>
@@ -411,9 +439,10 @@
       <w:pPr>
         <w:spacing w:before="0" w:after="0" w:lineRule="exact" w:line="400"/>
         <w:ind w:firstLine="0"/>
+        <w:jc w:val="both"/>
       </w:pPr>
       <w:r>
-        <w:rPr>
+        <w:rPr w:rFonts="宋体">
           <w:rFonts w:ascii="宋体" w:hAnsi="宋体" w:eastAsia="宋体"/>
           <w:b w:val="0"/>
           <w:sz w:val="24"/>
@@ -425,9 +454,10 @@
       <w:pPr>
         <w:spacing w:before="0" w:after="0" w:lineRule="exact" w:line="400"/>
         <w:ind w:firstLine="0"/>
+        <w:jc w:val="both"/>
       </w:pPr>
       <w:r>
-        <w:rPr>
+        <w:rPr w:rFonts="宋体">
           <w:rFonts w:ascii="宋体" w:hAnsi="宋体" w:eastAsia="宋体"/>
           <w:b w:val="0"/>
           <w:sz w:val="24"/>
@@ -439,9 +469,10 @@
       <w:pPr>
         <w:spacing w:before="0" w:after="0" w:lineRule="exact" w:line="400"/>
         <w:ind w:firstLine="0"/>
+        <w:jc w:val="both"/>
       </w:pPr>
       <w:r>
-        <w:rPr>
+        <w:rPr w:rFonts="宋体">
           <w:rFonts w:ascii="宋体" w:hAnsi="宋体" w:eastAsia="宋体"/>
           <w:b w:val="0"/>
           <w:sz w:val="24"/>
@@ -453,9 +484,10 @@
       <w:pPr>
         <w:spacing w:before="0" w:after="0" w:lineRule="exact" w:line="400"/>
         <w:ind w:firstLine="0"/>
+        <w:jc w:val="both"/>
       </w:pPr>
       <w:r>
-        <w:rPr>
+        <w:rPr w:rFonts="宋体">
           <w:rFonts w:ascii="宋体" w:hAnsi="宋体" w:eastAsia="宋体"/>
           <w:b w:val="0"/>
           <w:sz w:val="24"/>
@@ -467,9 +499,10 @@
       <w:pPr>
         <w:spacing w:before="0" w:after="0" w:lineRule="exact" w:line="400"/>
         <w:ind w:firstLine="0"/>
+        <w:jc w:val="both"/>
       </w:pPr>
       <w:r>
-        <w:rPr>
+        <w:rPr w:rFonts="宋体">
           <w:rFonts w:ascii="宋体" w:hAnsi="宋体" w:eastAsia="宋体"/>
           <w:b w:val="0"/>
           <w:sz w:val="24"/>
@@ -481,9 +514,10 @@
       <w:pPr>
         <w:spacing w:before="0" w:after="0" w:lineRule="exact" w:line="400"/>
         <w:ind w:firstLine="0"/>
+        <w:jc w:val="both"/>
       </w:pPr>
       <w:r>
-        <w:rPr>
+        <w:rPr w:rFonts="宋体">
           <w:rFonts w:ascii="宋体" w:hAnsi="宋体" w:eastAsia="宋体"/>
           <w:b w:val="0"/>
           <w:sz w:val="24"/>
@@ -495,9 +529,10 @@
       <w:pPr>
         <w:spacing w:before="0" w:after="0" w:lineRule="exact" w:line="400"/>
         <w:ind w:firstLine="0"/>
+        <w:jc w:val="both"/>
       </w:pPr>
       <w:r>
-        <w:rPr>
+        <w:rPr w:rFonts="宋体">
           <w:rFonts w:ascii="宋体" w:hAnsi="宋体" w:eastAsia="宋体"/>
           <w:b w:val="0"/>
           <w:sz w:val="24"/>
@@ -509,9 +544,10 @@
       <w:pPr>
         <w:spacing w:before="0" w:after="0" w:lineRule="exact" w:line="400"/>
         <w:ind w:firstLine="0"/>
+        <w:jc w:val="both"/>
       </w:pPr>
       <w:r>
-        <w:rPr>
+        <w:rPr w:rFonts="宋体">
           <w:rFonts w:ascii="宋体" w:hAnsi="宋体" w:eastAsia="宋体"/>
           <w:b w:val="0"/>
           <w:sz w:val="24"/>
@@ -523,9 +559,10 @@
       <w:pPr>
         <w:spacing w:before="0" w:after="0" w:lineRule="exact" w:line="400"/>
         <w:ind w:firstLine="0"/>
+        <w:jc w:val="both"/>
       </w:pPr>
       <w:r>
-        <w:rPr>
+        <w:rPr w:rFonts="宋体">
           <w:rFonts w:ascii="宋体" w:hAnsi="宋体" w:eastAsia="宋体"/>
           <w:b w:val="0"/>
           <w:sz w:val="24"/>
@@ -537,9 +574,10 @@
       <w:pPr>
         <w:spacing w:before="0" w:after="0" w:lineRule="exact" w:line="400"/>
         <w:ind w:firstLine="0"/>
+        <w:jc w:val="both"/>
       </w:pPr>
       <w:r>
-        <w:rPr>
+        <w:rPr w:rFonts="宋体">
           <w:rFonts w:ascii="宋体" w:hAnsi="宋体" w:eastAsia="宋体"/>
           <w:b w:val="0"/>
           <w:sz w:val="24"/>
@@ -551,9 +589,10 @@
       <w:pPr>
         <w:spacing w:before="0" w:after="0" w:lineRule="exact" w:line="400"/>
         <w:ind w:firstLine="0"/>
+        <w:jc w:val="both"/>
       </w:pPr>
       <w:r>
-        <w:rPr>
+        <w:rPr w:rFonts="宋体">
           <w:rFonts w:ascii="宋体" w:hAnsi="宋体" w:eastAsia="宋体"/>
           <w:b w:val="0"/>
           <w:sz w:val="24"/>
@@ -565,9 +604,10 @@
       <w:pPr>
         <w:spacing w:before="0" w:after="0" w:lineRule="exact" w:line="400"/>
         <w:ind w:firstLine="0"/>
+        <w:jc w:val="both"/>
       </w:pPr>
       <w:r>
-        <w:rPr>
+        <w:rPr w:rFonts="宋体">
           <w:rFonts w:ascii="宋体" w:hAnsi="宋体" w:eastAsia="宋体"/>
           <w:b w:val="0"/>
           <w:sz w:val="24"/>
@@ -579,9 +619,10 @@
       <w:pPr>
         <w:spacing w:before="0" w:after="0" w:lineRule="exact" w:line="400"/>
         <w:ind w:firstLine="0"/>
+        <w:jc w:val="both"/>
       </w:pPr>
       <w:r>
-        <w:rPr>
+        <w:rPr w:rFonts="宋体">
           <w:rFonts w:ascii="宋体" w:hAnsi="宋体" w:eastAsia="宋体"/>
           <w:b w:val="0"/>
           <w:sz w:val="24"/>
@@ -593,9 +634,10 @@
       <w:pPr>
         <w:spacing w:before="0" w:after="0" w:lineRule="exact" w:line="400"/>
         <w:ind w:firstLine="0"/>
+        <w:jc w:val="both"/>
       </w:pPr>
       <w:r>
-        <w:rPr>
+        <w:rPr w:rFonts="宋体">
           <w:rFonts w:ascii="宋体" w:hAnsi="宋体" w:eastAsia="宋体"/>
           <w:b w:val="0"/>
           <w:sz w:val="24"/>
@@ -607,9 +649,10 @@
       <w:pPr>
         <w:spacing w:before="0" w:after="0" w:lineRule="exact" w:line="400"/>
         <w:ind w:firstLine="0"/>
+        <w:jc w:val="both"/>
       </w:pPr>
       <w:r>
-        <w:rPr>
+        <w:rPr w:rFonts="宋体">
           <w:rFonts w:ascii="宋体" w:hAnsi="宋体" w:eastAsia="宋体"/>
           <w:b w:val="0"/>
           <w:sz w:val="24"/>
@@ -621,9 +664,10 @@
       <w:pPr>
         <w:spacing w:before="0" w:after="0" w:lineRule="exact" w:line="400"/>
         <w:ind w:firstLine="0"/>
+        <w:jc w:val="both"/>
       </w:pPr>
       <w:r>
-        <w:rPr>
+        <w:rPr w:rFonts="宋体">
           <w:rFonts w:ascii="宋体" w:hAnsi="宋体" w:eastAsia="宋体"/>
           <w:b w:val="0"/>
           <w:sz w:val="24"/>
@@ -635,9 +679,10 @@
       <w:pPr>
         <w:spacing w:before="0" w:after="0" w:lineRule="exact" w:line="400"/>
         <w:ind w:firstLine="0"/>
+        <w:jc w:val="both"/>
       </w:pPr>
       <w:r>
-        <w:rPr>
+        <w:rPr w:rFonts="宋体">
           <w:rFonts w:ascii="宋体" w:hAnsi="宋体" w:eastAsia="宋体"/>
           <w:b w:val="0"/>
           <w:sz w:val="24"/>
@@ -649,9 +694,10 @@
       <w:pPr>
         <w:spacing w:before="0" w:after="0" w:lineRule="exact" w:line="400"/>
         <w:ind w:firstLine="0"/>
+        <w:jc w:val="both"/>
       </w:pPr>
       <w:r>
-        <w:rPr>
+        <w:rPr w:rFonts="宋体">
           <w:rFonts w:ascii="宋体" w:hAnsi="宋体" w:eastAsia="宋体"/>
           <w:b w:val="0"/>
           <w:sz w:val="24"/>
@@ -663,9 +709,10 @@
       <w:pPr>
         <w:spacing w:before="0" w:after="0" w:lineRule="exact" w:line="400"/>
         <w:ind w:firstLine="0"/>
+        <w:jc w:val="both"/>
       </w:pPr>
       <w:r>
-        <w:rPr>
+        <w:rPr w:rFonts="宋体">
           <w:rFonts w:ascii="宋体" w:hAnsi="宋体" w:eastAsia="宋体"/>
           <w:b w:val="0"/>
           <w:sz w:val="24"/>
@@ -677,9 +724,10 @@
       <w:pPr>
         <w:spacing w:before="0" w:after="0" w:lineRule="exact" w:line="400"/>
         <w:ind w:firstLine="0"/>
+        <w:jc w:val="both"/>
       </w:pPr>
       <w:r>
-        <w:rPr>
+        <w:rPr w:rFonts="宋体">
           <w:rFonts w:ascii="宋体" w:hAnsi="宋体" w:eastAsia="宋体"/>
           <w:b w:val="0"/>
           <w:sz w:val="24"/>
@@ -691,9 +739,10 @@
       <w:pPr>
         <w:spacing w:before="0" w:after="0" w:lineRule="exact" w:line="400"/>
         <w:ind w:firstLine="0"/>
+        <w:jc w:val="both"/>
       </w:pPr>
       <w:r>
-        <w:rPr>
+        <w:rPr w:rFonts="宋体">
           <w:rFonts w:ascii="宋体" w:hAnsi="宋体" w:eastAsia="宋体"/>
           <w:b w:val="0"/>
           <w:sz w:val="24"/>
@@ -705,9 +754,10 @@
       <w:pPr>
         <w:spacing w:before="0" w:after="0" w:lineRule="exact" w:line="400"/>
         <w:ind w:firstLine="0"/>
+        <w:jc w:val="both"/>
       </w:pPr>
       <w:r>
-        <w:rPr>
+        <w:rPr w:rFonts="宋体">
           <w:rFonts w:ascii="宋体" w:hAnsi="宋体" w:eastAsia="宋体"/>
           <w:b w:val="0"/>
           <w:sz w:val="24"/>
@@ -719,9 +769,10 @@
       <w:pPr>
         <w:spacing w:before="0" w:after="0" w:lineRule="exact" w:line="400"/>
         <w:ind w:firstLine="0"/>
+        <w:jc w:val="both"/>
       </w:pPr>
       <w:r>
-        <w:rPr>
+        <w:rPr w:rFonts="宋体">
           <w:rFonts w:ascii="宋体" w:hAnsi="宋体" w:eastAsia="宋体"/>
           <w:b w:val="0"/>
           <w:sz w:val="24"/>
@@ -733,9 +784,10 @@
       <w:pPr>
         <w:spacing w:before="0" w:after="0" w:lineRule="exact" w:line="400"/>
         <w:ind w:firstLine="0"/>
+        <w:jc w:val="both"/>
       </w:pPr>
       <w:r>
-        <w:rPr>
+        <w:rPr w:rFonts="宋体">
           <w:rFonts w:ascii="宋体" w:hAnsi="宋体" w:eastAsia="宋体"/>
           <w:b w:val="0"/>
           <w:sz w:val="24"/>
@@ -747,9 +799,10 @@
       <w:pPr>
         <w:spacing w:before="0" w:after="0" w:lineRule="exact" w:line="400"/>
         <w:ind w:firstLine="0"/>
+        <w:jc w:val="both"/>
       </w:pPr>
       <w:r>
-        <w:rPr>
+        <w:rPr w:rFonts="宋体">
           <w:rFonts w:ascii="宋体" w:hAnsi="宋体" w:eastAsia="宋体"/>
           <w:b w:val="0"/>
           <w:sz w:val="24"/>
@@ -761,9 +814,10 @@
       <w:pPr>
         <w:spacing w:before="0" w:after="0" w:lineRule="exact" w:line="400"/>
         <w:ind w:firstLine="0"/>
+        <w:jc w:val="both"/>
       </w:pPr>
       <w:r>
-        <w:rPr>
+        <w:rPr w:rFonts="宋体">
           <w:rFonts w:ascii="宋体" w:hAnsi="宋体" w:eastAsia="宋体"/>
           <w:b w:val="0"/>
           <w:sz w:val="24"/>
@@ -775,9 +829,10 @@
       <w:pPr>
         <w:spacing w:before="0" w:after="0" w:lineRule="exact" w:line="400"/>
         <w:ind w:firstLine="0"/>
+        <w:jc w:val="both"/>
       </w:pPr>
       <w:r>
-        <w:rPr>
+        <w:rPr w:rFonts="宋体">
           <w:rFonts w:ascii="宋体" w:hAnsi="宋体" w:eastAsia="宋体"/>
           <w:b w:val="0"/>
           <w:sz w:val="24"/>
@@ -789,9 +844,10 @@
       <w:pPr>
         <w:spacing w:before="0" w:after="0" w:lineRule="exact" w:line="400"/>
         <w:ind w:firstLine="0"/>
+        <w:jc w:val="both"/>
       </w:pPr>
       <w:r>
-        <w:rPr>
+        <w:rPr w:rFonts="宋体">
           <w:rFonts w:ascii="宋体" w:hAnsi="宋体" w:eastAsia="宋体"/>
           <w:b w:val="0"/>
           <w:sz w:val="24"/>
@@ -803,9 +859,10 @@
       <w:pPr>
         <w:spacing w:before="0" w:after="0" w:lineRule="exact" w:line="400"/>
         <w:ind w:firstLine="0"/>
+        <w:jc w:val="both"/>
       </w:pPr>
       <w:r>
-        <w:rPr>
+        <w:rPr w:rFonts="宋体">
           <w:rFonts w:ascii="宋体" w:hAnsi="宋体" w:eastAsia="宋体"/>
           <w:b w:val="0"/>
           <w:sz w:val="24"/>
@@ -817,9 +874,10 @@
       <w:pPr>
         <w:spacing w:before="0" w:after="0" w:lineRule="exact" w:line="400"/>
         <w:ind w:firstLine="0"/>
+        <w:jc w:val="both"/>
       </w:pPr>
       <w:r>
-        <w:rPr>
+        <w:rPr w:rFonts="宋体">
           <w:rFonts w:ascii="宋体" w:hAnsi="宋体" w:eastAsia="宋体"/>
           <w:b w:val="0"/>
           <w:sz w:val="24"/>
@@ -831,9 +889,10 @@
       <w:pPr>
         <w:spacing w:before="0" w:after="0" w:lineRule="exact" w:line="400"/>
         <w:ind w:firstLine="0"/>
+        <w:jc w:val="both"/>
       </w:pPr>
       <w:r>
-        <w:rPr>
+        <w:rPr w:rFonts="宋体">
           <w:rFonts w:ascii="宋体" w:hAnsi="宋体" w:eastAsia="宋体"/>
           <w:b w:val="0"/>
           <w:sz w:val="24"/>
@@ -845,9 +904,10 @@
       <w:pPr>
         <w:spacing w:before="0" w:after="0" w:lineRule="exact" w:line="400"/>
         <w:ind w:firstLine="0"/>
+        <w:jc w:val="both"/>
       </w:pPr>
       <w:r>
-        <w:rPr>
+        <w:rPr w:rFonts="宋体">
           <w:rFonts w:ascii="宋体" w:hAnsi="宋体" w:eastAsia="宋体"/>
           <w:b w:val="0"/>
           <w:sz w:val="24"/>
@@ -857,25 +917,27 @@
     </w:p>
     <w:p>
       <w:pPr>
-        <w:spacing w:before="0" w:after="0" w:lineRule="exact" w:line="400"/>
-        <w:ind w:firstLine="0"/>
+        <w:spacing w:lineRule="exact" w:line="400" w:before="60" w:after="60"/>
+        <w:ind w:firstLine="482"/>
+        <w:jc w:val="left"/>
       </w:pPr>
       <w:r>
-        <w:rPr>
-          <w:rFonts w:ascii="宋体" w:hAnsi="宋体" w:eastAsia="宋体"/>
-          <w:b/>
-          <w:sz w:val="26"/>
+        <w:rPr w:rFonts="楷体">
+          <w:rFonts w:ascii="楷体" w:hAnsi="楷体" w:eastAsia="楷体"/>
+          <w:b w:val="0"/>
+          <w:sz w:val="24"/>
         </w:rPr>
-        <w:t xml:space="preserve">    （三）子部</w:t>
+        <w:t>（三）子部</w:t>
       </w:r>
     </w:p>
     <w:p>
       <w:pPr>
         <w:spacing w:before="0" w:after="0" w:lineRule="exact" w:line="400"/>
         <w:ind w:firstLine="0"/>
+        <w:jc w:val="both"/>
       </w:pPr>
       <w:r>
-        <w:rPr>
+        <w:rPr w:rFonts="宋体">
           <w:rFonts w:ascii="宋体" w:hAnsi="宋体" w:eastAsia="宋体"/>
           <w:b w:val="0"/>
           <w:sz w:val="24"/>
@@ -887,9 +949,10 @@
       <w:pPr>
         <w:spacing w:before="0" w:after="0" w:lineRule="exact" w:line="400"/>
         <w:ind w:firstLine="0"/>
+        <w:jc w:val="both"/>
       </w:pPr>
       <w:r>
-        <w:rPr>
+        <w:rPr w:rFonts="宋体">
           <w:rFonts w:ascii="宋体" w:hAnsi="宋体" w:eastAsia="宋体"/>
           <w:b w:val="0"/>
           <w:sz w:val="24"/>
@@ -901,9 +964,10 @@
       <w:pPr>
         <w:spacing w:before="0" w:after="0" w:lineRule="exact" w:line="400"/>
         <w:ind w:firstLine="0"/>
+        <w:jc w:val="both"/>
       </w:pPr>
       <w:r>
-        <w:rPr>
+        <w:rPr w:rFonts="宋体">
           <w:rFonts w:ascii="宋体" w:hAnsi="宋体" w:eastAsia="宋体"/>
           <w:b w:val="0"/>
           <w:sz w:val="24"/>
@@ -915,9 +979,10 @@
       <w:pPr>
         <w:spacing w:before="0" w:after="0" w:lineRule="exact" w:line="400"/>
         <w:ind w:firstLine="0"/>
+        <w:jc w:val="both"/>
       </w:pPr>
       <w:r>
-        <w:rPr>
+        <w:rPr w:rFonts="宋体">
           <w:rFonts w:ascii="宋体" w:hAnsi="宋体" w:eastAsia="宋体"/>
           <w:b w:val="0"/>
           <w:sz w:val="24"/>
@@ -929,9 +994,10 @@
       <w:pPr>
         <w:spacing w:before="0" w:after="0" w:lineRule="exact" w:line="400"/>
         <w:ind w:firstLine="0"/>
+        <w:jc w:val="both"/>
       </w:pPr>
       <w:r>
-        <w:rPr>
+        <w:rPr w:rFonts="宋体">
           <w:rFonts w:ascii="宋体" w:hAnsi="宋体" w:eastAsia="宋体"/>
           <w:b w:val="0"/>
           <w:sz w:val="24"/>
@@ -943,9 +1009,10 @@
       <w:pPr>
         <w:spacing w:before="0" w:after="0" w:lineRule="exact" w:line="400"/>
         <w:ind w:firstLine="0"/>
+        <w:jc w:val="both"/>
       </w:pPr>
       <w:r>
-        <w:rPr>
+        <w:rPr w:rFonts="宋体">
           <w:rFonts w:ascii="宋体" w:hAnsi="宋体" w:eastAsia="宋体"/>
           <w:b w:val="0"/>
           <w:sz w:val="24"/>
@@ -955,25 +1022,27 @@
     </w:p>
     <w:p>
       <w:pPr>
-        <w:spacing w:before="0" w:after="0" w:lineRule="exact" w:line="400"/>
-        <w:ind w:firstLine="0"/>
+        <w:spacing w:lineRule="exact" w:line="400" w:before="60" w:after="60"/>
+        <w:ind w:firstLine="482"/>
+        <w:jc w:val="left"/>
       </w:pPr>
       <w:r>
-        <w:rPr>
-          <w:rFonts w:ascii="宋体" w:hAnsi="宋体" w:eastAsia="宋体"/>
-          <w:b/>
-          <w:sz w:val="26"/>
+        <w:rPr w:rFonts="楷体">
+          <w:rFonts w:ascii="楷体" w:hAnsi="楷体" w:eastAsia="楷体"/>
+          <w:b w:val="0"/>
+          <w:sz w:val="24"/>
         </w:rPr>
-        <w:t xml:space="preserve">    （四）集部</w:t>
+        <w:t>（四）集部</w:t>
       </w:r>
     </w:p>
     <w:p>
       <w:pPr>
         <w:spacing w:before="0" w:after="0" w:lineRule="exact" w:line="400"/>
         <w:ind w:firstLine="0"/>
+        <w:jc w:val="both"/>
       </w:pPr>
       <w:r>
-        <w:rPr>
+        <w:rPr w:rFonts="宋体">
           <w:rFonts w:ascii="宋体" w:hAnsi="宋体" w:eastAsia="宋体"/>
           <w:b w:val="0"/>
           <w:sz w:val="24"/>
@@ -985,9 +1054,10 @@
       <w:pPr>
         <w:spacing w:before="0" w:after="0" w:lineRule="exact" w:line="400"/>
         <w:ind w:firstLine="0"/>
+        <w:jc w:val="both"/>
       </w:pPr>
       <w:r>
-        <w:rPr>
+        <w:rPr w:rFonts="宋体">
           <w:rFonts w:ascii="宋体" w:hAnsi="宋体" w:eastAsia="宋体"/>
           <w:b w:val="0"/>
           <w:sz w:val="24"/>
@@ -999,9 +1069,10 @@
       <w:pPr>
         <w:spacing w:before="0" w:after="0" w:lineRule="exact" w:line="400"/>
         <w:ind w:firstLine="0"/>
+        <w:jc w:val="both"/>
       </w:pPr>
       <w:r>
-        <w:rPr>
+        <w:rPr w:rFonts="宋体">
           <w:rFonts w:ascii="宋体" w:hAnsi="宋体" w:eastAsia="宋体"/>
           <w:b w:val="0"/>
           <w:sz w:val="24"/>
@@ -1013,9 +1084,10 @@
       <w:pPr>
         <w:spacing w:before="0" w:after="0" w:lineRule="exact" w:line="400"/>
         <w:ind w:firstLine="0"/>
+        <w:jc w:val="both"/>
       </w:pPr>
       <w:r>
-        <w:rPr>
+        <w:rPr w:rFonts="宋体">
           <w:rFonts w:ascii="宋体" w:hAnsi="宋体" w:eastAsia="宋体"/>
           <w:b w:val="0"/>
           <w:sz w:val="24"/>
@@ -1027,9 +1099,10 @@
       <w:pPr>
         <w:spacing w:before="0" w:after="0" w:lineRule="exact" w:line="400"/>
         <w:ind w:firstLine="0"/>
+        <w:jc w:val="both"/>
       </w:pPr>
       <w:r>
-        <w:rPr>
+        <w:rPr w:rFonts="宋体">
           <w:rFonts w:ascii="宋体" w:hAnsi="宋体" w:eastAsia="宋体"/>
           <w:b w:val="0"/>
           <w:sz w:val="24"/>
@@ -1041,9 +1114,10 @@
       <w:pPr>
         <w:spacing w:before="0" w:after="0" w:lineRule="exact" w:line="400"/>
         <w:ind w:firstLine="0"/>
+        <w:jc w:val="both"/>
       </w:pPr>
       <w:r>
-        <w:rPr>
+        <w:rPr w:rFonts="宋体">
           <w:rFonts w:ascii="宋体" w:hAnsi="宋体" w:eastAsia="宋体"/>
           <w:b w:val="0"/>
           <w:sz w:val="24"/>
@@ -1055,9 +1129,10 @@
       <w:pPr>
         <w:spacing w:before="0" w:after="0" w:lineRule="exact" w:line="400"/>
         <w:ind w:firstLine="0"/>
+        <w:jc w:val="both"/>
       </w:pPr>
       <w:r>
-        <w:rPr>
+        <w:rPr w:rFonts="宋体">
           <w:rFonts w:ascii="宋体" w:hAnsi="宋体" w:eastAsia="宋体"/>
           <w:b w:val="0"/>
           <w:sz w:val="24"/>
@@ -1069,9 +1144,10 @@
       <w:pPr>
         <w:spacing w:before="0" w:after="0" w:lineRule="exact" w:line="400"/>
         <w:ind w:firstLine="0"/>
+        <w:jc w:val="both"/>
       </w:pPr>
       <w:r>
-        <w:rPr>
+        <w:rPr w:rFonts="宋体">
           <w:rFonts w:ascii="宋体" w:hAnsi="宋体" w:eastAsia="宋体"/>
           <w:b w:val="0"/>
           <w:sz w:val="24"/>
@@ -1083,9 +1159,10 @@
       <w:pPr>
         <w:spacing w:before="0" w:after="0" w:lineRule="exact" w:line="400"/>
         <w:ind w:firstLine="0"/>
+        <w:jc w:val="both"/>
       </w:pPr>
       <w:r>
-        <w:rPr>
+        <w:rPr w:rFonts="宋体">
           <w:rFonts w:ascii="宋体" w:hAnsi="宋体" w:eastAsia="宋体"/>
           <w:b w:val="0"/>
           <w:sz w:val="24"/>
@@ -1097,9 +1174,10 @@
       <w:pPr>
         <w:spacing w:before="0" w:after="0" w:lineRule="exact" w:line="400"/>
         <w:ind w:firstLine="0"/>
+        <w:jc w:val="both"/>
       </w:pPr>
       <w:r>
-        <w:rPr>
+        <w:rPr w:rFonts="宋体">
           <w:rFonts w:ascii="宋体" w:hAnsi="宋体" w:eastAsia="宋体"/>
           <w:b w:val="0"/>
           <w:sz w:val="24"/>
@@ -1109,12 +1187,12 @@
     </w:p>
     <w:p>
       <w:pPr>
-        <w:spacing w:before="0" w:after="0" w:lineRule="exact" w:line="400"/>
-        <w:ind w:firstLine="0"/>
+        <w:spacing w:line="240" w:lineRule="auto" w:before="140" w:after="140"/>
+        <w:jc w:val="left"/>
       </w:pPr>
       <w:r>
-        <w:rPr>
-          <w:rFonts w:ascii="宋体" w:hAnsi="宋体" w:eastAsia="宋体"/>
+        <w:rPr w:rFonts="黑体">
+          <w:rFonts w:ascii="黑体" w:hAnsi="黑体" w:eastAsia="黑体"/>
           <w:b/>
           <w:sz w:val="28"/>
         </w:rPr>
@@ -1125,9 +1203,10 @@
       <w:pPr>
         <w:spacing w:before="0" w:after="0" w:lineRule="exact" w:line="400"/>
         <w:ind w:firstLine="0"/>
+        <w:jc w:val="both"/>
       </w:pPr>
       <w:r>
-        <w:rPr>
+        <w:rPr w:rFonts="宋体">
           <w:rFonts w:ascii="宋体" w:hAnsi="宋体" w:eastAsia="宋体"/>
           <w:b w:val="0"/>
           <w:sz w:val="24"/>
@@ -1139,9 +1218,10 @@
       <w:pPr>
         <w:spacing w:before="0" w:after="0" w:lineRule="exact" w:line="400"/>
         <w:ind w:firstLine="0"/>
+        <w:jc w:val="both"/>
       </w:pPr>
       <w:r>
-        <w:rPr>
+        <w:rPr w:rFonts="宋体">
           <w:rFonts w:ascii="宋体" w:hAnsi="宋体" w:eastAsia="宋体"/>
           <w:b w:val="0"/>
           <w:sz w:val="24"/>
@@ -1153,9 +1233,10 @@
       <w:pPr>
         <w:spacing w:before="0" w:after="0" w:lineRule="exact" w:line="400"/>
         <w:ind w:firstLine="0"/>
+        <w:jc w:val="both"/>
       </w:pPr>
       <w:r>
-        <w:rPr>
+        <w:rPr w:rFonts="宋体">
           <w:rFonts w:ascii="宋体" w:hAnsi="宋体" w:eastAsia="宋体"/>
           <w:b w:val="0"/>
           <w:sz w:val="24"/>
@@ -1167,9 +1248,10 @@
       <w:pPr>
         <w:spacing w:before="0" w:after="0" w:lineRule="exact" w:line="400"/>
         <w:ind w:firstLine="0"/>
+        <w:jc w:val="both"/>
       </w:pPr>
       <w:r>
-        <w:rPr>
+        <w:rPr w:rFonts="宋体">
           <w:rFonts w:ascii="宋体" w:hAnsi="宋体" w:eastAsia="宋体"/>
           <w:b w:val="0"/>
           <w:sz w:val="24"/>
@@ -1181,9 +1263,10 @@
       <w:pPr>
         <w:spacing w:before="0" w:after="0" w:lineRule="exact" w:line="400"/>
         <w:ind w:firstLine="0"/>
+        <w:jc w:val="both"/>
       </w:pPr>
       <w:r>
-        <w:rPr>
+        <w:rPr w:rFonts="宋体">
           <w:rFonts w:ascii="宋体" w:hAnsi="宋体" w:eastAsia="宋体"/>
           <w:b w:val="0"/>
           <w:sz w:val="24"/>
@@ -1195,9 +1278,10 @@
       <w:pPr>
         <w:spacing w:before="0" w:after="0" w:lineRule="exact" w:line="400"/>
         <w:ind w:firstLine="0"/>
+        <w:jc w:val="both"/>
       </w:pPr>
       <w:r>
-        <w:rPr>
+        <w:rPr w:rFonts="宋体">
           <w:rFonts w:ascii="宋体" w:hAnsi="宋体" w:eastAsia="宋体"/>
           <w:b w:val="0"/>
           <w:sz w:val="24"/>
@@ -1209,9 +1293,10 @@
       <w:pPr>
         <w:spacing w:before="0" w:after="0" w:lineRule="exact" w:line="400"/>
         <w:ind w:firstLine="0"/>
+        <w:jc w:val="both"/>
       </w:pPr>
       <w:r>
-        <w:rPr>
+        <w:rPr w:rFonts="宋体">
           <w:rFonts w:ascii="宋体" w:hAnsi="宋体" w:eastAsia="宋体"/>
           <w:b w:val="0"/>
           <w:sz w:val="24"/>
@@ -1223,9 +1308,10 @@
       <w:pPr>
         <w:spacing w:before="0" w:after="0" w:lineRule="exact" w:line="400"/>
         <w:ind w:firstLine="0"/>
+        <w:jc w:val="both"/>
       </w:pPr>
       <w:r>
-        <w:rPr>
+        <w:rPr w:rFonts="宋体">
           <w:rFonts w:ascii="宋体" w:hAnsi="宋体" w:eastAsia="宋体"/>
           <w:b w:val="0"/>
           <w:sz w:val="24"/>
@@ -1237,9 +1323,10 @@
       <w:pPr>
         <w:spacing w:before="0" w:after="0" w:lineRule="exact" w:line="400"/>
         <w:ind w:firstLine="0"/>
+        <w:jc w:val="both"/>
       </w:pPr>
       <w:r>
-        <w:rPr>
+        <w:rPr w:rFonts="宋体">
           <w:rFonts w:ascii="宋体" w:hAnsi="宋体" w:eastAsia="宋体"/>
           <w:b w:val="0"/>
           <w:sz w:val="24"/>
@@ -1251,9 +1338,10 @@
       <w:pPr>
         <w:spacing w:before="0" w:after="0" w:lineRule="exact" w:line="400"/>
         <w:ind w:firstLine="0"/>
+        <w:jc w:val="both"/>
       </w:pPr>
       <w:r>
-        <w:rPr>
+        <w:rPr w:rFonts="宋体">
           <w:rFonts w:ascii="宋体" w:hAnsi="宋体" w:eastAsia="宋体"/>
           <w:b w:val="0"/>
           <w:sz w:val="24"/>
@@ -1265,9 +1353,10 @@
       <w:pPr>
         <w:spacing w:before="0" w:after="0" w:lineRule="exact" w:line="400"/>
         <w:ind w:firstLine="0"/>
+        <w:jc w:val="both"/>
       </w:pPr>
       <w:r>
-        <w:rPr>
+        <w:rPr w:rFonts="宋体">
           <w:rFonts w:ascii="宋体" w:hAnsi="宋体" w:eastAsia="宋体"/>
           <w:b w:val="0"/>
           <w:sz w:val="24"/>
@@ -1279,9 +1368,10 @@
       <w:pPr>
         <w:spacing w:before="0" w:after="0" w:lineRule="exact" w:line="400"/>
         <w:ind w:firstLine="0"/>
+        <w:jc w:val="both"/>
       </w:pPr>
       <w:r>
-        <w:rPr>
+        <w:rPr w:rFonts="宋体">
           <w:rFonts w:ascii="宋体" w:hAnsi="宋体" w:eastAsia="宋体"/>
           <w:b w:val="0"/>
           <w:sz w:val="24"/>
@@ -1293,9 +1383,10 @@
       <w:pPr>
         <w:spacing w:before="0" w:after="0" w:lineRule="exact" w:line="400"/>
         <w:ind w:firstLine="0"/>
+        <w:jc w:val="both"/>
       </w:pPr>
       <w:r>
-        <w:rPr>
+        <w:rPr w:rFonts="宋体">
           <w:rFonts w:ascii="宋体" w:hAnsi="宋体" w:eastAsia="宋体"/>
           <w:b w:val="0"/>
           <w:sz w:val="24"/>
@@ -1307,9 +1398,10 @@
       <w:pPr>
         <w:spacing w:before="0" w:after="0" w:lineRule="exact" w:line="400"/>
         <w:ind w:firstLine="0"/>
+        <w:jc w:val="both"/>
       </w:pPr>
       <w:r>
-        <w:rPr>
+        <w:rPr w:rFonts="宋体">
           <w:rFonts w:ascii="宋体" w:hAnsi="宋体" w:eastAsia="宋体"/>
           <w:b w:val="0"/>
           <w:sz w:val="24"/>
@@ -1321,9 +1413,10 @@
       <w:pPr>
         <w:spacing w:before="0" w:after="0" w:lineRule="exact" w:line="400"/>
         <w:ind w:firstLine="0"/>
+        <w:jc w:val="both"/>
       </w:pPr>
       <w:r>
-        <w:rPr>
+        <w:rPr w:rFonts="宋体">
           <w:rFonts w:ascii="宋体" w:hAnsi="宋体" w:eastAsia="宋体"/>
           <w:b w:val="0"/>
           <w:sz w:val="24"/>
@@ -1335,9 +1428,10 @@
       <w:pPr>
         <w:spacing w:before="0" w:after="0" w:lineRule="exact" w:line="400"/>
         <w:ind w:firstLine="0"/>
+        <w:jc w:val="both"/>
       </w:pPr>
       <w:r>
-        <w:rPr>
+        <w:rPr w:rFonts="宋体">
           <w:rFonts w:ascii="宋体" w:hAnsi="宋体" w:eastAsia="宋体"/>
           <w:b w:val="0"/>
           <w:sz w:val="24"/>
@@ -1349,9 +1443,10 @@
       <w:pPr>
         <w:spacing w:before="0" w:after="0" w:lineRule="exact" w:line="400"/>
         <w:ind w:firstLine="0"/>
+        <w:jc w:val="both"/>
       </w:pPr>
       <w:r>
-        <w:rPr>
+        <w:rPr w:rFonts="宋体">
           <w:rFonts w:ascii="宋体" w:hAnsi="宋体" w:eastAsia="宋体"/>
           <w:b w:val="0"/>
           <w:sz w:val="24"/>
@@ -1363,9 +1458,10 @@
       <w:pPr>
         <w:spacing w:before="0" w:after="0" w:lineRule="exact" w:line="400"/>
         <w:ind w:firstLine="0"/>
+        <w:jc w:val="both"/>
       </w:pPr>
       <w:r>
-        <w:rPr>
+        <w:rPr w:rFonts="宋体">
           <w:rFonts w:ascii="宋体" w:hAnsi="宋体" w:eastAsia="宋体"/>
           <w:b w:val="0"/>
           <w:sz w:val="24"/>
@@ -1377,9 +1473,10 @@
       <w:pPr>
         <w:spacing w:before="0" w:after="0" w:lineRule="exact" w:line="400"/>
         <w:ind w:firstLine="0"/>
+        <w:jc w:val="both"/>
       </w:pPr>
       <w:r>
-        <w:rPr>
+        <w:rPr w:rFonts="宋体">
           <w:rFonts w:ascii="宋体" w:hAnsi="宋体" w:eastAsia="宋体"/>
           <w:b w:val="0"/>
           <w:sz w:val="24"/>
@@ -1391,9 +1488,10 @@
       <w:pPr>
         <w:spacing w:before="0" w:after="0" w:lineRule="exact" w:line="400"/>
         <w:ind w:firstLine="0"/>
+        <w:jc w:val="both"/>
       </w:pPr>
       <w:r>
-        <w:rPr>
+        <w:rPr w:rFonts="宋体">
           <w:rFonts w:ascii="宋体" w:hAnsi="宋体" w:eastAsia="宋体"/>
           <w:b w:val="0"/>
           <w:sz w:val="24"/>
@@ -1405,9 +1503,10 @@
       <w:pPr>
         <w:spacing w:before="0" w:after="0" w:lineRule="exact" w:line="400"/>
         <w:ind w:firstLine="0"/>
+        <w:jc w:val="both"/>
       </w:pPr>
       <w:r>
-        <w:rPr>
+        <w:rPr w:rFonts="宋体">
           <w:rFonts w:ascii="宋体" w:hAnsi="宋体" w:eastAsia="宋体"/>
           <w:b w:val="0"/>
           <w:sz w:val="24"/>
@@ -1419,9 +1518,10 @@
       <w:pPr>
         <w:spacing w:before="0" w:after="0" w:lineRule="exact" w:line="400"/>
         <w:ind w:firstLine="0"/>
+        <w:jc w:val="both"/>
       </w:pPr>
       <w:r>
-        <w:rPr>
+        <w:rPr w:rFonts="宋体">
           <w:rFonts w:ascii="宋体" w:hAnsi="宋体" w:eastAsia="宋体"/>
           <w:b w:val="0"/>
           <w:sz w:val="24"/>
@@ -1433,9 +1533,10 @@
       <w:pPr>
         <w:spacing w:before="0" w:after="0" w:lineRule="exact" w:line="400"/>
         <w:ind w:firstLine="0"/>
+        <w:jc w:val="both"/>
       </w:pPr>
       <w:r>
-        <w:rPr>
+        <w:rPr w:rFonts="宋体">
           <w:rFonts w:ascii="宋体" w:hAnsi="宋体" w:eastAsia="宋体"/>
           <w:b w:val="0"/>
           <w:sz w:val="24"/>
@@ -1447,9 +1548,10 @@
       <w:pPr>
         <w:spacing w:before="0" w:after="0" w:lineRule="exact" w:line="400"/>
         <w:ind w:firstLine="0"/>
+        <w:jc w:val="both"/>
       </w:pPr>
       <w:r>
-        <w:rPr>
+        <w:rPr w:rFonts="宋体">
           <w:rFonts w:ascii="宋体" w:hAnsi="宋体" w:eastAsia="宋体"/>
           <w:b w:val="0"/>
           <w:sz w:val="24"/>
@@ -1461,9 +1563,10 @@
       <w:pPr>
         <w:spacing w:before="0" w:after="0" w:lineRule="exact" w:line="400"/>
         <w:ind w:firstLine="0"/>
+        <w:jc w:val="both"/>
       </w:pPr>
       <w:r>
-        <w:rPr>
+        <w:rPr w:rFonts="宋体">
           <w:rFonts w:ascii="宋体" w:hAnsi="宋体" w:eastAsia="宋体"/>
           <w:b w:val="0"/>
           <w:sz w:val="24"/>
@@ -1475,9 +1578,10 @@
       <w:pPr>
         <w:spacing w:before="0" w:after="0" w:lineRule="exact" w:line="400"/>
         <w:ind w:firstLine="0"/>
+        <w:jc w:val="both"/>
       </w:pPr>
       <w:r>
-        <w:rPr>
+        <w:rPr w:rFonts="宋体">
           <w:rFonts w:ascii="宋体" w:hAnsi="宋体" w:eastAsia="宋体"/>
           <w:b w:val="0"/>
           <w:sz w:val="24"/>
@@ -1489,9 +1593,10 @@
       <w:pPr>
         <w:spacing w:before="0" w:after="0" w:lineRule="exact" w:line="400"/>
         <w:ind w:firstLine="0"/>
+        <w:jc w:val="both"/>
       </w:pPr>
       <w:r>
-        <w:rPr>
+        <w:rPr w:rFonts="宋体">
           <w:rFonts w:ascii="宋体" w:hAnsi="宋体" w:eastAsia="宋体"/>
           <w:b w:val="0"/>
           <w:sz w:val="24"/>
@@ -1503,9 +1608,10 @@
       <w:pPr>
         <w:spacing w:before="0" w:after="0" w:lineRule="exact" w:line="400"/>
         <w:ind w:firstLine="0"/>
+        <w:jc w:val="both"/>
       </w:pPr>
       <w:r>
-        <w:rPr>
+        <w:rPr w:rFonts="宋体">
           <w:rFonts w:ascii="宋体" w:hAnsi="宋体" w:eastAsia="宋体"/>
           <w:b w:val="0"/>
           <w:sz w:val="24"/>
@@ -1517,9 +1623,10 @@
       <w:pPr>
         <w:spacing w:before="0" w:after="0" w:lineRule="exact" w:line="400"/>
         <w:ind w:firstLine="0"/>
+        <w:jc w:val="both"/>
       </w:pPr>
       <w:r>
-        <w:rPr>
+        <w:rPr w:rFonts="宋体">
           <w:rFonts w:ascii="宋体" w:hAnsi="宋体" w:eastAsia="宋体"/>
           <w:b w:val="0"/>
           <w:sz w:val="24"/>
@@ -1531,9 +1638,10 @@
       <w:pPr>
         <w:spacing w:before="0" w:after="0" w:lineRule="exact" w:line="400"/>
         <w:ind w:firstLine="0"/>
+        <w:jc w:val="both"/>
       </w:pPr>
       <w:r>
-        <w:rPr>
+        <w:rPr w:rFonts="宋体">
           <w:rFonts w:ascii="宋体" w:hAnsi="宋体" w:eastAsia="宋体"/>
           <w:b w:val="0"/>
           <w:sz w:val="24"/>
@@ -1545,9 +1653,10 @@
       <w:pPr>
         <w:spacing w:before="0" w:after="0" w:lineRule="exact" w:line="400"/>
         <w:ind w:firstLine="0"/>
+        <w:jc w:val="both"/>
       </w:pPr>
       <w:r>
-        <w:rPr>
+        <w:rPr w:rFonts="宋体">
           <w:rFonts w:ascii="宋体" w:hAnsi="宋体" w:eastAsia="宋体"/>
           <w:b w:val="0"/>
           <w:sz w:val="24"/>
@@ -1559,9 +1668,10 @@
       <w:pPr>
         <w:spacing w:before="0" w:after="0" w:lineRule="exact" w:line="400"/>
         <w:ind w:firstLine="0"/>
+        <w:jc w:val="both"/>
       </w:pPr>
       <w:r>
-        <w:rPr>
+        <w:rPr w:rFonts="宋体">
           <w:rFonts w:ascii="宋体" w:hAnsi="宋体" w:eastAsia="宋体"/>
           <w:b w:val="0"/>
           <w:sz w:val="24"/>
@@ -1573,9 +1683,10 @@
       <w:pPr>
         <w:spacing w:before="0" w:after="0" w:lineRule="exact" w:line="400"/>
         <w:ind w:firstLine="0"/>
+        <w:jc w:val="both"/>
       </w:pPr>
       <w:r>
-        <w:rPr>
+        <w:rPr w:rFonts="宋体">
           <w:rFonts w:ascii="宋体" w:hAnsi="宋体" w:eastAsia="宋体"/>
           <w:b w:val="0"/>
           <w:sz w:val="24"/>
@@ -1587,9 +1698,10 @@
       <w:pPr>
         <w:spacing w:before="0" w:after="0" w:lineRule="exact" w:line="400"/>
         <w:ind w:firstLine="0"/>
+        <w:jc w:val="both"/>
       </w:pPr>
       <w:r>
-        <w:rPr>
+        <w:rPr w:rFonts="宋体">
           <w:rFonts w:ascii="宋体" w:hAnsi="宋体" w:eastAsia="宋体"/>
           <w:b w:val="0"/>
           <w:sz w:val="24"/>
@@ -1601,9 +1713,10 @@
       <w:pPr>
         <w:spacing w:before="0" w:after="0" w:lineRule="exact" w:line="400"/>
         <w:ind w:firstLine="0"/>
+        <w:jc w:val="both"/>
       </w:pPr>
       <w:r>
-        <w:rPr>
+        <w:rPr w:rFonts="宋体">
           <w:rFonts w:ascii="宋体" w:hAnsi="宋体" w:eastAsia="宋体"/>
           <w:b w:val="0"/>
           <w:sz w:val="24"/>
@@ -1615,9 +1728,10 @@
       <w:pPr>
         <w:spacing w:before="0" w:after="0" w:lineRule="exact" w:line="400"/>
         <w:ind w:firstLine="0"/>
+        <w:jc w:val="both"/>
       </w:pPr>
       <w:r>
-        <w:rPr>
+        <w:rPr w:rFonts="宋体">
           <w:rFonts w:ascii="宋体" w:hAnsi="宋体" w:eastAsia="宋体"/>
           <w:b w:val="0"/>
           <w:sz w:val="24"/>
@@ -1629,9 +1743,10 @@
       <w:pPr>
         <w:spacing w:before="0" w:after="0" w:lineRule="exact" w:line="400"/>
         <w:ind w:firstLine="0"/>
+        <w:jc w:val="both"/>
       </w:pPr>
       <w:r>
-        <w:rPr>
+        <w:rPr w:rFonts="宋体">
           <w:rFonts w:ascii="宋体" w:hAnsi="宋体" w:eastAsia="宋体"/>
           <w:b w:val="0"/>
           <w:sz w:val="24"/>
@@ -1643,9 +1758,10 @@
       <w:pPr>
         <w:spacing w:before="0" w:after="0" w:lineRule="exact" w:line="400"/>
         <w:ind w:firstLine="0"/>
+        <w:jc w:val="both"/>
       </w:pPr>
       <w:r>
-        <w:rPr>
+        <w:rPr w:rFonts="宋体">
           <w:rFonts w:ascii="宋体" w:hAnsi="宋体" w:eastAsia="宋体"/>
           <w:b w:val="0"/>
           <w:color w:val="FF0000"/>
@@ -1658,9 +1774,10 @@
       <w:pPr>
         <w:spacing w:before="0" w:after="0" w:lineRule="exact" w:line="400"/>
         <w:ind w:firstLine="0"/>
+        <w:jc w:val="both"/>
       </w:pPr>
       <w:r>
-        <w:rPr>
+        <w:rPr w:rFonts="宋体">
           <w:rFonts w:ascii="宋体" w:hAnsi="宋体" w:eastAsia="宋体"/>
           <w:b w:val="0"/>
           <w:color w:val="FF0000"/>
@@ -1673,9 +1790,10 @@
       <w:pPr>
         <w:spacing w:before="0" w:after="0" w:lineRule="exact" w:line="400"/>
         <w:ind w:firstLine="0"/>
+        <w:jc w:val="both"/>
       </w:pPr>
       <w:r>
-        <w:rPr>
+        <w:rPr w:rFonts="宋体">
           <w:rFonts w:ascii="宋体" w:hAnsi="宋体" w:eastAsia="宋体"/>
           <w:b w:val="0"/>
           <w:color w:val="FF0000"/>
@@ -1688,9 +1806,10 @@
       <w:pPr>
         <w:spacing w:before="0" w:after="0" w:lineRule="exact" w:line="400"/>
         <w:ind w:firstLine="0"/>
+        <w:jc w:val="both"/>
       </w:pPr>
       <w:r>
-        <w:rPr>
+        <w:rPr w:rFonts="宋体">
           <w:rFonts w:ascii="宋体" w:hAnsi="宋体" w:eastAsia="宋体"/>
           <w:b w:val="0"/>
           <w:color w:val="FF0000"/>
@@ -1701,12 +1820,12 @@
     </w:p>
     <w:p>
       <w:pPr>
-        <w:spacing w:before="0" w:after="0" w:lineRule="exact" w:line="400"/>
-        <w:ind w:firstLine="0"/>
+        <w:spacing w:line="240" w:lineRule="auto" w:before="140" w:after="140"/>
+        <w:jc w:val="left"/>
       </w:pPr>
       <w:r>
-        <w:rPr>
-          <w:rFonts w:ascii="宋体" w:hAnsi="宋体" w:eastAsia="宋体"/>
+        <w:rPr w:rFonts="黑体">
+          <w:rFonts w:ascii="黑体" w:hAnsi="黑体" w:eastAsia="黑体"/>
           <w:b/>
           <w:sz w:val="28"/>
         </w:rPr>
@@ -1717,9 +1836,10 @@
       <w:pPr>
         <w:spacing w:before="0" w:after="0" w:lineRule="exact" w:line="400"/>
         <w:ind w:firstLine="0"/>
+        <w:jc w:val="both"/>
       </w:pPr>
       <w:r>
-        <w:rPr>
+        <w:rPr w:rFonts="宋体">
           <w:rFonts w:ascii="宋体" w:hAnsi="宋体" w:eastAsia="宋体"/>
           <w:b w:val="0"/>
           <w:sz w:val="24"/>
@@ -1731,9 +1851,10 @@
       <w:pPr>
         <w:spacing w:before="0" w:after="0" w:lineRule="exact" w:line="400"/>
         <w:ind w:firstLine="0"/>
+        <w:jc w:val="both"/>
       </w:pPr>
       <w:r>
-        <w:rPr>
+        <w:rPr w:rFonts="宋体">
           <w:rFonts w:ascii="宋体" w:hAnsi="宋体" w:eastAsia="宋体"/>
           <w:b w:val="0"/>
           <w:sz w:val="24"/>
@@ -1745,9 +1866,10 @@
       <w:pPr>
         <w:spacing w:before="0" w:after="0" w:lineRule="exact" w:line="400"/>
         <w:ind w:firstLine="0"/>
+        <w:jc w:val="both"/>
       </w:pPr>
       <w:r>
-        <w:rPr>
+        <w:rPr w:rFonts="宋体">
           <w:rFonts w:ascii="宋体" w:hAnsi="宋体" w:eastAsia="宋体"/>
           <w:b w:val="0"/>
           <w:sz w:val="24"/>
@@ -1759,9 +1881,10 @@
       <w:pPr>
         <w:spacing w:before="0" w:after="0" w:lineRule="exact" w:line="400"/>
         <w:ind w:firstLine="0"/>
+        <w:jc w:val="both"/>
       </w:pPr>
       <w:r>
-        <w:rPr>
+        <w:rPr w:rFonts="宋体">
           <w:rFonts w:ascii="宋体" w:hAnsi="宋体" w:eastAsia="宋体"/>
           <w:b w:val="0"/>
           <w:sz w:val="24"/>
@@ -1773,9 +1896,10 @@
       <w:pPr>
         <w:spacing w:before="0" w:after="0" w:lineRule="exact" w:line="400"/>
         <w:ind w:firstLine="0"/>
+        <w:jc w:val="both"/>
       </w:pPr>
       <w:r>
-        <w:rPr>
+        <w:rPr w:rFonts="宋体">
           <w:rFonts w:ascii="宋体" w:hAnsi="宋体" w:eastAsia="宋体"/>
           <w:b w:val="0"/>
           <w:sz w:val="24"/>
@@ -1787,9 +1911,10 @@
       <w:pPr>
         <w:spacing w:before="0" w:after="0" w:lineRule="exact" w:line="400"/>
         <w:ind w:firstLine="0"/>
+        <w:jc w:val="both"/>
       </w:pPr>
       <w:r>
-        <w:rPr>
+        <w:rPr w:rFonts="宋体">
           <w:rFonts w:ascii="宋体" w:hAnsi="宋体" w:eastAsia="宋体"/>
           <w:b w:val="0"/>
           <w:sz w:val="24"/>
@@ -1801,9 +1926,10 @@
       <w:pPr>
         <w:spacing w:before="0" w:after="0" w:lineRule="exact" w:line="400"/>
         <w:ind w:firstLine="0"/>
+        <w:jc w:val="both"/>
       </w:pPr>
       <w:r>
-        <w:rPr>
+        <w:rPr w:rFonts="宋体">
           <w:rFonts w:ascii="宋体" w:hAnsi="宋体" w:eastAsia="宋体"/>
           <w:b w:val="0"/>
           <w:sz w:val="24"/>
@@ -1815,9 +1941,10 @@
       <w:pPr>
         <w:spacing w:before="0" w:after="0" w:lineRule="exact" w:line="400"/>
         <w:ind w:firstLine="0"/>
+        <w:jc w:val="both"/>
       </w:pPr>
       <w:r>
-        <w:rPr>
+        <w:rPr w:rFonts="宋体">
           <w:rFonts w:ascii="宋体" w:hAnsi="宋体" w:eastAsia="宋体"/>
           <w:b w:val="0"/>
           <w:sz w:val="24"/>
@@ -1829,9 +1956,10 @@
       <w:pPr>
         <w:spacing w:before="0" w:after="0" w:lineRule="exact" w:line="400"/>
         <w:ind w:firstLine="0"/>
+        <w:jc w:val="both"/>
       </w:pPr>
       <w:r>
-        <w:rPr>
+        <w:rPr w:rFonts="宋体">
           <w:rFonts w:ascii="宋体" w:hAnsi="宋体" w:eastAsia="宋体"/>
           <w:b w:val="0"/>
           <w:sz w:val="24"/>
@@ -1843,9 +1971,10 @@
       <w:pPr>
         <w:spacing w:before="0" w:after="0" w:lineRule="exact" w:line="400"/>
         <w:ind w:firstLine="0"/>
+        <w:jc w:val="both"/>
       </w:pPr>
       <w:r>
-        <w:rPr>
+        <w:rPr w:rFonts="宋体">
           <w:rFonts w:ascii="宋体" w:hAnsi="宋体" w:eastAsia="宋体"/>
           <w:b w:val="0"/>
           <w:sz w:val="24"/>
@@ -1857,9 +1986,10 @@
       <w:pPr>
         <w:spacing w:before="0" w:after="0" w:lineRule="exact" w:line="400"/>
         <w:ind w:firstLine="0"/>
+        <w:jc w:val="both"/>
       </w:pPr>
       <w:r>
-        <w:rPr>
+        <w:rPr w:rFonts="宋体">
           <w:rFonts w:ascii="宋体" w:hAnsi="宋体" w:eastAsia="宋体"/>
           <w:b w:val="0"/>
           <w:sz w:val="24"/>
@@ -1871,9 +2001,10 @@
       <w:pPr>
         <w:spacing w:before="0" w:after="0" w:lineRule="exact" w:line="400"/>
         <w:ind w:firstLine="0"/>
+        <w:jc w:val="both"/>
       </w:pPr>
       <w:r>
-        <w:rPr>
+        <w:rPr w:rFonts="宋体">
           <w:rFonts w:ascii="宋体" w:hAnsi="宋体" w:eastAsia="宋体"/>
           <w:b w:val="0"/>
           <w:sz w:val="24"/>
@@ -1885,9 +2016,10 @@
       <w:pPr>
         <w:spacing w:before="0" w:after="0" w:lineRule="exact" w:line="400"/>
         <w:ind w:firstLine="0"/>
+        <w:jc w:val="both"/>
       </w:pPr>
       <w:r>
-        <w:rPr>
+        <w:rPr w:rFonts="宋体">
           <w:rFonts w:ascii="宋体" w:hAnsi="宋体" w:eastAsia="宋体"/>
           <w:b w:val="0"/>
           <w:sz w:val="24"/>
@@ -1899,9 +2031,10 @@
       <w:pPr>
         <w:spacing w:before="0" w:after="0" w:lineRule="exact" w:line="400"/>
         <w:ind w:firstLine="0"/>
+        <w:jc w:val="both"/>
       </w:pPr>
       <w:r>
-        <w:rPr>
+        <w:rPr w:rFonts="宋体">
           <w:rFonts w:ascii="宋体" w:hAnsi="宋体" w:eastAsia="宋体"/>
           <w:b w:val="0"/>
           <w:sz w:val="24"/>
@@ -1913,9 +2046,10 @@
       <w:pPr>
         <w:spacing w:before="0" w:after="0" w:lineRule="exact" w:line="400"/>
         <w:ind w:firstLine="0"/>
+        <w:jc w:val="both"/>
       </w:pPr>
       <w:r>
-        <w:rPr>
+        <w:rPr w:rFonts="宋体">
           <w:rFonts w:ascii="宋体" w:hAnsi="宋体" w:eastAsia="宋体"/>
           <w:b w:val="0"/>
           <w:sz w:val="24"/>
@@ -1927,9 +2061,10 @@
       <w:pPr>
         <w:spacing w:before="0" w:after="0" w:lineRule="exact" w:line="400"/>
         <w:ind w:firstLine="0"/>
+        <w:jc w:val="both"/>
       </w:pPr>
       <w:r>
-        <w:rPr>
+        <w:rPr w:rFonts="宋体">
           <w:rFonts w:ascii="宋体" w:hAnsi="宋体" w:eastAsia="宋体"/>
           <w:b w:val="0"/>
           <w:sz w:val="24"/>
@@ -1941,9 +2076,10 @@
       <w:pPr>
         <w:spacing w:before="0" w:after="0" w:lineRule="exact" w:line="400"/>
         <w:ind w:firstLine="0"/>
+        <w:jc w:val="both"/>
       </w:pPr>
       <w:r>
-        <w:rPr>
+        <w:rPr w:rFonts="宋体">
           <w:rFonts w:ascii="宋体" w:hAnsi="宋体" w:eastAsia="宋体"/>
           <w:b w:val="0"/>
           <w:sz w:val="24"/>
@@ -1955,9 +2091,10 @@
       <w:pPr>
         <w:spacing w:before="0" w:after="0" w:lineRule="exact" w:line="400"/>
         <w:ind w:firstLine="0"/>
+        <w:jc w:val="both"/>
       </w:pPr>
       <w:r>
-        <w:rPr>
+        <w:rPr w:rFonts="宋体">
           <w:rFonts w:ascii="宋体" w:hAnsi="宋体" w:eastAsia="宋体"/>
           <w:b w:val="0"/>
           <w:sz w:val="24"/>
@@ -1969,9 +2106,10 @@
       <w:pPr>
         <w:spacing w:before="0" w:after="0" w:lineRule="exact" w:line="400"/>
         <w:ind w:firstLine="0"/>
+        <w:jc w:val="both"/>
       </w:pPr>
       <w:r>
-        <w:rPr>
+        <w:rPr w:rFonts="宋体">
           <w:rFonts w:ascii="宋体" w:hAnsi="宋体" w:eastAsia="宋体"/>
           <w:b w:val="0"/>
           <w:sz w:val="24"/>
@@ -1983,9 +2121,10 @@
       <w:pPr>
         <w:spacing w:before="0" w:after="0" w:lineRule="exact" w:line="400"/>
         <w:ind w:firstLine="0"/>
+        <w:jc w:val="both"/>
       </w:pPr>
       <w:r>
-        <w:rPr>
+        <w:rPr w:rFonts="宋体">
           <w:rFonts w:ascii="宋体" w:hAnsi="宋体" w:eastAsia="宋体"/>
           <w:b w:val="0"/>
           <w:sz w:val="24"/>
@@ -1997,9 +2136,10 @@
       <w:pPr>
         <w:spacing w:before="0" w:after="0" w:lineRule="exact" w:line="400"/>
         <w:ind w:firstLine="0"/>
+        <w:jc w:val="both"/>
       </w:pPr>
       <w:r>
-        <w:rPr>
+        <w:rPr w:rFonts="宋体">
           <w:rFonts w:ascii="宋体" w:hAnsi="宋体" w:eastAsia="宋体"/>
           <w:b w:val="0"/>
           <w:sz w:val="24"/>
@@ -2011,9 +2151,10 @@
       <w:pPr>
         <w:spacing w:before="0" w:after="0" w:lineRule="exact" w:line="400"/>
         <w:ind w:firstLine="0"/>
+        <w:jc w:val="both"/>
       </w:pPr>
       <w:r>
-        <w:rPr>
+        <w:rPr w:rFonts="宋体">
           <w:rFonts w:ascii="宋体" w:hAnsi="宋体" w:eastAsia="宋体"/>
           <w:b w:val="0"/>
           <w:sz w:val="24"/>
@@ -2025,9 +2166,10 @@
       <w:pPr>
         <w:spacing w:before="0" w:after="0" w:lineRule="exact" w:line="400"/>
         <w:ind w:firstLine="0"/>
+        <w:jc w:val="both"/>
       </w:pPr>
       <w:r>
-        <w:rPr>
+        <w:rPr w:rFonts="宋体">
           <w:rFonts w:ascii="宋体" w:hAnsi="宋体" w:eastAsia="宋体"/>
           <w:b w:val="0"/>
           <w:sz w:val="24"/>
@@ -2039,9 +2181,10 @@
       <w:pPr>
         <w:spacing w:before="0" w:after="0" w:lineRule="exact" w:line="400"/>
         <w:ind w:firstLine="0"/>
+        <w:jc w:val="both"/>
       </w:pPr>
       <w:r>
-        <w:rPr>
+        <w:rPr w:rFonts="宋体">
           <w:rFonts w:ascii="宋体" w:hAnsi="宋体" w:eastAsia="宋体"/>
           <w:b w:val="0"/>
           <w:sz w:val="24"/>
@@ -2053,9 +2196,10 @@
       <w:pPr>
         <w:spacing w:before="0" w:after="0" w:lineRule="exact" w:line="400"/>
         <w:ind w:firstLine="0"/>
+        <w:jc w:val="both"/>
       </w:pPr>
       <w:r>
-        <w:rPr>
+        <w:rPr w:rFonts="宋体">
           <w:rFonts w:ascii="宋体" w:hAnsi="宋体" w:eastAsia="宋体"/>
           <w:b w:val="0"/>
           <w:sz w:val="24"/>
@@ -2067,9 +2211,10 @@
       <w:pPr>
         <w:spacing w:before="0" w:after="0" w:lineRule="exact" w:line="400"/>
         <w:ind w:firstLine="0"/>
+        <w:jc w:val="both"/>
       </w:pPr>
       <w:r>
-        <w:rPr>
+        <w:rPr w:rFonts="宋体">
           <w:rFonts w:ascii="宋体" w:hAnsi="宋体" w:eastAsia="宋体"/>
           <w:b w:val="0"/>
           <w:sz w:val="24"/>
@@ -2081,9 +2226,10 @@
       <w:pPr>
         <w:spacing w:before="0" w:after="0" w:lineRule="exact" w:line="400"/>
         <w:ind w:firstLine="0"/>
+        <w:jc w:val="both"/>
       </w:pPr>
       <w:r>
-        <w:rPr>
+        <w:rPr w:rFonts="宋体">
           <w:rFonts w:ascii="宋体" w:hAnsi="宋体" w:eastAsia="宋体"/>
           <w:b w:val="0"/>
           <w:sz w:val="24"/>
@@ -2095,9 +2241,10 @@
       <w:pPr>
         <w:spacing w:before="0" w:after="0" w:lineRule="exact" w:line="400"/>
         <w:ind w:firstLine="0"/>
+        <w:jc w:val="both"/>
       </w:pPr>
       <w:r>
-        <w:rPr>
+        <w:rPr w:rFonts="宋体">
           <w:rFonts w:ascii="宋体" w:hAnsi="宋体" w:eastAsia="宋体"/>
           <w:b w:val="0"/>
           <w:sz w:val="24"/>
@@ -2109,9 +2256,10 @@
       <w:pPr>
         <w:spacing w:before="0" w:after="0" w:lineRule="exact" w:line="400"/>
         <w:ind w:firstLine="0"/>
+        <w:jc w:val="both"/>
       </w:pPr>
       <w:r>
-        <w:rPr>
+        <w:rPr w:rFonts="宋体">
           <w:rFonts w:ascii="宋体" w:hAnsi="宋体" w:eastAsia="宋体"/>
           <w:b w:val="0"/>
           <w:sz w:val="24"/>
@@ -2123,9 +2271,10 @@
       <w:pPr>
         <w:spacing w:before="0" w:after="0" w:lineRule="exact" w:line="400"/>
         <w:ind w:firstLine="0"/>
+        <w:jc w:val="both"/>
       </w:pPr>
       <w:r>
-        <w:rPr>
+        <w:rPr w:rFonts="宋体">
           <w:rFonts w:ascii="宋体" w:hAnsi="宋体" w:eastAsia="宋体"/>
           <w:b w:val="0"/>
           <w:sz w:val="24"/>
@@ -2137,9 +2286,10 @@
       <w:pPr>
         <w:spacing w:before="0" w:after="0" w:lineRule="exact" w:line="400"/>
         <w:ind w:firstLine="0"/>
+        <w:jc w:val="both"/>
       </w:pPr>
       <w:r>
-        <w:rPr>
+        <w:rPr w:rFonts="宋体">
           <w:rFonts w:ascii="宋体" w:hAnsi="宋体" w:eastAsia="宋体"/>
           <w:b w:val="0"/>
           <w:sz w:val="24"/>
@@ -2151,9 +2301,10 @@
       <w:pPr>
         <w:spacing w:before="0" w:after="0" w:lineRule="exact" w:line="400"/>
         <w:ind w:firstLine="0"/>
+        <w:jc w:val="both"/>
       </w:pPr>
       <w:r>
-        <w:rPr>
+        <w:rPr w:rFonts="宋体">
           <w:rFonts w:ascii="宋体" w:hAnsi="宋体" w:eastAsia="宋体"/>
           <w:b w:val="0"/>
           <w:sz w:val="24"/>
@@ -2165,9 +2316,10 @@
       <w:pPr>
         <w:spacing w:before="0" w:after="0" w:lineRule="exact" w:line="400"/>
         <w:ind w:firstLine="0"/>
+        <w:jc w:val="both"/>
       </w:pPr>
       <w:r>
-        <w:rPr>
+        <w:rPr w:rFonts="宋体">
           <w:rFonts w:ascii="宋体" w:hAnsi="宋体" w:eastAsia="宋体"/>
           <w:b w:val="0"/>
           <w:sz w:val="24"/>
@@ -2179,9 +2331,10 @@
       <w:pPr>
         <w:spacing w:before="0" w:after="0" w:lineRule="exact" w:line="400"/>
         <w:ind w:firstLine="0"/>
+        <w:jc w:val="both"/>
       </w:pPr>
       <w:r>
-        <w:rPr>
+        <w:rPr w:rFonts="宋体">
           <w:rFonts w:ascii="宋体" w:hAnsi="宋体" w:eastAsia="宋体"/>
           <w:b w:val="0"/>
           <w:sz w:val="24"/>
@@ -2193,9 +2346,10 @@
       <w:pPr>
         <w:spacing w:before="0" w:after="0" w:lineRule="exact" w:line="400"/>
         <w:ind w:firstLine="0"/>
+        <w:jc w:val="both"/>
       </w:pPr>
       <w:r>
-        <w:rPr>
+        <w:rPr w:rFonts="宋体">
           <w:rFonts w:ascii="宋体" w:hAnsi="宋体" w:eastAsia="宋体"/>
           <w:b w:val="0"/>
           <w:sz w:val="24"/>
@@ -2207,9 +2361,10 @@
       <w:pPr>
         <w:spacing w:before="0" w:after="0" w:lineRule="exact" w:line="400"/>
         <w:ind w:firstLine="0"/>
+        <w:jc w:val="both"/>
       </w:pPr>
       <w:r>
-        <w:rPr>
+        <w:rPr w:rFonts="宋体">
           <w:rFonts w:ascii="宋体" w:hAnsi="宋体" w:eastAsia="宋体"/>
           <w:b w:val="0"/>
           <w:sz w:val="24"/>
@@ -2221,9 +2376,10 @@
       <w:pPr>
         <w:spacing w:before="0" w:after="0" w:lineRule="exact" w:line="400"/>
         <w:ind w:firstLine="0"/>
+        <w:jc w:val="both"/>
       </w:pPr>
       <w:r>
-        <w:rPr>
+        <w:rPr w:rFonts="宋体">
           <w:rFonts w:ascii="宋体" w:hAnsi="宋体" w:eastAsia="宋体"/>
           <w:b w:val="0"/>
           <w:sz w:val="24"/>
@@ -2235,9 +2391,10 @@
       <w:pPr>
         <w:spacing w:before="0" w:after="0" w:lineRule="exact" w:line="400"/>
         <w:ind w:firstLine="0"/>
+        <w:jc w:val="both"/>
       </w:pPr>
       <w:r>
-        <w:rPr>
+        <w:rPr w:rFonts="宋体">
           <w:rFonts w:ascii="宋体" w:hAnsi="宋体" w:eastAsia="宋体"/>
           <w:b w:val="0"/>
           <w:sz w:val="24"/>
@@ -2249,9 +2406,10 @@
       <w:pPr>
         <w:spacing w:before="0" w:after="0" w:lineRule="exact" w:line="400"/>
         <w:ind w:firstLine="0"/>
+        <w:jc w:val="both"/>
       </w:pPr>
       <w:r>
-        <w:rPr>
+        <w:rPr w:rFonts="宋体">
           <w:rFonts w:ascii="宋体" w:hAnsi="宋体" w:eastAsia="宋体"/>
           <w:b w:val="0"/>
           <w:sz w:val="24"/>
@@ -2263,9 +2421,10 @@
       <w:pPr>
         <w:spacing w:before="0" w:after="0" w:lineRule="exact" w:line="400"/>
         <w:ind w:firstLine="0"/>
+        <w:jc w:val="both"/>
       </w:pPr>
       <w:r>
-        <w:rPr>
+        <w:rPr w:rFonts="宋体">
           <w:rFonts w:ascii="宋体" w:hAnsi="宋体" w:eastAsia="宋体"/>
           <w:b w:val="0"/>
           <w:sz w:val="24"/>
@@ -2277,9 +2436,10 @@
       <w:pPr>
         <w:spacing w:before="0" w:after="0" w:lineRule="exact" w:line="400"/>
         <w:ind w:firstLine="0"/>
+        <w:jc w:val="both"/>
       </w:pPr>
       <w:r>
-        <w:rPr>
+        <w:rPr w:rFonts="宋体">
           <w:rFonts w:ascii="宋体" w:hAnsi="宋体" w:eastAsia="宋体"/>
           <w:b w:val="0"/>
           <w:sz w:val="24"/>
@@ -2291,9 +2451,10 @@
       <w:pPr>
         <w:spacing w:before="0" w:after="0" w:lineRule="exact" w:line="400"/>
         <w:ind w:firstLine="0"/>
+        <w:jc w:val="both"/>
       </w:pPr>
       <w:r>
-        <w:rPr>
+        <w:rPr w:rFonts="宋体">
           <w:rFonts w:ascii="宋体" w:hAnsi="宋体" w:eastAsia="宋体"/>
           <w:b w:val="0"/>
           <w:sz w:val="24"/>
@@ -2305,9 +2466,10 @@
       <w:pPr>
         <w:spacing w:before="0" w:after="0" w:lineRule="exact" w:line="400"/>
         <w:ind w:firstLine="0"/>
+        <w:jc w:val="both"/>
       </w:pPr>
       <w:r>
-        <w:rPr>
+        <w:rPr w:rFonts="宋体">
           <w:rFonts w:ascii="宋体" w:hAnsi="宋体" w:eastAsia="宋体"/>
           <w:b w:val="0"/>
           <w:sz w:val="24"/>
@@ -2319,9 +2481,10 @@
       <w:pPr>
         <w:spacing w:before="0" w:after="0" w:lineRule="exact" w:line="400"/>
         <w:ind w:firstLine="0"/>
+        <w:jc w:val="both"/>
       </w:pPr>
       <w:r>
-        <w:rPr>
+        <w:rPr w:rFonts="宋体">
           <w:rFonts w:ascii="宋体" w:hAnsi="宋体" w:eastAsia="宋体"/>
           <w:b w:val="0"/>
           <w:sz w:val="24"/>
@@ -2333,9 +2496,10 @@
       <w:pPr>
         <w:spacing w:before="0" w:after="0" w:lineRule="exact" w:line="400"/>
         <w:ind w:firstLine="0"/>
+        <w:jc w:val="both"/>
       </w:pPr>
       <w:r>
-        <w:rPr>
+        <w:rPr w:rFonts="宋体">
           <w:rFonts w:ascii="宋体" w:hAnsi="宋体" w:eastAsia="宋体"/>
           <w:b w:val="0"/>
           <w:sz w:val="24"/>
@@ -2347,9 +2511,10 @@
       <w:pPr>
         <w:spacing w:before="0" w:after="0" w:lineRule="exact" w:line="400"/>
         <w:ind w:firstLine="0"/>
+        <w:jc w:val="both"/>
       </w:pPr>
       <w:r>
-        <w:rPr>
+        <w:rPr w:rFonts="宋体">
           <w:rFonts w:ascii="宋体" w:hAnsi="宋体" w:eastAsia="宋体"/>
           <w:b w:val="0"/>
           <w:sz w:val="24"/>
@@ -2361,9 +2526,10 @@
       <w:pPr>
         <w:spacing w:before="0" w:after="0" w:lineRule="exact" w:line="400"/>
         <w:ind w:firstLine="0"/>
+        <w:jc w:val="both"/>
       </w:pPr>
       <w:r>
-        <w:rPr>
+        <w:rPr w:rFonts="宋体">
           <w:rFonts w:ascii="宋体" w:hAnsi="宋体" w:eastAsia="宋体"/>
           <w:b w:val="0"/>
           <w:sz w:val="24"/>
@@ -2375,9 +2541,10 @@
       <w:pPr>
         <w:spacing w:before="0" w:after="0" w:lineRule="exact" w:line="400"/>
         <w:ind w:firstLine="0"/>
+        <w:jc w:val="both"/>
       </w:pPr>
       <w:r>
-        <w:rPr>
+        <w:rPr w:rFonts="宋体">
           <w:rFonts w:ascii="宋体" w:hAnsi="宋体" w:eastAsia="宋体"/>
           <w:b w:val="0"/>
           <w:sz w:val="24"/>
@@ -2389,9 +2556,10 @@
       <w:pPr>
         <w:spacing w:before="0" w:after="0" w:lineRule="exact" w:line="400"/>
         <w:ind w:firstLine="0"/>
+        <w:jc w:val="both"/>
       </w:pPr>
       <w:r>
-        <w:rPr>
+        <w:rPr w:rFonts="宋体">
           <w:rFonts w:ascii="宋体" w:hAnsi="宋体" w:eastAsia="宋体"/>
           <w:b w:val="0"/>
           <w:sz w:val="24"/>
@@ -2403,9 +2571,10 @@
       <w:pPr>
         <w:spacing w:before="0" w:after="0" w:lineRule="exact" w:line="400"/>
         <w:ind w:firstLine="0"/>
+        <w:jc w:val="both"/>
       </w:pPr>
       <w:r>
-        <w:rPr>
+        <w:rPr w:rFonts="宋体">
           <w:rFonts w:ascii="宋体" w:hAnsi="宋体" w:eastAsia="宋体"/>
           <w:b w:val="0"/>
           <w:sz w:val="24"/>
@@ -2417,9 +2586,10 @@
       <w:pPr>
         <w:spacing w:before="0" w:after="0" w:lineRule="exact" w:line="400"/>
         <w:ind w:firstLine="0"/>
+        <w:jc w:val="both"/>
       </w:pPr>
       <w:r>
-        <w:rPr>
+        <w:rPr w:rFonts="宋体">
           <w:rFonts w:ascii="宋体" w:hAnsi="宋体" w:eastAsia="宋体"/>
           <w:b w:val="0"/>
           <w:sz w:val="24"/>
@@ -2431,9 +2601,10 @@
       <w:pPr>
         <w:spacing w:before="0" w:after="0" w:lineRule="exact" w:line="400"/>
         <w:ind w:firstLine="0"/>
+        <w:jc w:val="both"/>
       </w:pPr>
       <w:r>
-        <w:rPr>
+        <w:rPr w:rFonts="宋体">
           <w:rFonts w:ascii="宋体" w:hAnsi="宋体" w:eastAsia="宋体"/>
           <w:b w:val="0"/>
           <w:sz w:val="24"/>
@@ -2445,9 +2616,10 @@
       <w:pPr>
         <w:spacing w:before="0" w:after="0" w:lineRule="exact" w:line="400"/>
         <w:ind w:firstLine="0"/>
+        <w:jc w:val="both"/>
       </w:pPr>
       <w:r>
-        <w:rPr>
+        <w:rPr w:rFonts="宋体">
           <w:rFonts w:ascii="宋体" w:hAnsi="宋体" w:eastAsia="宋体"/>
           <w:b w:val="0"/>
           <w:sz w:val="24"/>
@@ -2459,9 +2631,10 @@
       <w:pPr>
         <w:spacing w:before="0" w:after="0" w:lineRule="exact" w:line="400"/>
         <w:ind w:firstLine="0"/>
+        <w:jc w:val="both"/>
       </w:pPr>
       <w:r>
-        <w:rPr>
+        <w:rPr w:rFonts="宋体">
           <w:rFonts w:ascii="宋体" w:hAnsi="宋体" w:eastAsia="宋体"/>
           <w:b w:val="0"/>
           <w:sz w:val="24"/>
@@ -2473,9 +2646,10 @@
       <w:pPr>
         <w:spacing w:before="0" w:after="0" w:lineRule="exact" w:line="400"/>
         <w:ind w:firstLine="0"/>
+        <w:jc w:val="both"/>
       </w:pPr>
       <w:r>
-        <w:rPr>
+        <w:rPr w:rFonts="宋体">
           <w:rFonts w:ascii="宋体" w:hAnsi="宋体" w:eastAsia="宋体"/>
           <w:b w:val="0"/>
           <w:sz w:val="24"/>
@@ -2487,9 +2661,10 @@
       <w:pPr>
         <w:spacing w:before="0" w:after="0" w:lineRule="exact" w:line="400"/>
         <w:ind w:firstLine="0"/>
+        <w:jc w:val="both"/>
       </w:pPr>
       <w:r>
-        <w:rPr>
+        <w:rPr w:rFonts="宋体">
           <w:rFonts w:ascii="宋体" w:hAnsi="宋体" w:eastAsia="宋体"/>
           <w:b w:val="0"/>
           <w:sz w:val="24"/>
@@ -2501,9 +2676,10 @@
       <w:pPr>
         <w:spacing w:before="0" w:after="0" w:lineRule="exact" w:line="400"/>
         <w:ind w:firstLine="0"/>
+        <w:jc w:val="both"/>
       </w:pPr>
       <w:r>
-        <w:rPr>
+        <w:rPr w:rFonts="宋体">
           <w:rFonts w:ascii="宋体" w:hAnsi="宋体" w:eastAsia="宋体"/>
           <w:b w:val="0"/>
           <w:sz w:val="24"/>
@@ -2515,9 +2691,10 @@
       <w:pPr>
         <w:spacing w:before="0" w:after="0" w:lineRule="exact" w:line="400"/>
         <w:ind w:firstLine="0"/>
+        <w:jc w:val="both"/>
       </w:pPr>
       <w:r>
-        <w:rPr>
+        <w:rPr w:rFonts="宋体">
           <w:rFonts w:ascii="宋体" w:hAnsi="宋体" w:eastAsia="宋体"/>
           <w:b w:val="0"/>
           <w:color w:val="FF0000"/>
@@ -2530,9 +2707,10 @@
       <w:pPr>
         <w:spacing w:before="0" w:after="0" w:lineRule="exact" w:line="400"/>
         <w:ind w:firstLine="0"/>
+        <w:jc w:val="both"/>
       </w:pPr>
       <w:r>
-        <w:rPr>
+        <w:rPr w:rFonts="宋体">
           <w:rFonts w:ascii="宋体" w:hAnsi="宋体" w:eastAsia="宋体"/>
           <w:b w:val="0"/>
           <w:color w:val="FF0000"/>
@@ -2545,9 +2723,10 @@
       <w:pPr>
         <w:spacing w:before="0" w:after="0" w:lineRule="exact" w:line="400"/>
         <w:ind w:firstLine="0"/>
+        <w:jc w:val="both"/>
       </w:pPr>
       <w:r>
-        <w:rPr>
+        <w:rPr w:rFonts="宋体">
           <w:rFonts w:ascii="宋体" w:hAnsi="宋体" w:eastAsia="宋体"/>
           <w:b w:val="0"/>
           <w:color w:val="FF0000"/>
@@ -2560,9 +2739,10 @@
       <w:pPr>
         <w:spacing w:before="0" w:after="0" w:lineRule="exact" w:line="400"/>
         <w:ind w:firstLine="0"/>
+        <w:jc w:val="both"/>
       </w:pPr>
       <w:r>
-        <w:rPr>
+        <w:rPr w:rFonts="宋体">
           <w:rFonts w:ascii="宋体" w:hAnsi="宋体" w:eastAsia="宋体"/>
           <w:b w:val="0"/>
           <w:color w:val="FF0000"/>
@@ -2575,9 +2755,10 @@
       <w:pPr>
         <w:spacing w:before="0" w:after="0" w:lineRule="exact" w:line="400"/>
         <w:ind w:firstLine="0"/>
+        <w:jc w:val="both"/>
       </w:pPr>
       <w:r>
-        <w:rPr>
+        <w:rPr w:rFonts="宋体">
           <w:rFonts w:ascii="宋体" w:hAnsi="宋体" w:eastAsia="宋体"/>
           <w:b w:val="0"/>
           <w:color w:val="FF0000"/>
@@ -2590,9 +2771,10 @@
       <w:pPr>
         <w:spacing w:before="0" w:after="0" w:lineRule="exact" w:line="400"/>
         <w:ind w:firstLine="0"/>
+        <w:jc w:val="both"/>
       </w:pPr>
       <w:r>
-        <w:rPr>
+        <w:rPr w:rFonts="宋体">
           <w:rFonts w:ascii="宋体" w:hAnsi="宋体" w:eastAsia="宋体"/>
           <w:b w:val="0"/>
           <w:color w:val="FF0000"/>
@@ -2605,9 +2787,10 @@
       <w:pPr>
         <w:spacing w:before="0" w:after="0" w:lineRule="exact" w:line="400"/>
         <w:ind w:firstLine="0"/>
+        <w:jc w:val="both"/>
       </w:pPr>
       <w:r>
-        <w:rPr>
+        <w:rPr w:rFonts="宋体">
           <w:rFonts w:ascii="宋体" w:hAnsi="宋体" w:eastAsia="宋体"/>
           <w:b w:val="0"/>
           <w:color w:val="FF0000"/>
@@ -2620,9 +2803,10 @@
       <w:pPr>
         <w:spacing w:before="0" w:after="0" w:lineRule="exact" w:line="400"/>
         <w:ind w:firstLine="0"/>
+        <w:jc w:val="both"/>
       </w:pPr>
       <w:r>
-        <w:rPr>
+        <w:rPr w:rFonts="宋体">
           <w:rFonts w:ascii="宋体" w:hAnsi="宋体" w:eastAsia="宋体"/>
           <w:b w:val="0"/>
           <w:color w:val="FF0000"/>
@@ -2633,12 +2817,12 @@
     </w:p>
     <w:p>
       <w:pPr>
-        <w:spacing w:before="0" w:after="0" w:lineRule="exact" w:line="400"/>
-        <w:ind w:firstLine="0"/>
+        <w:spacing w:line="240" w:lineRule="auto" w:before="140" w:after="140"/>
+        <w:jc w:val="left"/>
       </w:pPr>
       <w:r>
-        <w:rPr>
-          <w:rFonts w:ascii="宋体" w:hAnsi="宋体" w:eastAsia="宋体"/>
+        <w:rPr w:rFonts="黑体">
+          <w:rFonts w:ascii="黑体" w:hAnsi="黑体" w:eastAsia="黑体"/>
           <w:b/>
           <w:sz w:val="28"/>
         </w:rPr>
@@ -2649,9 +2833,10 @@
       <w:pPr>
         <w:spacing w:before="0" w:after="0" w:lineRule="exact" w:line="400"/>
         <w:ind w:firstLine="0"/>
+        <w:jc w:val="both"/>
       </w:pPr>
       <w:r>
-        <w:rPr>
+        <w:rPr w:rFonts="宋体">
           <w:rFonts w:ascii="宋体" w:hAnsi="宋体" w:eastAsia="宋体"/>
           <w:b w:val="0"/>
           <w:sz w:val="24"/>
@@ -2663,9 +2848,10 @@
       <w:pPr>
         <w:spacing w:before="0" w:after="0" w:lineRule="exact" w:line="400"/>
         <w:ind w:firstLine="0"/>
+        <w:jc w:val="both"/>
       </w:pPr>
       <w:r>
-        <w:rPr>
+        <w:rPr w:rFonts="宋体">
           <w:rFonts w:ascii="宋体" w:hAnsi="宋体" w:eastAsia="宋体"/>
           <w:b w:val="0"/>
           <w:sz w:val="24"/>
@@ -2677,9 +2863,10 @@
       <w:pPr>
         <w:spacing w:before="0" w:after="0" w:lineRule="exact" w:line="400"/>
         <w:ind w:firstLine="0"/>
+        <w:jc w:val="both"/>
       </w:pPr>
       <w:r>
-        <w:rPr>
+        <w:rPr w:rFonts="宋体">
           <w:rFonts w:ascii="宋体" w:hAnsi="宋体" w:eastAsia="宋体"/>
           <w:b w:val="0"/>
           <w:sz w:val="24"/>
@@ -2691,9 +2878,10 @@
       <w:pPr>
         <w:spacing w:before="0" w:after="0" w:lineRule="exact" w:line="400"/>
         <w:ind w:firstLine="0"/>
+        <w:jc w:val="both"/>
       </w:pPr>
       <w:r>
-        <w:rPr>
+        <w:rPr w:rFonts="宋体">
           <w:rFonts w:ascii="宋体" w:hAnsi="宋体" w:eastAsia="宋体"/>
           <w:b w:val="0"/>
           <w:sz w:val="24"/>
@@ -2705,9 +2893,10 @@
       <w:pPr>
         <w:spacing w:before="0" w:after="0" w:lineRule="exact" w:line="400"/>
         <w:ind w:firstLine="0"/>
+        <w:jc w:val="both"/>
       </w:pPr>
       <w:r>
-        <w:rPr>
+        <w:rPr w:rFonts="宋体">
           <w:rFonts w:ascii="宋体" w:hAnsi="宋体" w:eastAsia="宋体"/>
           <w:b w:val="0"/>
           <w:sz w:val="24"/>
@@ -2719,9 +2908,10 @@
       <w:pPr>
         <w:spacing w:before="0" w:after="0" w:lineRule="exact" w:line="400"/>
         <w:ind w:firstLine="0"/>
+        <w:jc w:val="both"/>
       </w:pPr>
       <w:r>
-        <w:rPr>
+        <w:rPr w:rFonts="宋体">
           <w:rFonts w:ascii="宋体" w:hAnsi="宋体" w:eastAsia="宋体"/>
           <w:b w:val="0"/>
           <w:sz w:val="24"/>
@@ -2733,9 +2923,10 @@
       <w:pPr>
         <w:spacing w:before="0" w:after="0" w:lineRule="exact" w:line="400"/>
         <w:ind w:firstLine="0"/>
+        <w:jc w:val="both"/>
       </w:pPr>
       <w:r>
-        <w:rPr>
+        <w:rPr w:rFonts="宋体">
           <w:rFonts w:ascii="宋体" w:hAnsi="宋体" w:eastAsia="宋体"/>
           <w:b w:val="0"/>
           <w:sz w:val="24"/>
@@ -2747,9 +2938,10 @@
       <w:pPr>
         <w:spacing w:before="0" w:after="0" w:lineRule="exact" w:line="400"/>
         <w:ind w:firstLine="0"/>
+        <w:jc w:val="both"/>
       </w:pPr>
       <w:r>
-        <w:rPr>
+        <w:rPr w:rFonts="宋体">
           <w:rFonts w:ascii="宋体" w:hAnsi="宋体" w:eastAsia="宋体"/>
           <w:b w:val="0"/>
           <w:sz w:val="24"/>
@@ -2761,9 +2953,10 @@
       <w:pPr>
         <w:spacing w:before="0" w:after="0" w:lineRule="exact" w:line="400"/>
         <w:ind w:firstLine="0"/>
+        <w:jc w:val="both"/>
       </w:pPr>
       <w:r>
-        <w:rPr>
+        <w:rPr w:rFonts="宋体">
           <w:rFonts w:ascii="宋体" w:hAnsi="宋体" w:eastAsia="宋体"/>
           <w:b w:val="0"/>
           <w:sz w:val="24"/>
@@ -2775,9 +2968,10 @@
       <w:pPr>
         <w:spacing w:before="0" w:after="0" w:lineRule="exact" w:line="400"/>
         <w:ind w:firstLine="0"/>
+        <w:jc w:val="both"/>
       </w:pPr>
       <w:r>
-        <w:rPr>
+        <w:rPr w:rFonts="宋体">
           <w:rFonts w:ascii="宋体" w:hAnsi="宋体" w:eastAsia="宋体"/>
           <w:b w:val="0"/>
           <w:sz w:val="24"/>
@@ -2789,9 +2983,10 @@
       <w:pPr>
         <w:spacing w:before="0" w:after="0" w:lineRule="exact" w:line="400"/>
         <w:ind w:firstLine="0"/>
+        <w:jc w:val="both"/>
       </w:pPr>
       <w:r>
-        <w:rPr>
+        <w:rPr w:rFonts="宋体">
           <w:rFonts w:ascii="宋体" w:hAnsi="宋体" w:eastAsia="宋体"/>
           <w:b w:val="0"/>
           <w:sz w:val="24"/>
@@ -2803,9 +2998,10 @@
       <w:pPr>
         <w:spacing w:before="0" w:after="0" w:lineRule="exact" w:line="400"/>
         <w:ind w:firstLine="0"/>
+        <w:jc w:val="both"/>
       </w:pPr>
       <w:r>
-        <w:rPr>
+        <w:rPr w:rFonts="宋体">
           <w:rFonts w:ascii="宋体" w:hAnsi="宋体" w:eastAsia="宋体"/>
           <w:b w:val="0"/>
           <w:sz w:val="24"/>
@@ -2817,9 +3013,10 @@
       <w:pPr>
         <w:spacing w:before="0" w:after="0" w:lineRule="exact" w:line="400"/>
         <w:ind w:firstLine="0"/>
+        <w:jc w:val="both"/>
       </w:pPr>
       <w:r>
-        <w:rPr>
+        <w:rPr w:rFonts="宋体">
           <w:rFonts w:ascii="宋体" w:hAnsi="宋体" w:eastAsia="宋体"/>
           <w:b w:val="0"/>
           <w:sz w:val="24"/>
@@ -2831,9 +3028,10 @@
       <w:pPr>
         <w:spacing w:before="0" w:after="0" w:lineRule="exact" w:line="400"/>
         <w:ind w:firstLine="0"/>
+        <w:jc w:val="both"/>
       </w:pPr>
       <w:r>
-        <w:rPr>
+        <w:rPr w:rFonts="宋体">
           <w:rFonts w:ascii="宋体" w:hAnsi="宋体" w:eastAsia="宋体"/>
           <w:b w:val="0"/>
           <w:sz w:val="24"/>
@@ -2845,9 +3043,10 @@
       <w:pPr>
         <w:spacing w:before="0" w:after="0" w:lineRule="exact" w:line="400"/>
         <w:ind w:firstLine="0"/>
+        <w:jc w:val="both"/>
       </w:pPr>
       <w:r>
-        <w:rPr>
+        <w:rPr w:rFonts="宋体">
           <w:rFonts w:ascii="宋体" w:hAnsi="宋体" w:eastAsia="宋体"/>
           <w:b w:val="0"/>
           <w:sz w:val="24"/>
@@ -2859,9 +3058,10 @@
       <w:pPr>
         <w:spacing w:before="0" w:after="0" w:lineRule="exact" w:line="400"/>
         <w:ind w:firstLine="0"/>
+        <w:jc w:val="both"/>
       </w:pPr>
       <w:r>
-        <w:rPr>
+        <w:rPr w:rFonts="宋体">
           <w:rFonts w:ascii="宋体" w:hAnsi="宋体" w:eastAsia="宋体"/>
           <w:b w:val="0"/>
           <w:sz w:val="24"/>
@@ -2873,9 +3073,10 @@
       <w:pPr>
         <w:spacing w:before="0" w:after="0" w:lineRule="exact" w:line="400"/>
         <w:ind w:firstLine="0"/>
+        <w:jc w:val="both"/>
       </w:pPr>
       <w:r>
-        <w:rPr>
+        <w:rPr w:rFonts="宋体">
           <w:rFonts w:ascii="宋体" w:hAnsi="宋体" w:eastAsia="宋体"/>
           <w:b w:val="0"/>
           <w:sz w:val="24"/>
@@ -2887,9 +3088,10 @@
       <w:pPr>
         <w:spacing w:before="0" w:after="0" w:lineRule="exact" w:line="400"/>
         <w:ind w:firstLine="0"/>
+        <w:jc w:val="both"/>
       </w:pPr>
       <w:r>
-        <w:rPr>
+        <w:rPr w:rFonts="宋体">
           <w:rFonts w:ascii="宋体" w:hAnsi="宋体" w:eastAsia="宋体"/>
           <w:b w:val="0"/>
           <w:sz w:val="24"/>
@@ -2901,9 +3103,10 @@
       <w:pPr>
         <w:spacing w:before="0" w:after="0" w:lineRule="exact" w:line="400"/>
         <w:ind w:firstLine="0"/>
+        <w:jc w:val="both"/>
       </w:pPr>
       <w:r>
-        <w:rPr>
+        <w:rPr w:rFonts="宋体">
           <w:rFonts w:ascii="宋体" w:hAnsi="宋体" w:eastAsia="宋体"/>
           <w:b w:val="0"/>
           <w:sz w:val="24"/>
@@ -2915,9 +3118,10 @@
       <w:pPr>
         <w:spacing w:before="0" w:after="0" w:lineRule="exact" w:line="400"/>
         <w:ind w:firstLine="0"/>
+        <w:jc w:val="both"/>
       </w:pPr>
       <w:r>
-        <w:rPr>
+        <w:rPr w:rFonts="宋体">
           <w:rFonts w:ascii="宋体" w:hAnsi="宋体" w:eastAsia="宋体"/>
           <w:b w:val="0"/>
           <w:sz w:val="24"/>
@@ -2929,9 +3133,10 @@
       <w:pPr>
         <w:spacing w:before="0" w:after="0" w:lineRule="exact" w:line="400"/>
         <w:ind w:firstLine="0"/>
+        <w:jc w:val="both"/>
       </w:pPr>
       <w:r>
-        <w:rPr>
+        <w:rPr w:rFonts="宋体">
           <w:rFonts w:ascii="宋体" w:hAnsi="宋体" w:eastAsia="宋体"/>
           <w:b w:val="0"/>
           <w:sz w:val="24"/>
@@ -2943,9 +3148,10 @@
       <w:pPr>
         <w:spacing w:before="0" w:after="0" w:lineRule="exact" w:line="400"/>
         <w:ind w:firstLine="0"/>
+        <w:jc w:val="both"/>
       </w:pPr>
       <w:r>
-        <w:rPr>
+        <w:rPr w:rFonts="宋体">
           <w:rFonts w:ascii="宋体" w:hAnsi="宋体" w:eastAsia="宋体"/>
           <w:b w:val="0"/>
           <w:sz w:val="24"/>
@@ -2957,9 +3163,10 @@
       <w:pPr>
         <w:spacing w:before="0" w:after="0" w:lineRule="exact" w:line="400"/>
         <w:ind w:firstLine="0"/>
+        <w:jc w:val="both"/>
       </w:pPr>
       <w:r>
-        <w:rPr>
+        <w:rPr w:rFonts="宋体">
           <w:rFonts w:ascii="宋体" w:hAnsi="宋体" w:eastAsia="宋体"/>
           <w:b w:val="0"/>
           <w:sz w:val="24"/>
@@ -2971,9 +3178,10 @@
       <w:pPr>
         <w:spacing w:before="0" w:after="0" w:lineRule="exact" w:line="400"/>
         <w:ind w:firstLine="0"/>
+        <w:jc w:val="both"/>
       </w:pPr>
       <w:r>
-        <w:rPr>
+        <w:rPr w:rFonts="宋体">
           <w:rFonts w:ascii="宋体" w:hAnsi="宋体" w:eastAsia="宋体"/>
           <w:b w:val="0"/>
           <w:sz w:val="24"/>
@@ -2985,9 +3193,10 @@
       <w:pPr>
         <w:spacing w:before="0" w:after="0" w:lineRule="exact" w:line="400"/>
         <w:ind w:firstLine="0"/>
+        <w:jc w:val="both"/>
       </w:pPr>
       <w:r>
-        <w:rPr>
+        <w:rPr w:rFonts="宋体">
           <w:rFonts w:ascii="宋体" w:hAnsi="宋体" w:eastAsia="宋体"/>
           <w:b w:val="0"/>
           <w:sz w:val="24"/>
@@ -2999,9 +3208,10 @@
       <w:pPr>
         <w:spacing w:before="0" w:after="0" w:lineRule="exact" w:line="400"/>
         <w:ind w:firstLine="0"/>
+        <w:jc w:val="both"/>
       </w:pPr>
       <w:r>
-        <w:rPr>
+        <w:rPr w:rFonts="宋体">
           <w:rFonts w:ascii="宋体" w:hAnsi="宋体" w:eastAsia="宋体"/>
           <w:b w:val="0"/>
           <w:sz w:val="24"/>
@@ -3013,9 +3223,10 @@
       <w:pPr>
         <w:spacing w:before="0" w:after="0" w:lineRule="exact" w:line="400"/>
         <w:ind w:firstLine="0"/>
+        <w:jc w:val="both"/>
       </w:pPr>
       <w:r>
-        <w:rPr>
+        <w:rPr w:rFonts="宋体">
           <w:rFonts w:ascii="宋体" w:hAnsi="宋体" w:eastAsia="宋体"/>
           <w:b w:val="0"/>
           <w:sz w:val="24"/>
@@ -3027,9 +3238,10 @@
       <w:pPr>
         <w:spacing w:before="0" w:after="0" w:lineRule="exact" w:line="400"/>
         <w:ind w:firstLine="0"/>
+        <w:jc w:val="both"/>
       </w:pPr>
       <w:r>
-        <w:rPr>
+        <w:rPr w:rFonts="宋体">
           <w:rFonts w:ascii="宋体" w:hAnsi="宋体" w:eastAsia="宋体"/>
           <w:b w:val="0"/>
           <w:sz w:val="24"/>

--- a/郑璎_《汉唐百戏书写研究》二稿参考文献1_20260225_参考文献_final.docx
+++ b/郑璎_《汉唐百戏书写研究》二稿参考文献1_20260225_参考文献_final.docx
@@ -792,7 +792,7 @@
           <w:b w:val="0"/>
           <w:sz w:val="24"/>
         </w:rPr>
-        <w:t>39. [宋]李昉等撰：《太平御览》，北京：中华书局，1960年。</w:t>
+        <w:t>39. [宋]吴自牧撰：《梦粱录》，杭州：浙江人民出版社，1984年。</w:t>
       </w:r>
     </w:p>
     <w:p>
@@ -807,7 +807,7 @@
           <w:b w:val="0"/>
           <w:sz w:val="24"/>
         </w:rPr>
-        <w:t>40. [宋]李昉等编：《太平广记》，北京：中华书局，1961年。</w:t>
+        <w:t>40. [宋]李昉等撰：《太平御览》，北京：中华书局，1960年。</w:t>
       </w:r>
     </w:p>
     <w:p>
@@ -822,7 +822,7 @@
           <w:b w:val="0"/>
           <w:sz w:val="24"/>
         </w:rPr>
-        <w:t>41. [宋]王溥撰：《唐会要》，上海：上海古籍出版社，2006年。</w:t>
+        <w:t>41. [宋]李昉等编：《太平广记》，北京：中华书局，1961年。</w:t>
       </w:r>
     </w:p>
     <w:p>
@@ -837,7 +837,7 @@
           <w:b w:val="0"/>
           <w:sz w:val="24"/>
         </w:rPr>
-        <w:t>42. [北宋]欧阳修、宋祁撰：《新唐书》，北京：中华书局，1975年。</w:t>
+        <w:t>42. [宋]王溥撰：《唐会要》，上海：上海古籍出版社，2006年。</w:t>
       </w:r>
     </w:p>
     <w:p>
@@ -852,7 +852,7 @@
           <w:b w:val="0"/>
           <w:sz w:val="24"/>
         </w:rPr>
-        <w:t>43. [元]脱脱等撰：《宋史》，北京：中华书局，1977年。</w:t>
+        <w:t>43. [北宋]欧阳修、宋祁撰：《新唐书》，北京：中华书局，1975年。</w:t>
       </w:r>
     </w:p>
     <w:p>
@@ -867,7 +867,7 @@
           <w:b w:val="0"/>
           <w:sz w:val="24"/>
         </w:rPr>
-        <w:t>44. [元]马端临：《文献通考》，北京：中华书局，2011年。</w:t>
+        <w:t>44. [元]脱脱等撰：《宋史》，北京：中华书局，1977年。</w:t>
       </w:r>
     </w:p>
     <w:p>
@@ -882,7 +882,7 @@
           <w:b w:val="0"/>
           <w:sz w:val="24"/>
         </w:rPr>
-        <w:t>45. [明]胡震亨撰：《唐音癸签》，上海：上海古籍出版社，1981年。</w:t>
+        <w:t>45. [元]马端临：《文献通考》，北京：中华书局，2011年。</w:t>
       </w:r>
     </w:p>
     <w:p>
@@ -897,7 +897,7 @@
           <w:b w:val="0"/>
           <w:sz w:val="24"/>
         </w:rPr>
-        <w:t>46. [清]高宗敕撰：《续通典》，北京：商务印书馆，1935年。</w:t>
+        <w:t>46. [明]胡震亨撰：《唐音癸签》，上海：上海古籍出版社，1981年。</w:t>
       </w:r>
     </w:p>
     <w:p>
@@ -912,7 +912,22 @@
           <w:b w:val="0"/>
           <w:sz w:val="24"/>
         </w:rPr>
-        <w:t>47. [清]王应麟：《玉海》，上海：上海古籍出版社，1992年。</w:t>
+        <w:t>47. [清]高宗敕撰：《续通典》，北京：商务印书馆，1935年。</w:t>
+      </w:r>
+    </w:p>
+    <w:p>
+      <w:pPr>
+        <w:spacing w:before="0" w:after="0" w:lineRule="exact" w:line="400"/>
+        <w:ind w:firstLine="0"/>
+        <w:jc w:val="both"/>
+      </w:pPr>
+      <w:r>
+        <w:rPr w:rFonts="宋体">
+          <w:rFonts w:ascii="宋体" w:hAnsi="宋体" w:eastAsia="宋体"/>
+          <w:b w:val="0"/>
+          <w:sz w:val="24"/>
+        </w:rPr>
+        <w:t>48. [清]王应麟：《玉海》，上海：上海古籍出版社，1992年。</w:t>
       </w:r>
     </w:p>
     <w:p>
@@ -1466,7 +1481,7 @@
           <w:b w:val="0"/>
           <w:sz w:val="24"/>
         </w:rPr>
-        <w:t>18. 林梅村：《汉唐西域与中国文明》，北京：文物出版社，1998年。</w:t>
+        <w:t>18. 康乐：《从西郊到南郊——国家祭典与北魏政治》，台北：稻禾出版社，1995年。</w:t>
       </w:r>
     </w:p>
     <w:p>
@@ -1481,7 +1496,7 @@
           <w:b w:val="0"/>
           <w:sz w:val="24"/>
         </w:rPr>
-        <w:t>19. 蔡鸿生：《唐代九姓胡与突厥文化》，北京：中华书局，1998年。</w:t>
+        <w:t>19. 林梅村：《汉唐西域与中国文明》，北京：文物出版社，1998年。</w:t>
       </w:r>
     </w:p>
     <w:p>
@@ -1496,7 +1511,7 @@
           <w:b w:val="0"/>
           <w:sz w:val="24"/>
         </w:rPr>
-        <w:t>20. 胡大雷：《中古文学集团》，桂林：广西师范大学出版社，1996年。</w:t>
+        <w:t>20. 蔡鸿生：《唐代九姓胡与突厥文化》，北京：中华书局，1998年。</w:t>
       </w:r>
     </w:p>
     <w:p>
@@ -1511,7 +1526,7 @@
           <w:b w:val="0"/>
           <w:sz w:val="24"/>
         </w:rPr>
-        <w:t>21. 刘荫柏：《中国古代杂技》，北京：商务印书馆，1997年。</w:t>
+        <w:t>21. 胡大雷：《中古文学集团》，桂林：广西师范大学出版社，1996年。</w:t>
       </w:r>
     </w:p>
     <w:p>
@@ -1526,7 +1541,7 @@
           <w:b w:val="0"/>
           <w:sz w:val="24"/>
         </w:rPr>
-        <w:t>22. 萧放：《〈荆楚岁时记〉研究：兼论传统中国民众生活的岁时观念》，北京：北京师范大学出版社，2000年。</w:t>
+        <w:t>22. 刘荫柏：《中国古代杂技》，北京：商务印书馆，1997年。</w:t>
       </w:r>
     </w:p>
     <w:p>
@@ -1541,7 +1556,7 @@
           <w:b w:val="0"/>
           <w:sz w:val="24"/>
         </w:rPr>
-        <w:t>23. 李荣有：《汉画像的音乐学研究》，北京：京华出版社，2001年。</w:t>
+        <w:t>23. 萧放：《〈荆楚岁时记〉研究：兼论传统中国民众生活的岁时观念》，北京：北京师范大学出版社，2000年。</w:t>
       </w:r>
     </w:p>
     <w:p>
@@ -1556,7 +1571,7 @@
           <w:b w:val="0"/>
           <w:sz w:val="24"/>
         </w:rPr>
-        <w:t>24. 吉成名：《中国崇龙习俗研究》，天津：天津古籍出版社，2002年。</w:t>
+        <w:t>24. 李荣有：《汉画像的音乐学研究》，北京：京华出版社，2001年。</w:t>
       </w:r>
     </w:p>
     <w:p>
@@ -1571,7 +1586,7 @@
           <w:b w:val="0"/>
           <w:sz w:val="24"/>
         </w:rPr>
-        <w:t>25. 傅起凤、傅腾龙：《中国杂技史》，上海：上海人民出版社，2004年。</w:t>
+        <w:t>25. 吉成名：《中国崇龙习俗研究》，天津：天津古籍出版社，2002年。</w:t>
       </w:r>
     </w:p>
     <w:p>
@@ -1586,7 +1601,7 @@
           <w:b w:val="0"/>
           <w:sz w:val="24"/>
         </w:rPr>
-        <w:t>26. 罗平：《杂戏》，石家庄：花山文艺出版社，2005年。</w:t>
+        <w:t>26. 傅起凤、傅腾龙：《中国杂技史》，上海：上海人民出版社，2004年。</w:t>
       </w:r>
     </w:p>
     <w:p>
@@ -1601,7 +1616,7 @@
           <w:b w:val="0"/>
           <w:sz w:val="24"/>
         </w:rPr>
-        <w:t>27. 陈梦家：《商代的神话与巫术》，北京：中华书局，2006年。</w:t>
+        <w:t>27. 罗平：《杂戏》，石家庄：花山文艺出版社，2005年。</w:t>
       </w:r>
     </w:p>
     <w:p>
@@ -1616,7 +1631,7 @@
           <w:b w:val="0"/>
           <w:sz w:val="24"/>
         </w:rPr>
-        <w:t>28. 刘兴珍、李永林：《中华艺术通史·秦汉卷》，北京：北京师范大学出版社，2006年。</w:t>
+        <w:t>28. 陈梦家：《商代的神话与巫术》，北京：中华书局，2006年。</w:t>
       </w:r>
     </w:p>
     <w:p>
@@ -1631,7 +1646,7 @@
           <w:b w:val="0"/>
           <w:sz w:val="24"/>
         </w:rPr>
-        <w:t>29. 郑传寅：《古代戏曲与东方文化》，武汉：武汉大学出版社，2007年。</w:t>
+        <w:t>29. 刘兴珍、李永林：《中华艺术通史·秦汉卷》，北京：北京师范大学出版社，2006年。</w:t>
       </w:r>
     </w:p>
     <w:p>
@@ -1646,7 +1661,7 @@
           <w:b w:val="0"/>
           <w:sz w:val="24"/>
         </w:rPr>
-        <w:t>30. 冀昀：《尚书》，北京：线装书局，2007年。</w:t>
+        <w:t>30. 郑传寅：《古代戏曲与东方文化》，武汉：武汉大学出版社，2007年。</w:t>
       </w:r>
     </w:p>
     <w:p>
@@ -1661,7 +1676,7 @@
           <w:b w:val="0"/>
           <w:sz w:val="24"/>
         </w:rPr>
-        <w:t>31. 蔡梦麒：《广韵校释》，长沙：岳麓书院，2007年。</w:t>
+        <w:t>31. 冀昀：《尚书》，北京：线装书局，2007年。</w:t>
       </w:r>
     </w:p>
     <w:p>
@@ -1676,7 +1691,7 @@
           <w:b w:val="0"/>
           <w:sz w:val="24"/>
         </w:rPr>
-        <w:t>32. 方勇译注：《庄子》，北京：中华书局，2010年。</w:t>
+        <w:t>32. 蔡梦麒：《广韵校释》，长沙：岳麓书院，2007年。</w:t>
       </w:r>
     </w:p>
     <w:p>
@@ -1691,7 +1706,7 @@
           <w:b w:val="0"/>
           <w:sz w:val="24"/>
         </w:rPr>
-        <w:t>33. 季伟：《汉代乐舞百戏概论》，开封：河南大学出版社，2013年。</w:t>
+        <w:t>33. 方勇译注：《庄子》，北京：中华书局，2010年。</w:t>
       </w:r>
     </w:p>
     <w:p>
@@ -1706,7 +1721,7 @@
           <w:b w:val="0"/>
           <w:sz w:val="24"/>
         </w:rPr>
-        <w:t>34. 傅起凤、傅腾龙：《中国杂技史》，上海：上海人民出版社，2014年。</w:t>
+        <w:t>34. 季伟：《汉代乐舞百戏概论》，开封：河南大学出版社，2013年。</w:t>
       </w:r>
     </w:p>
     <w:p>
@@ -1721,7 +1736,7 @@
           <w:b w:val="0"/>
           <w:sz w:val="24"/>
         </w:rPr>
-        <w:t>35. [美]薛爱华著，吴玉贵译：《撒马尔罕的金桃——唐代舶来品研究》，北京：社会科学文献出版社，2016年。</w:t>
+        <w:t>35. 傅起凤、傅腾龙：《中国杂技史》，上海：上海人民出版社，2014年。</w:t>
       </w:r>
     </w:p>
     <w:p>
@@ -1736,7 +1751,7 @@
           <w:b w:val="0"/>
           <w:sz w:val="24"/>
         </w:rPr>
-        <w:t>36. 崔乐泉：《图说中国古代百戏杂技》，北京：中国出版集团，2017年。</w:t>
+        <w:t>36. [美]薛爱华著，吴玉贵译：《撒马尔罕的金桃——唐代舶来品研究》，北京：社会科学文献出版社，2016年。</w:t>
       </w:r>
     </w:p>
     <w:p>
@@ -1751,7 +1766,22 @@
           <w:b w:val="0"/>
           <w:sz w:val="24"/>
         </w:rPr>
-        <w:t>37. [美]柯睿著：《舞马与驯鸢》，南京：南京大学出版社，2020年。</w:t>
+        <w:t>37. 崔乐泉：《图说中国古代百戏杂技》，北京：中国出版集团，2017年。</w:t>
+      </w:r>
+    </w:p>
+    <w:p>
+      <w:pPr>
+        <w:spacing w:before="0" w:after="0" w:lineRule="exact" w:line="400"/>
+        <w:ind w:firstLine="0"/>
+        <w:jc w:val="both"/>
+      </w:pPr>
+      <w:r>
+        <w:rPr w:rFonts="宋体">
+          <w:rFonts w:ascii="宋体" w:hAnsi="宋体" w:eastAsia="宋体"/>
+          <w:b w:val="0"/>
+          <w:sz w:val="24"/>
+        </w:rPr>
+        <w:t>38. [美]柯睿著：《舞马与驯鸢》，南京：南京大学出版社，2020年。</w:t>
       </w:r>
     </w:p>
     <w:p>
@@ -1767,7 +1797,7 @@
           <w:color w:val="FF0000"/>
           <w:sz w:val="24"/>
         </w:rPr>
-        <w:t>38. 黎虎：《狮舞流沙万里来》（出版信息待确认）。</w:t>
+        <w:t>39. 黎虎：《狮舞流沙万里来》（出版信息待确认）。</w:t>
       </w:r>
     </w:p>
     <w:p>
@@ -1783,7 +1813,7 @@
           <w:color w:val="FF0000"/>
           <w:sz w:val="24"/>
         </w:rPr>
-        <w:t>39. 谷包：《古代新疆的音乐舞蹈与古代社会》（出版信息待确认）。</w:t>
+        <w:t>40. 谷包：《古代新疆的音乐舞蹈与古代社会》（出版信息待确认）。</w:t>
       </w:r>
     </w:p>
     <w:p>
@@ -1799,7 +1829,7 @@
           <w:color w:val="FF0000"/>
           <w:sz w:val="24"/>
         </w:rPr>
-        <w:t>40. 付明华：《龟兹文明及舞蹈艺术》（出版信息待确认）。</w:t>
+        <w:t>41. 付明华：《龟兹文明及舞蹈艺术》（出版信息待确认）。</w:t>
       </w:r>
     </w:p>
     <w:p>
@@ -1815,7 +1845,7 @@
           <w:color w:val="FF0000"/>
           <w:sz w:val="24"/>
         </w:rPr>
-        <w:t>41. 周泓：《古代汉地之部分西域文化考辩》（出版信息待确认）。</w:t>
+        <w:t>42. 周泓：《古代汉地之部分西域文化考辩》（出版信息待确认）。</w:t>
       </w:r>
     </w:p>
     <w:p>
@@ -1919,7 +1949,7 @@
           <w:b w:val="0"/>
           <w:sz w:val="24"/>
         </w:rPr>
-        <w:t>6. 赵俊波：《唐百戏赋简论》，《上海交通大学学报（哲学社会科学版）》2003年。</w:t>
+        <w:t>6. 杨永俊：《论拓跋鲜卑的西郊祭天》，《民族研究》2002年第2期。</w:t>
       </w:r>
     </w:p>
     <w:p>
@@ -1934,7 +1964,7 @@
           <w:b w:val="0"/>
           <w:sz w:val="24"/>
         </w:rPr>
-        <w:t>7. 余江：《杂技赋溯源》，《青海社会科学》2004年。</w:t>
+        <w:t>7. 赵俊波：《唐百戏赋简论》，《上海交通大学学报（哲学社会科学版）》2003年。</w:t>
       </w:r>
     </w:p>
     <w:p>
@@ -1949,7 +1979,7 @@
           <w:b w:val="0"/>
           <w:sz w:val="24"/>
         </w:rPr>
-        <w:t>8. 李媛：《六朝时期散乐发展管窥》，《烟台教育学院学报》2004年。</w:t>
+        <w:t>8. 余江：《杂技赋溯源》，《青海社会科学》2004年。</w:t>
       </w:r>
     </w:p>
     <w:p>
@@ -1964,7 +1994,7 @@
           <w:b w:val="0"/>
           <w:sz w:val="24"/>
         </w:rPr>
-        <w:t>9. 刘永连：《舞马和马舞》，《中国文化研究》2005年第3期。</w:t>
+        <w:t>9. 李媛：《六朝时期散乐发展管窥》，《烟台教育学院学报》2004年。</w:t>
       </w:r>
     </w:p>
     <w:p>
@@ -1979,7 +2009,7 @@
           <w:b w:val="0"/>
           <w:sz w:val="24"/>
         </w:rPr>
-        <w:t>10. 耿占军：《汉唐长安乐舞百戏演出场地的选择及其启示》，《唐都学刊》2005年第21卷第6期。</w:t>
+        <w:t>10. 刘永连：《舞马和马舞》，《中国文化研究》2005年第3期。</w:t>
       </w:r>
     </w:p>
     <w:p>
@@ -1994,7 +2024,7 @@
           <w:b w:val="0"/>
           <w:sz w:val="24"/>
         </w:rPr>
-        <w:t>11. 赵维平：《中国历史上的散乐与百戏》，《中央音乐学院学报》2006年。</w:t>
+        <w:t>11. 耿占军：《汉唐长安乐舞百戏演出场地的选择及其启示》，《唐都学刊》2005年第21卷第6期。</w:t>
       </w:r>
     </w:p>
     <w:p>
@@ -2009,7 +2039,7 @@
           <w:b w:val="0"/>
           <w:sz w:val="24"/>
         </w:rPr>
-        <w:t>12. 马兴盛、王志鹏：《百戏在六朝的流行及隋唐的极盛》，《敦煌研究》2006年第2期。</w:t>
+        <w:t>12. 赵维平：《中国历史上的散乐与百戏》，《中央音乐学院学报》2006年。</w:t>
       </w:r>
     </w:p>
     <w:p>
@@ -2024,7 +2054,7 @@
           <w:b w:val="0"/>
           <w:sz w:val="24"/>
         </w:rPr>
-        <w:t>13. 王立增：《隋诗中的乐舞资料辑录》，《敦煌研究》2006年第2期。</w:t>
+        <w:t>13. 马兴盛、王志鹏：《百戏在六朝的流行及隋唐的极盛》，《敦煌研究》2006年第2期。</w:t>
       </w:r>
     </w:p>
     <w:p>
@@ -2039,7 +2069,7 @@
           <w:b w:val="0"/>
           <w:sz w:val="24"/>
         </w:rPr>
-        <w:t>14. 樊小敏：《狮舞在新疆的缘起与衰落》，《新疆艺术学院学报》2006年第1期。</w:t>
+        <w:t>14. 王立增：《隋诗中的乐舞资料辑录》，《敦煌研究》2006年第2期。</w:t>
       </w:r>
     </w:p>
     <w:p>
@@ -2054,7 +2084,7 @@
           <w:b w:val="0"/>
           <w:sz w:val="24"/>
         </w:rPr>
-        <w:t>15. 郑志刚：《论狮子舞的源流与演变》，《体育文化导刊》2006年第4期。</w:t>
+        <w:t>15. 樊小敏：《狮舞在新疆的缘起与衰落》，《新疆艺术学院学报》2006年第1期。</w:t>
       </w:r>
     </w:p>
     <w:p>
@@ -2069,7 +2099,7 @@
           <w:b w:val="0"/>
           <w:sz w:val="24"/>
         </w:rPr>
-        <w:t>16. 卜键：《从角抵到百戏——秦汉时期中国戏剧的艺术走向》，《徐州工程学院学报》2007年第5期。</w:t>
+        <w:t>16. 郑志刚：《论狮子舞的源流与演变》，《体育文化导刊》2006年第4期。</w:t>
       </w:r>
     </w:p>
     <w:p>
@@ -2084,7 +2114,7 @@
           <w:b w:val="0"/>
           <w:sz w:val="24"/>
         </w:rPr>
-        <w:t>17. 吴学忠：《浅析汉代百戏的起源及其影响》，《研究与探索》2007年。</w:t>
+        <w:t>17. 卜键：《从角抵到百戏——秦汉时期中国戏剧的艺术走向》，《徐州工程学院学报》2007年第5期。</w:t>
       </w:r>
     </w:p>
     <w:p>
@@ -2099,7 +2129,7 @@
           <w:b w:val="0"/>
           <w:sz w:val="24"/>
         </w:rPr>
-        <w:t>18. 邵小萌：《汉画乐舞百戏的娱人功能》，《南阳师范学院人文社会科学学报》2007年。</w:t>
+        <w:t>18. 吴学忠：《浅析汉代百戏的起源及其影响》，《研究与探索》2007年。</w:t>
       </w:r>
     </w:p>
     <w:p>
@@ -2114,7 +2144,7 @@
           <w:b w:val="0"/>
           <w:sz w:val="24"/>
         </w:rPr>
-        <w:t>19. 郑莉、杨静：《汉代百戏的兴盛和禁毁》，《西安文理学院学报（社会科学版）》2008年。</w:t>
+        <w:t>19. 邵小萌：《汉画乐舞百戏的娱人功能》，《南阳师范学院人文社会科学学报》2007年。</w:t>
       </w:r>
     </w:p>
     <w:p>
@@ -2129,7 +2159,7 @@
           <w:b w:val="0"/>
           <w:sz w:val="24"/>
         </w:rPr>
-        <w:t>20. 冯灿明：《从〈全唐诗〉观唐代百戏》，《艺海》2008年第6期。</w:t>
+        <w:t>20. 郑莉、杨静：《汉代百戏的兴盛和禁毁》，《西安文理学院学报（社会科学版）》2008年。</w:t>
       </w:r>
     </w:p>
     <w:p>
@@ -2144,7 +2174,7 @@
           <w:b w:val="0"/>
           <w:sz w:val="24"/>
         </w:rPr>
-        <w:t>21. 吴蓓蓓：《浅析汉唐间百戏的沿革》，《安徽文学》2008年第10期。</w:t>
+        <w:t>21. 冯灿明：《从〈全唐诗〉观唐代百戏》，《艺海》2008年第6期。</w:t>
       </w:r>
     </w:p>
     <w:p>
@@ -2159,7 +2189,7 @@
           <w:b w:val="0"/>
           <w:sz w:val="24"/>
         </w:rPr>
-        <w:t>22. 周吉：《西域百戏初考》，《西域研究》2008年。</w:t>
+        <w:t>22. 吴蓓蓓：《浅析汉唐间百戏的沿革》，《安徽文学》2008年第10期。</w:t>
       </w:r>
     </w:p>
     <w:p>
@@ -2174,7 +2204,7 @@
           <w:b w:val="0"/>
           <w:sz w:val="24"/>
         </w:rPr>
-        <w:t>23. 黄水云：《汉代游艺赋初探》，《中国楚辞学》2009年第2期。</w:t>
+        <w:t>23. 周吉：《西域百戏初考》，《西域研究》2008年。</w:t>
       </w:r>
     </w:p>
     <w:p>
@@ -2189,7 +2219,7 @@
           <w:b w:val="0"/>
           <w:sz w:val="24"/>
         </w:rPr>
-        <w:t>24. 陈维昭：《汉代散乐、百戏与汉代俗乐运动》，《复旦学报（社会科学版）》2009年第5期。</w:t>
+        <w:t>24. 黄水云：《汉代游艺赋初探》，《中国楚辞学》2009年第2期。</w:t>
       </w:r>
     </w:p>
     <w:p>
@@ -2204,7 +2234,7 @@
           <w:b w:val="0"/>
           <w:sz w:val="24"/>
         </w:rPr>
-        <w:t>25. 周侃、李楠：《唐代乐舞、百戏观演场所考察》，《兰州学刊》2009年第3期。</w:t>
+        <w:t>25. 陈维昭：《汉代散乐、百戏与汉代俗乐运动》，《复旦学报（社会科学版）》2009年第5期。</w:t>
       </w:r>
     </w:p>
     <w:p>
@@ -2219,7 +2249,7 @@
           <w:b w:val="0"/>
           <w:sz w:val="24"/>
         </w:rPr>
-        <w:t>26. 陈军：《中国古代狮子舞的起源及兴衰史》，《农业考古》2009年第6期。</w:t>
+        <w:t>26. 周侃、李楠：《唐代乐舞、百戏观演场所考察》，《兰州学刊》2009年第3期。</w:t>
       </w:r>
     </w:p>
     <w:p>
@@ -2234,7 +2264,7 @@
           <w:b w:val="0"/>
           <w:sz w:val="24"/>
         </w:rPr>
-        <w:t>27. 丁保玉：《舞狮文化解读》，《山东师范大学学报（人文社会科学版）》2010年第6期。</w:t>
+        <w:t>27. 陈军：《中国古代狮子舞的起源及兴衰史》，《农业考古》2009年第6期。</w:t>
       </w:r>
     </w:p>
     <w:p>
@@ -2249,7 +2279,7 @@
           <w:b w:val="0"/>
           <w:sz w:val="24"/>
         </w:rPr>
-        <w:t>28. 钱志熙：《南北朝隋代散乐与戏剧关系札论》，《文学与文化》2010年。</w:t>
+        <w:t>28. 丁保玉：《舞狮文化解读》，《山东师范大学学报（人文社会科学版）》2010年第6期。</w:t>
       </w:r>
     </w:p>
     <w:p>
@@ -2264,7 +2294,7 @@
           <w:b w:val="0"/>
           <w:sz w:val="24"/>
         </w:rPr>
-        <w:t>29. 高宁：《从汉唐百戏的发展看其观演场所的演变》，《华中建筑》2010年第9期。</w:t>
+        <w:t>29. 钱志熙：《南北朝隋代散乐与戏剧关系札论》，《文学与文化》2010年。</w:t>
       </w:r>
     </w:p>
     <w:p>
@@ -2279,7 +2309,7 @@
           <w:b w:val="0"/>
           <w:sz w:val="24"/>
         </w:rPr>
-        <w:t>30. 于平：《中国杂技艺术的发生、演进、类分与美化》，《艺术百家》2011年。</w:t>
+        <w:t>30. 高宁：《从汉唐百戏的发展看其观演场所的演变》，《华中建筑》2010年第9期。</w:t>
       </w:r>
     </w:p>
     <w:p>
@@ -2294,7 +2324,7 @@
           <w:b w:val="0"/>
           <w:sz w:val="24"/>
         </w:rPr>
-        <w:t>31. 王渭清：《张衡赋作与汉代舞台娱乐文化》，《文史杂辑》2011年。</w:t>
+        <w:t>31. 于平：《中国杂技艺术的发生、演进、类分与美化》，《艺术百家》2011年。</w:t>
       </w:r>
     </w:p>
     <w:p>
@@ -2309,7 +2339,7 @@
           <w:b w:val="0"/>
           <w:sz w:val="24"/>
         </w:rPr>
-        <w:t>32. 刘茜：《汉画像石中乐舞百戏的功能与意义》，《戏曲艺术》2011年。</w:t>
+        <w:t>32. 王渭清：《张衡赋作与汉代舞台娱乐文化》，《文史杂辑》2011年。</w:t>
       </w:r>
     </w:p>
     <w:p>
@@ -2324,7 +2354,7 @@
           <w:b w:val="0"/>
           <w:sz w:val="24"/>
         </w:rPr>
-        <w:t>33. 贾璞、于浩洋：《古代中西交流中的百戏》，《中原文物》2012年。</w:t>
+        <w:t>33. 刘茜：《汉画像石中乐舞百戏的功能与意义》，《戏曲艺术》2011年。</w:t>
       </w:r>
     </w:p>
     <w:p>
@@ -2339,7 +2369,7 @@
           <w:b w:val="0"/>
           <w:sz w:val="24"/>
         </w:rPr>
-        <w:t>34. 张勇敢：《论散乐与百戏的历史关系》，《洛阳师范学院学报》2012年第6期。</w:t>
+        <w:t>34. 贾璞、于浩洋：《古代中西交流中的百戏》，《中原文物》2012年。</w:t>
       </w:r>
     </w:p>
     <w:p>
@@ -2354,7 +2384,7 @@
           <w:b w:val="0"/>
           <w:sz w:val="24"/>
         </w:rPr>
-        <w:t>35. 郗文倩：《张衡〈西京赋〉"鱼龙曼延"发覆——兼论佛教幻术的东传及其艺术表现》，《文学遗产》2012年第6期。</w:t>
+        <w:t>35. 张勇敢：《论散乐与百戏的历史关系》，《洛阳师范学院学报》2012年第6期。</w:t>
       </w:r>
     </w:p>
     <w:p>
@@ -2369,7 +2399,7 @@
           <w:b w:val="0"/>
           <w:sz w:val="24"/>
         </w:rPr>
-        <w:t>36. 林移刚：《汉族民俗中的"狮子"形象及其内涵》，《艺术百家》2012年。</w:t>
+        <w:t>36. 郗文倩：《张衡〈西京赋〉"鱼龙曼延"发覆——兼论佛教幻术的东传及其艺术表现》，《文学遗产》2012年第6期。</w:t>
       </w:r>
     </w:p>
     <w:p>
@@ -2384,7 +2414,7 @@
           <w:b w:val="0"/>
           <w:sz w:val="24"/>
         </w:rPr>
-        <w:t>37. 黎国韬：《汉唐百戏管理机构考》，《中华戏曲》第45辑，北京：文化艺术出版社，2012年。</w:t>
+        <w:t>37. 林移刚：《汉族民俗中的"狮子"形象及其内涵》，《艺术百家》2012年。</w:t>
       </w:r>
     </w:p>
     <w:p>
@@ -2399,7 +2429,7 @@
           <w:b w:val="0"/>
           <w:sz w:val="24"/>
         </w:rPr>
-        <w:t>38. 郑楠：《幻术在汉代的兴盛与禁毁》，《唯实（现代管理）》2014年第8期。</w:t>
+        <w:t>38. 黎国韬：《汉唐百戏管理机构考》，《中华戏曲》第45辑，北京：文化艺术出版社，2012年。</w:t>
       </w:r>
     </w:p>
     <w:p>
@@ -2414,7 +2444,7 @@
           <w:b w:val="0"/>
           <w:sz w:val="24"/>
         </w:rPr>
-        <w:t>39. 泽吉：《西藏乐舞百戏研究与探讨》，《西藏大学学报（社会科学版）》2013年。</w:t>
+        <w:t>39. 郑楠：《幻术在汉代的兴盛与禁毁》，《唯实（现代管理）》2014年第8期。</w:t>
       </w:r>
     </w:p>
     <w:p>
@@ -2429,7 +2459,7 @@
           <w:b w:val="0"/>
           <w:sz w:val="24"/>
         </w:rPr>
-        <w:t>40. 张玉新：《汉画像乐舞百戏受众情况的考察与分析》，《古籍整理研究学刊》2014年第6期。</w:t>
+        <w:t>40. 泽吉：《西藏乐舞百戏研究与探讨》，《西藏大学学报（社会科学版）》2013年。</w:t>
       </w:r>
     </w:p>
     <w:p>
@@ -2444,7 +2474,7 @@
           <w:b w:val="0"/>
           <w:sz w:val="24"/>
         </w:rPr>
-        <w:t>41. 于海博：《论唐代百戏的界定》，《乐府学》2015年第2期。</w:t>
+        <w:t>41. 张玉新：《汉画像乐舞百戏受众情况的考察与分析》，《古籍整理研究学刊》2014年第6期。</w:t>
       </w:r>
     </w:p>
     <w:p>
@@ -2459,7 +2489,7 @@
           <w:b w:val="0"/>
           <w:sz w:val="24"/>
         </w:rPr>
-        <w:t>42. 侯丽俊：《"百戏"在古代社会的历史演变》，《晋中学院学报》2016年。</w:t>
+        <w:t>42. 于海博：《论唐代百戏的界定》，《乐府学》2015年第2期。</w:t>
       </w:r>
     </w:p>
     <w:p>
@@ -2474,7 +2504,7 @@
           <w:b w:val="0"/>
           <w:sz w:val="24"/>
         </w:rPr>
-        <w:t>43. 杨名：《唐代宫廷舞马活动考述》，《昌吉学院学报》2016年。</w:t>
+        <w:t>43. 侯丽俊：《"百戏"在古代社会的历史演变》，《晋中学院学报》2016年。</w:t>
       </w:r>
     </w:p>
     <w:p>
@@ -2489,7 +2519,7 @@
           <w:b w:val="0"/>
           <w:sz w:val="24"/>
         </w:rPr>
-        <w:t>44. 黎国韬：《"鱼龙幻化"新考及其戏剧史意义发微》，《文学遗产》2017年第4期。</w:t>
+        <w:t>44. 杨名：《唐代宫廷舞马活动考述》，《昌吉学院学报》2016年。</w:t>
       </w:r>
     </w:p>
     <w:p>
@@ -2504,7 +2534,7 @@
           <w:b w:val="0"/>
           <w:sz w:val="24"/>
         </w:rPr>
-        <w:t>45. 孙玉安：《唐代百戏诗的主题与功能》，《沧州师范学院学报》2017年。</w:t>
+        <w:t>45. 黎国韬：《"鱼龙幻化"新考及其戏剧史意义发微》，《文学遗产》2017年第4期。</w:t>
       </w:r>
     </w:p>
     <w:p>
@@ -2519,7 +2549,7 @@
           <w:b w:val="0"/>
           <w:sz w:val="24"/>
         </w:rPr>
-        <w:t>46. 尹策：《中古志怪小说与幻术艺术》，《学术交流》2017年第2期。</w:t>
+        <w:t>46. 孙玉安：《唐代百戏诗的主题与功能》，《沧州师范学院学报》2017年。</w:t>
       </w:r>
     </w:p>
     <w:p>
@@ -2534,7 +2564,7 @@
           <w:b w:val="0"/>
           <w:sz w:val="24"/>
         </w:rPr>
-        <w:t>47. 雷君：《从院藏百戏俑看汉唐间"百戏"的发展》，《文物天地》2017年。</w:t>
+        <w:t>47. 尹策：《中古志怪小说与幻术艺术》，《学术交流》2017年第2期。</w:t>
       </w:r>
     </w:p>
     <w:p>
@@ -2549,7 +2579,7 @@
           <w:b w:val="0"/>
           <w:sz w:val="24"/>
         </w:rPr>
-        <w:t>48. 于海博：《论唐代狮子舞的地域文化差异》，《北京舞蹈学院学报》2018年第1期。</w:t>
+        <w:t>48. 雷君：《从院藏百戏俑看汉唐间"百戏"的发展》，《文物天地》2017年。</w:t>
       </w:r>
     </w:p>
     <w:p>
@@ -2564,7 +2594,7 @@
           <w:b w:val="0"/>
           <w:sz w:val="24"/>
         </w:rPr>
-        <w:t>49. 黎国韬：《"早期戏剧史料"新探——以隋唐至两宋类书为中心》，《文学遗产》2019年第5期。</w:t>
+        <w:t>49. 于海博：《论唐代狮子舞的地域文化差异》，《北京舞蹈学院学报》2018年第1期。</w:t>
       </w:r>
     </w:p>
     <w:p>
@@ -2579,7 +2609,7 @@
           <w:b w:val="0"/>
           <w:sz w:val="24"/>
         </w:rPr>
-        <w:t>50. 王子君：《汉画像乐舞百戏的功能研究》，《美与时代（上）》2019年。</w:t>
+        <w:t>50. 黎国韬：《"早期戏剧史料"新探——以隋唐至两宋类书为中心》，《文学遗产》2019年第5期。</w:t>
       </w:r>
     </w:p>
     <w:p>
@@ -2594,7 +2624,7 @@
           <w:b w:val="0"/>
           <w:sz w:val="24"/>
         </w:rPr>
-        <w:t>51. 魏云洁：《中国古代宫廷百戏展演的符号交流功能探究》，《符号与传媒》2021年。</w:t>
+        <w:t>51. 王子君：《汉画像乐舞百戏的功能研究》，《美与时代（上）》2019年。</w:t>
       </w:r>
     </w:p>
     <w:p>
@@ -2609,7 +2639,7 @@
           <w:b w:val="0"/>
           <w:sz w:val="24"/>
         </w:rPr>
-        <w:t>52. 马银川：《唐代宫廷游艺赋的"国典"性及对汉大赋的追摹》，《济南大学学报（社会科学版）》2021年。</w:t>
+        <w:t>52. 魏云洁：《中国古代宫廷百戏展演的符号交流功能探究》，《符号与传媒》2021年。</w:t>
       </w:r>
     </w:p>
     <w:p>
@@ -2624,7 +2654,7 @@
           <w:b w:val="0"/>
           <w:sz w:val="24"/>
         </w:rPr>
-        <w:t>53. 尹策：《"解体还形"幻术之文化意蕴及影响》，《明清小说研究》2021年第2期。</w:t>
+        <w:t>53. 马银川：《唐代宫廷游艺赋的"国典"性及对汉大赋的追摹》，《济南大学学报（社会科学版）》2021年。</w:t>
       </w:r>
     </w:p>
     <w:p>
@@ -2639,7 +2669,7 @@
           <w:b w:val="0"/>
           <w:sz w:val="24"/>
         </w:rPr>
-        <w:t>54. 赵悦岩：《散乐与百戏关系考》，《艺术评鉴》2022年第15期。</w:t>
+        <w:t>54. 尹策：《"解体还形"幻术之文化意蕴及影响》，《明清小说研究》2021年第2期。</w:t>
       </w:r>
     </w:p>
     <w:p>
@@ -2654,7 +2684,7 @@
           <w:b w:val="0"/>
           <w:sz w:val="24"/>
         </w:rPr>
-        <w:t>55. 宋永祥：《"观戏赋"的文本书写及其价值》，《文学研究》2023年。</w:t>
+        <w:t>55. 赵悦岩：《散乐与百戏关系考》，《艺术评鉴》2022年第15期。</w:t>
       </w:r>
     </w:p>
     <w:p>
@@ -2669,7 +2699,7 @@
           <w:b w:val="0"/>
           <w:sz w:val="24"/>
         </w:rPr>
-        <w:t>56. 唐一丹：《论汉代百戏之实与名》，《音乐探索》2024年第1期。</w:t>
+        <w:t>56. 宋永祥：《"观戏赋"的文本书写及其价值》，《文学研究》2023年。</w:t>
       </w:r>
     </w:p>
     <w:p>
@@ -2684,7 +2714,22 @@
           <w:b w:val="0"/>
           <w:sz w:val="24"/>
         </w:rPr>
-        <w:t>57. 董迎春：《文明互鉴视域下汉唐百戏杂技的变异与融通》，《学术探索》2024年。</w:t>
+        <w:t>57. 唐一丹：《论汉代百戏之实与名》，《音乐探索》2024年第1期。</w:t>
+      </w:r>
+    </w:p>
+    <w:p>
+      <w:pPr>
+        <w:spacing w:before="0" w:after="0" w:lineRule="exact" w:line="400"/>
+        <w:ind w:firstLine="0"/>
+        <w:jc w:val="both"/>
+      </w:pPr>
+      <w:r>
+        <w:rPr w:rFonts="宋体">
+          <w:rFonts w:ascii="宋体" w:hAnsi="宋体" w:eastAsia="宋体"/>
+          <w:b w:val="0"/>
+          <w:sz w:val="24"/>
+        </w:rPr>
+        <w:t>58. 董迎春：《文明互鉴视域下汉唐百戏杂技的变异与融通》，《学术探索》2024年。</w:t>
       </w:r>
     </w:p>
     <w:p>
@@ -2700,7 +2745,7 @@
           <w:color w:val="FF0000"/>
           <w:sz w:val="24"/>
         </w:rPr>
-        <w:t>58. 刘峻骧：中国杂技艺术源流系列论文，《社会科学战线》1980年第2—4期。</w:t>
+        <w:t>59. 刘峻骧：中国杂技艺术源流系列论文，《社会科学战线》1980年第2—4期。</w:t>
       </w:r>
     </w:p>
     <w:p>
@@ -2716,7 +2761,7 @@
           <w:color w:val="FF0000"/>
           <w:sz w:val="24"/>
         </w:rPr>
-        <w:t>59. 黎国韬、龙赛州：《中国龙舞渊源新探》（刊名、年份待确认）。</w:t>
+        <w:t>60. 黎国韬、龙赛州：《中国龙舞渊源新探》（刊名、年份待确认）。</w:t>
       </w:r>
     </w:p>
     <w:p>
@@ -2732,7 +2777,7 @@
           <w:color w:val="FF0000"/>
           <w:sz w:val="24"/>
         </w:rPr>
-        <w:t>60. 王青：《〈种梨〉与西域幻术——古典小说与幻术之一》，《古典文学知识》2014年（期号待确认）。</w:t>
+        <w:t>61. 王青：《〈种梨〉与西域幻术——古典小说与幻术之一》，《古典文学知识》2014年（期号待确认）。</w:t>
       </w:r>
     </w:p>
     <w:p>
@@ -2748,7 +2793,7 @@
           <w:color w:val="FF0000"/>
           <w:sz w:val="24"/>
         </w:rPr>
-        <w:t>61. 王青：《〈偷桃〉与"印度神仙索"——古典小说与幻术之二》，《古典文学知识》（年份期号待确认）。</w:t>
+        <w:t>62. 王青：《〈偷桃〉与"印度神仙索"——古典小说与幻术之二》，《古典文学知识》（年份期号待确认）。</w:t>
       </w:r>
     </w:p>
     <w:p>
@@ -2764,7 +2809,7 @@
           <w:color w:val="FF0000"/>
           <w:sz w:val="24"/>
         </w:rPr>
-        <w:t>62. 王青：《印度幻术与〈拾遗记〉——古典小说与幻术之三》，《古典文学知识》（年份期号待确认）。</w:t>
+        <w:t>63. 王青：《印度幻术与〈拾遗记〉——古典小说与幻术之三》，《古典文学知识》（年份期号待确认）。</w:t>
       </w:r>
     </w:p>
     <w:p>
@@ -2780,7 +2825,7 @@
           <w:color w:val="FF0000"/>
           <w:sz w:val="24"/>
         </w:rPr>
-        <w:t>63. 王青：《域外幻术的传入与〈搜神记〉——古典小说与幻术之四》，《古典文学知识》（年份期号待确认）。</w:t>
+        <w:t>64. 王青：《域外幻术的传入与〈搜神记〉——古典小说与幻术之四》，《古典文学知识》（年份期号待确认）。</w:t>
       </w:r>
     </w:p>
     <w:p>
@@ -2796,7 +2841,7 @@
           <w:color w:val="FF0000"/>
           <w:sz w:val="24"/>
         </w:rPr>
-        <w:t>64. 王青：《佛教僧侣的幻术展示——古典小说与幻术之五》，《古典文学知识》（年份期号待确认）。</w:t>
+        <w:t>65. 王青：《佛教僧侣的幻术展示——古典小说与幻术之五》，《古典文学知识》（年份期号待确认）。</w:t>
       </w:r>
     </w:p>
     <w:p>
@@ -2812,7 +2857,7 @@
           <w:color w:val="FF0000"/>
           <w:sz w:val="24"/>
         </w:rPr>
-        <w:t>65. 王青：《中古小说中的幻术——古典小说与幻术之六》，《古典文学知识》（年份期号待确认）。</w:t>
+        <w:t>66. 王青：《中古小说中的幻术——古典小说与幻术之六》，《古典文学知识》（年份期号待确认）。</w:t>
       </w:r>
     </w:p>
     <w:p>

--- a/郑璎_《汉唐百戏书写研究》二稿参考文献1_20260225_参考文献_final.docx
+++ b/郑璎_《汉唐百戏书写研究》二稿参考文献1_20260225_参考文献_final.docx
@@ -552,7 +552,7 @@
           <w:b w:val="0"/>
           <w:sz w:val="24"/>
         </w:rPr>
-        <w:t>23. [唐]崔令钦撰，任半塘笺订：《教坊记笺订》，北京：中华书局，1962年。</w:t>
+        <w:t>23. [唐]李隆基撰，李林甫注：《大唐六典》，西安：三秦出版社，1991年。</w:t>
       </w:r>
     </w:p>
     <w:p>
@@ -567,7 +567,7 @@
           <w:b w:val="0"/>
           <w:sz w:val="24"/>
         </w:rPr>
-        <w:t>24. [唐]苏鹗：《杜阳杂编》，北京：中华书局，1958年。</w:t>
+        <w:t>24. [唐]崔令钦撰，任半塘笺订：《教坊记笺订》，北京：中华书局，1962年。</w:t>
       </w:r>
     </w:p>
     <w:p>
@@ -582,7 +582,7 @@
           <w:b w:val="0"/>
           <w:sz w:val="24"/>
         </w:rPr>
-        <w:t>25. [唐]李绰：《尚书故实》，北京：中华书局，1958年。</w:t>
+        <w:t>25. [唐]苏鹗：《杜阳杂编》，北京：中华书局，1958年。</w:t>
       </w:r>
     </w:p>
     <w:p>
@@ -597,7 +597,7 @@
           <w:b w:val="0"/>
           <w:sz w:val="24"/>
         </w:rPr>
-        <w:t>26. [唐]张鷟撰：《朝野佥载》，北京：中华书局，1979年。</w:t>
+        <w:t>26. [唐]李绰：《尚书故实》，北京：中华书局，1958年。</w:t>
       </w:r>
     </w:p>
     <w:p>
@@ -612,7 +612,7 @@
           <w:b w:val="0"/>
           <w:sz w:val="24"/>
         </w:rPr>
-        <w:t>27. [唐]赵璘：《因话录》，北京：中华书局，1979年。</w:t>
+        <w:t>27. [唐]张鷟撰：《朝野佥载》，北京：中华书局，1979年。</w:t>
       </w:r>
     </w:p>
     <w:p>
@@ -627,7 +627,7 @@
           <w:b w:val="0"/>
           <w:sz w:val="24"/>
         </w:rPr>
-        <w:t>28. [唐]段成式：《酉阳杂俎》，北京：中华书局，1981年。</w:t>
+        <w:t>28. [唐]赵璘：《因话录》，北京：中华书局，1979年。</w:t>
       </w:r>
     </w:p>
     <w:p>
@@ -642,7 +642,7 @@
           <w:b w:val="0"/>
           <w:sz w:val="24"/>
         </w:rPr>
-        <w:t>29. [唐]牛僧孺：《玄怪录》，北京：中华书局，1982年。</w:t>
+        <w:t>29. [唐]段成式：《酉阳杂俎》，北京：中华书局，1981年。</w:t>
       </w:r>
     </w:p>
     <w:p>
@@ -657,7 +657,7 @@
           <w:b w:val="0"/>
           <w:sz w:val="24"/>
         </w:rPr>
-        <w:t>30. [唐]李冗：《独异志》，北京：中华书局，1983年。</w:t>
+        <w:t>30. [唐]牛僧孺：《玄怪录》，北京：中华书局，1982年。</w:t>
       </w:r>
     </w:p>
     <w:p>
@@ -672,7 +672,7 @@
           <w:b w:val="0"/>
           <w:sz w:val="24"/>
         </w:rPr>
-        <w:t>31. [唐]孙頠：《幻异志·神女传》，北京：中华书局，1991年。</w:t>
+        <w:t>31. [唐]李冗：《独异志》，北京：中华书局，1983年。</w:t>
       </w:r>
     </w:p>
     <w:p>
@@ -687,7 +687,7 @@
           <w:b w:val="0"/>
           <w:sz w:val="24"/>
         </w:rPr>
-        <w:t>32. [唐]郑处诲撰，田廷柱点校：《明皇杂录》，北京：中华书局，1994年。</w:t>
+        <w:t>32. [唐]孙頠：《幻异志·神女传》，北京：中华书局，1991年。</w:t>
       </w:r>
     </w:p>
     <w:p>
@@ -702,7 +702,7 @@
           <w:b w:val="0"/>
           <w:sz w:val="24"/>
         </w:rPr>
-        <w:t>33. [唐]封演撰，赵贞信校注：《封氏闻见记校注》，北京：中华书局，2005年。</w:t>
+        <w:t>33. [唐]郑处诲撰，田廷柱点校：《明皇杂录》，北京：中华书局，1994年。</w:t>
       </w:r>
     </w:p>
     <w:p>
@@ -717,7 +717,7 @@
           <w:b w:val="0"/>
           <w:sz w:val="24"/>
         </w:rPr>
-        <w:t>34. [唐]姚汝能：《安禄山事迹》，北京：中华书局，2006年。</w:t>
+        <w:t>34. [唐]封演撰，赵贞信校注：《封氏闻见记校注》，北京：中华书局，2005年。</w:t>
       </w:r>
     </w:p>
     <w:p>
@@ -732,7 +732,7 @@
           <w:b w:val="0"/>
           <w:sz w:val="24"/>
         </w:rPr>
-        <w:t>35. [后晋]刘昫等撰：《旧唐书》，北京：中华书局，1975年。</w:t>
+        <w:t>35. [唐]姚汝能：《安禄山事迹》，北京：中华书局，2006年。</w:t>
       </w:r>
     </w:p>
     <w:p>
@@ -747,7 +747,7 @@
           <w:b w:val="0"/>
           <w:sz w:val="24"/>
         </w:rPr>
-        <w:t>36. [五代]钱易：《南部新书》，北京：中华书局，2002年。</w:t>
+        <w:t>36. [后晋]刘昫等撰：《旧唐书》，北京：中华书局，1975年。</w:t>
       </w:r>
     </w:p>
     <w:p>
@@ -762,7 +762,7 @@
           <w:b w:val="0"/>
           <w:sz w:val="24"/>
         </w:rPr>
-        <w:t>37. [宋]司马光编著，[元]胡三省音注：《资治通鉴》，北京：中华书局，1956年。</w:t>
+        <w:t>37. [五代]钱易：《南部新书》，北京：中华书局，2002年。</w:t>
       </w:r>
     </w:p>
     <w:p>
@@ -777,7 +777,7 @@
           <w:b w:val="0"/>
           <w:sz w:val="24"/>
         </w:rPr>
-        <w:t>38. [宋]孟元老撰，邓之诚注：《东京梦华录注》，北京：中华书局，1982年。</w:t>
+        <w:t>38. [宋]司马光编著，[元]胡三省音注：《资治通鉴》，北京：中华书局，1956年。</w:t>
       </w:r>
     </w:p>
     <w:p>
@@ -792,7 +792,7 @@
           <w:b w:val="0"/>
           <w:sz w:val="24"/>
         </w:rPr>
-        <w:t>39. [宋]吴自牧撰：《梦粱录》，杭州：浙江人民出版社，1984年。</w:t>
+        <w:t>39. [宋]孟元老撰，邓之诚注：《东京梦华录注》，北京：中华书局，1982年。</w:t>
       </w:r>
     </w:p>
     <w:p>
@@ -807,7 +807,7 @@
           <w:b w:val="0"/>
           <w:sz w:val="24"/>
         </w:rPr>
-        <w:t>40. [宋]李昉等撰：《太平御览》，北京：中华书局，1960年。</w:t>
+        <w:t>40. [宋]吴自牧撰：《梦粱录》，杭州：浙江人民出版社，1984年。</w:t>
       </w:r>
     </w:p>
     <w:p>
@@ -822,7 +822,7 @@
           <w:b w:val="0"/>
           <w:sz w:val="24"/>
         </w:rPr>
-        <w:t>41. [宋]李昉等编：《太平广记》，北京：中华书局，1961年。</w:t>
+        <w:t>41. [宋]李昉等撰：《太平御览》，北京：中华书局，1960年。</w:t>
       </w:r>
     </w:p>
     <w:p>
@@ -837,7 +837,7 @@
           <w:b w:val="0"/>
           <w:sz w:val="24"/>
         </w:rPr>
-        <w:t>42. [宋]王溥撰：《唐会要》，上海：上海古籍出版社，2006年。</w:t>
+        <w:t>42. [宋]李昉等编：《太平广记》，北京：中华书局，1961年。</w:t>
       </w:r>
     </w:p>
     <w:p>
@@ -852,7 +852,7 @@
           <w:b w:val="0"/>
           <w:sz w:val="24"/>
         </w:rPr>
-        <w:t>43. [北宋]欧阳修、宋祁撰：《新唐书》，北京：中华书局，1975年。</w:t>
+        <w:t>43. [宋]王溥撰：《唐会要》，上海：上海古籍出版社，2006年。</w:t>
       </w:r>
     </w:p>
     <w:p>
@@ -867,7 +867,7 @@
           <w:b w:val="0"/>
           <w:sz w:val="24"/>
         </w:rPr>
-        <w:t>44. [元]脱脱等撰：《宋史》，北京：中华书局，1977年。</w:t>
+        <w:t>44. [北宋]欧阳修、宋祁撰：《新唐书》，北京：中华书局，1975年。</w:t>
       </w:r>
     </w:p>
     <w:p>
@@ -882,7 +882,7 @@
           <w:b w:val="0"/>
           <w:sz w:val="24"/>
         </w:rPr>
-        <w:t>45. [元]马端临：《文献通考》，北京：中华书局，2011年。</w:t>
+        <w:t>45. [元]脱脱等撰：《宋史》，北京：中华书局，1977年。</w:t>
       </w:r>
     </w:p>
     <w:p>
@@ -897,7 +897,7 @@
           <w:b w:val="0"/>
           <w:sz w:val="24"/>
         </w:rPr>
-        <w:t>46. [明]胡震亨撰：《唐音癸签》，上海：上海古籍出版社，1981年。</w:t>
+        <w:t>46. [元]马端临：《文献通考》，北京：中华书局，2011年。</w:t>
       </w:r>
     </w:p>
     <w:p>
@@ -912,7 +912,7 @@
           <w:b w:val="0"/>
           <w:sz w:val="24"/>
         </w:rPr>
-        <w:t>47. [清]高宗敕撰：《续通典》，北京：商务印书馆，1935年。</w:t>
+        <w:t>47. [明]胡震亨撰：《唐音癸签》，上海：上海古籍出版社，1981年。</w:t>
       </w:r>
     </w:p>
     <w:p>
@@ -927,7 +927,22 @@
           <w:b w:val="0"/>
           <w:sz w:val="24"/>
         </w:rPr>
-        <w:t>48. [清]王应麟：《玉海》，上海：上海古籍出版社，1992年。</w:t>
+        <w:t>48. [清]高宗敕撰：《续通典》，北京：商务印书馆，1935年。</w:t>
+      </w:r>
+    </w:p>
+    <w:p>
+      <w:pPr>
+        <w:spacing w:before="0" w:after="0" w:lineRule="exact" w:line="400"/>
+        <w:ind w:firstLine="0"/>
+        <w:jc w:val="both"/>
+      </w:pPr>
+      <w:r>
+        <w:rPr w:rFonts="宋体">
+          <w:rFonts w:ascii="宋体" w:hAnsi="宋体" w:eastAsia="宋体"/>
+          <w:b w:val="0"/>
+          <w:sz w:val="24"/>
+        </w:rPr>
+        <w:t>49. [清]王应麟：《玉海》，上海：上海古籍出版社，1992年。</w:t>
       </w:r>
     </w:p>
     <w:p>
@@ -1406,7 +1421,7 @@
           <w:b w:val="0"/>
           <w:sz w:val="24"/>
         </w:rPr>
-        <w:t>13. 聂传学：《百戏奇观》，北京：文化艺术出版社，1989年。</w:t>
+        <w:t>13. 南阳汉代画像石学术讨论会办公室编：《汉代画像石研究》，北京：文物出版社，1987年。</w:t>
       </w:r>
     </w:p>
     <w:p>
@@ -1421,7 +1436,7 @@
           <w:b w:val="0"/>
           <w:sz w:val="24"/>
         </w:rPr>
-        <w:t>14. 萧亢达：《汉代乐舞百戏艺术研究》，北京：文物出版社，1991年。</w:t>
+        <w:t>14. 聂传学：《百戏奇观》，北京：文化艺术出版社，1989年。</w:t>
       </w:r>
     </w:p>
     <w:p>
@@ -1436,7 +1451,7 @@
           <w:b w:val="0"/>
           <w:sz w:val="24"/>
         </w:rPr>
-        <w:t>15. 陈永正主编：《中国方术大辞典》，广州：中山大学出版社，1991年。</w:t>
+        <w:t>15. 萧亢达：《汉代乐舞百戏艺术研究》，北京：文物出版社，1991年。</w:t>
       </w:r>
     </w:p>
     <w:p>
@@ -1451,7 +1466,7 @@
           <w:b w:val="0"/>
           <w:sz w:val="24"/>
         </w:rPr>
-        <w:t>16. 李建民：《中国古代游艺史——乐舞百戏与社会生活之研究》，台北：东大图书，1993年。</w:t>
+        <w:t>16. 萧兵：《傩蜡之风——长江流域宗教戏剧文化》，南京：江苏人民出版社，1992年。</w:t>
       </w:r>
     </w:p>
     <w:p>
@@ -1466,7 +1481,7 @@
           <w:b w:val="0"/>
           <w:sz w:val="24"/>
         </w:rPr>
-        <w:t>17. 周楞伽：《幻术奇谈》，上海：上海古籍出版社，1993年。</w:t>
+        <w:t>17. 陈永正主编：《中国方术大辞典》，广州：中山大学出版社，1991年。</w:t>
       </w:r>
     </w:p>
     <w:p>
@@ -1481,7 +1496,7 @@
           <w:b w:val="0"/>
           <w:sz w:val="24"/>
         </w:rPr>
-        <w:t>18. 康乐：《从西郊到南郊——国家祭典与北魏政治》，台北：稻禾出版社，1995年。</w:t>
+        <w:t>18. 李建民：《中国古代游艺史——乐舞百戏与社会生活之研究》，台北：东大图书，1993年。</w:t>
       </w:r>
     </w:p>
     <w:p>
@@ -1496,7 +1511,7 @@
           <w:b w:val="0"/>
           <w:sz w:val="24"/>
         </w:rPr>
-        <w:t>19. 林梅村：《汉唐西域与中国文明》，北京：文物出版社，1998年。</w:t>
+        <w:t>19. 周楞伽：《幻术奇谈》，上海：上海古籍出版社，1993年。</w:t>
       </w:r>
     </w:p>
     <w:p>
@@ -1511,7 +1526,7 @@
           <w:b w:val="0"/>
           <w:sz w:val="24"/>
         </w:rPr>
-        <w:t>20. 蔡鸿生：《唐代九姓胡与突厥文化》，北京：中华书局，1998年。</w:t>
+        <w:t>20. 康乐：《从西郊到南郊——国家祭典与北魏政治》，台北：稻禾出版社，1995年。</w:t>
       </w:r>
     </w:p>
     <w:p>
@@ -1526,7 +1541,7 @@
           <w:b w:val="0"/>
           <w:sz w:val="24"/>
         </w:rPr>
-        <w:t>21. 胡大雷：《中古文学集团》，桂林：广西师范大学出版社，1996年。</w:t>
+        <w:t>21. 林梅村：《汉唐西域与中国文明》，北京：文物出版社，1998年。</w:t>
       </w:r>
     </w:p>
     <w:p>
@@ -1541,7 +1556,7 @@
           <w:b w:val="0"/>
           <w:sz w:val="24"/>
         </w:rPr>
-        <w:t>22. 刘荫柏：《中国古代杂技》，北京：商务印书馆，1997年。</w:t>
+        <w:t>22. 蔡鸿生：《唐代九姓胡与突厥文化》，北京：中华书局，1998年。</w:t>
       </w:r>
     </w:p>
     <w:p>
@@ -1556,7 +1571,7 @@
           <w:b w:val="0"/>
           <w:sz w:val="24"/>
         </w:rPr>
-        <w:t>23. 萧放：《〈荆楚岁时记〉研究：兼论传统中国民众生活的岁时观念》，北京：北京师范大学出版社，2000年。</w:t>
+        <w:t>23. 胡大雷：《中古文学集团》，桂林：广西师范大学出版社，1996年。</w:t>
       </w:r>
     </w:p>
     <w:p>
@@ -1571,7 +1586,7 @@
           <w:b w:val="0"/>
           <w:sz w:val="24"/>
         </w:rPr>
-        <w:t>24. 李荣有：《汉画像的音乐学研究》，北京：京华出版社，2001年。</w:t>
+        <w:t>24. 刘荫柏：《中国古代杂技》，北京：商务印书馆，1997年。</w:t>
       </w:r>
     </w:p>
     <w:p>
@@ -1586,7 +1601,7 @@
           <w:b w:val="0"/>
           <w:sz w:val="24"/>
         </w:rPr>
-        <w:t>25. 吉成名：《中国崇龙习俗研究》，天津：天津古籍出版社，2002年。</w:t>
+        <w:t>25. 萧放：《〈荆楚岁时记〉研究：兼论传统中国民众生活的岁时观念》，北京：北京师范大学出版社，2000年。</w:t>
       </w:r>
     </w:p>
     <w:p>
@@ -1601,7 +1616,7 @@
           <w:b w:val="0"/>
           <w:sz w:val="24"/>
         </w:rPr>
-        <w:t>26. 傅起凤、傅腾龙：《中国杂技史》，上海：上海人民出版社，2004年。</w:t>
+        <w:t>26. 李荣有：《汉画像的音乐学研究》，北京：京华出版社，2001年。</w:t>
       </w:r>
     </w:p>
     <w:p>
@@ -1616,7 +1631,7 @@
           <w:b w:val="0"/>
           <w:sz w:val="24"/>
         </w:rPr>
-        <w:t>27. 罗平：《杂戏》，石家庄：花山文艺出版社，2005年。</w:t>
+        <w:t>27. 吉成名：《中国崇龙习俗研究》，天津：天津古籍出版社，2002年。</w:t>
       </w:r>
     </w:p>
     <w:p>
@@ -1631,7 +1646,7 @@
           <w:b w:val="0"/>
           <w:sz w:val="24"/>
         </w:rPr>
-        <w:t>28. 陈梦家：《商代的神话与巫术》，北京：中华书局，2006年。</w:t>
+        <w:t>28. 傅起凤、傅腾龙：《中国杂技史》，上海：上海人民出版社，2004年。</w:t>
       </w:r>
     </w:p>
     <w:p>
@@ -1646,7 +1661,7 @@
           <w:b w:val="0"/>
           <w:sz w:val="24"/>
         </w:rPr>
-        <w:t>29. 刘兴珍、李永林：《中华艺术通史·秦汉卷》，北京：北京师范大学出版社，2006年。</w:t>
+        <w:t>29. 罗平：《杂戏》，石家庄：花山文艺出版社，2005年。</w:t>
       </w:r>
     </w:p>
     <w:p>
@@ -1661,7 +1676,7 @@
           <w:b w:val="0"/>
           <w:sz w:val="24"/>
         </w:rPr>
-        <w:t>30. 郑传寅：《古代戏曲与东方文化》，武汉：武汉大学出版社，2007年。</w:t>
+        <w:t>30. 陈梦家：《商代的神话与巫术》，北京：中华书局，2006年。</w:t>
       </w:r>
     </w:p>
     <w:p>
@@ -1676,7 +1691,7 @@
           <w:b w:val="0"/>
           <w:sz w:val="24"/>
         </w:rPr>
-        <w:t>31. 冀昀：《尚书》，北京：线装书局，2007年。</w:t>
+        <w:t>31. 刘兴珍、李永林：《中华艺术通史·秦汉卷》，北京：北京师范大学出版社，2006年。</w:t>
       </w:r>
     </w:p>
     <w:p>
@@ -1691,7 +1706,7 @@
           <w:b w:val="0"/>
           <w:sz w:val="24"/>
         </w:rPr>
-        <w:t>32. 蔡梦麒：《广韵校释》，长沙：岳麓书院，2007年。</w:t>
+        <w:t>32. 郑传寅：《古代戏曲与东方文化》，武汉：武汉大学出版社，2007年。</w:t>
       </w:r>
     </w:p>
     <w:p>
@@ -1706,7 +1721,7 @@
           <w:b w:val="0"/>
           <w:sz w:val="24"/>
         </w:rPr>
-        <w:t>33. 方勇译注：《庄子》，北京：中华书局，2010年。</w:t>
+        <w:t>33. 冀昀：《尚书》，北京：线装书局，2007年。</w:t>
       </w:r>
     </w:p>
     <w:p>
@@ -1721,7 +1736,7 @@
           <w:b w:val="0"/>
           <w:sz w:val="24"/>
         </w:rPr>
-        <w:t>34. 季伟：《汉代乐舞百戏概论》，开封：河南大学出版社，2013年。</w:t>
+        <w:t>34. 蔡梦麒：《广韵校释》，长沙：岳麓书院，2007年。</w:t>
       </w:r>
     </w:p>
     <w:p>
@@ -1736,7 +1751,7 @@
           <w:b w:val="0"/>
           <w:sz w:val="24"/>
         </w:rPr>
-        <w:t>35. 傅起凤、傅腾龙：《中国杂技史》，上海：上海人民出版社，2014年。</w:t>
+        <w:t>35. 方勇译注：《庄子》，北京：中华书局，2010年。</w:t>
       </w:r>
     </w:p>
     <w:p>
@@ -1751,7 +1766,7 @@
           <w:b w:val="0"/>
           <w:sz w:val="24"/>
         </w:rPr>
-        <w:t>36. [美]薛爱华著，吴玉贵译：《撒马尔罕的金桃——唐代舶来品研究》，北京：社会科学文献出版社，2016年。</w:t>
+        <w:t>36. 季伟：《汉代乐舞百戏概论》，开封：河南大学出版社，2013年。</w:t>
       </w:r>
     </w:p>
     <w:p>
@@ -1766,7 +1781,7 @@
           <w:b w:val="0"/>
           <w:sz w:val="24"/>
         </w:rPr>
-        <w:t>37. 崔乐泉：《图说中国古代百戏杂技》，北京：中国出版集团，2017年。</w:t>
+        <w:t>37. 傅起凤、傅腾龙：《中国杂技史》，上海：上海人民出版社，2014年。</w:t>
       </w:r>
     </w:p>
     <w:p>
@@ -1781,7 +1796,37 @@
           <w:b w:val="0"/>
           <w:sz w:val="24"/>
         </w:rPr>
-        <w:t>38. [美]柯睿著：《舞马与驯鸢》，南京：南京大学出版社，2020年。</w:t>
+        <w:t>38. [美]薛爱华著，吴玉贵译：《撒马尔罕的金桃——唐代舶来品研究》，北京：社会科学文献出版社，2016年。</w:t>
+      </w:r>
+    </w:p>
+    <w:p>
+      <w:pPr>
+        <w:spacing w:before="0" w:after="0" w:lineRule="exact" w:line="400"/>
+        <w:ind w:firstLine="0"/>
+        <w:jc w:val="both"/>
+      </w:pPr>
+      <w:r>
+        <w:rPr w:rFonts="宋体">
+          <w:rFonts w:ascii="宋体" w:hAnsi="宋体" w:eastAsia="宋体"/>
+          <w:b w:val="0"/>
+          <w:sz w:val="24"/>
+        </w:rPr>
+        <w:t>39. 崔乐泉：《图说中国古代百戏杂技》，北京：中国出版集团，2017年。</w:t>
+      </w:r>
+    </w:p>
+    <w:p>
+      <w:pPr>
+        <w:spacing w:before="0" w:after="0" w:lineRule="exact" w:line="400"/>
+        <w:ind w:firstLine="0"/>
+        <w:jc w:val="both"/>
+      </w:pPr>
+      <w:r>
+        <w:rPr w:rFonts="宋体">
+          <w:rFonts w:ascii="宋体" w:hAnsi="宋体" w:eastAsia="宋体"/>
+          <w:b w:val="0"/>
+          <w:sz w:val="24"/>
+        </w:rPr>
+        <w:t>40. [美]柯睿著：《舞马与驯鸢》，南京：南京大学出版社，2020年。</w:t>
       </w:r>
     </w:p>
     <w:p>
@@ -1797,7 +1842,7 @@
           <w:color w:val="FF0000"/>
           <w:sz w:val="24"/>
         </w:rPr>
-        <w:t>39. 黎虎：《狮舞流沙万里来》（出版信息待确认）。</w:t>
+        <w:t>41. 黎虎：《狮舞流沙万里来》（出版信息待确认）。</w:t>
       </w:r>
     </w:p>
     <w:p>
@@ -1813,7 +1858,7 @@
           <w:color w:val="FF0000"/>
           <w:sz w:val="24"/>
         </w:rPr>
-        <w:t>40. 谷包：《古代新疆的音乐舞蹈与古代社会》（出版信息待确认）。</w:t>
+        <w:t>42. 谷包：《古代新疆的音乐舞蹈与古代社会》（出版信息待确认）。</w:t>
       </w:r>
     </w:p>
     <w:p>
@@ -1829,7 +1874,7 @@
           <w:color w:val="FF0000"/>
           <w:sz w:val="24"/>
         </w:rPr>
-        <w:t>41. 付明华：《龟兹文明及舞蹈艺术》（出版信息待确认）。</w:t>
+        <w:t>43. 付明华：《龟兹文明及舞蹈艺术》（出版信息待确认）。</w:t>
       </w:r>
     </w:p>
     <w:p>
@@ -1845,7 +1890,7 @@
           <w:color w:val="FF0000"/>
           <w:sz w:val="24"/>
         </w:rPr>
-        <w:t>42. 周泓：《古代汉地之部分西域文化考辩》（出版信息待确认）。</w:t>
+        <w:t>44. 周泓：《古代汉地之部分西域文化考辩》（出版信息待确认）。</w:t>
       </w:r>
     </w:p>
     <w:p>
@@ -1934,7 +1979,7 @@
           <w:b w:val="0"/>
           <w:sz w:val="24"/>
         </w:rPr>
-        <w:t>5. 卜键：《角抵考》，《文学遗产》2000年第2期。</w:t>
+        <w:t>5. 康保成：《先秦的散乐与夷乐》，《文化遗产》2008年第3期。</w:t>
       </w:r>
     </w:p>
     <w:p>
@@ -1949,7 +1994,7 @@
           <w:b w:val="0"/>
           <w:sz w:val="24"/>
         </w:rPr>
-        <w:t>6. 杨永俊：《论拓跋鲜卑的西郊祭天》，《民族研究》2002年第2期。</w:t>
+        <w:t>6. 卜键：《角抵考》，《文学遗产》2000年第2期。</w:t>
       </w:r>
     </w:p>
     <w:p>
@@ -1964,7 +2009,7 @@
           <w:b w:val="0"/>
           <w:sz w:val="24"/>
         </w:rPr>
-        <w:t>7. 赵俊波：《唐百戏赋简论》，《上海交通大学学报（哲学社会科学版）》2003年。</w:t>
+        <w:t>7. 杨永俊：《论拓跋鲜卑的西郊祭天》，《民族研究》2002年第2期。</w:t>
       </w:r>
     </w:p>
     <w:p>
@@ -1979,7 +2024,7 @@
           <w:b w:val="0"/>
           <w:sz w:val="24"/>
         </w:rPr>
-        <w:t>8. 余江：《杂技赋溯源》，《青海社会科学》2004年。</w:t>
+        <w:t>8. 赵俊波：《唐百戏赋简论》，《上海交通大学学报（哲学社会科学版）》2003年。</w:t>
       </w:r>
     </w:p>
     <w:p>
@@ -1994,7 +2039,7 @@
           <w:b w:val="0"/>
           <w:sz w:val="24"/>
         </w:rPr>
-        <w:t>9. 李媛：《六朝时期散乐发展管窥》，《烟台教育学院学报》2004年。</w:t>
+        <w:t>9. 余江：《杂技赋溯源》，《青海社会科学》2004年。</w:t>
       </w:r>
     </w:p>
     <w:p>
@@ -2009,7 +2054,7 @@
           <w:b w:val="0"/>
           <w:sz w:val="24"/>
         </w:rPr>
-        <w:t>10. 刘永连：《舞马和马舞》，《中国文化研究》2005年第3期。</w:t>
+        <w:t>10. 李媛：《六朝时期散乐发展管窥》，《烟台教育学院学报》2004年。</w:t>
       </w:r>
     </w:p>
     <w:p>
@@ -2024,7 +2069,7 @@
           <w:b w:val="0"/>
           <w:sz w:val="24"/>
         </w:rPr>
-        <w:t>11. 耿占军：《汉唐长安乐舞百戏演出场地的选择及其启示》，《唐都学刊》2005年第21卷第6期。</w:t>
+        <w:t>11. 刘永连：《舞马和马舞》，《中国文化研究》2005年第3期。</w:t>
       </w:r>
     </w:p>
     <w:p>
@@ -2039,7 +2084,7 @@
           <w:b w:val="0"/>
           <w:sz w:val="24"/>
         </w:rPr>
-        <w:t>12. 赵维平：《中国历史上的散乐与百戏》，《中央音乐学院学报》2006年。</w:t>
+        <w:t>12. 耿占军：《汉唐长安乐舞百戏演出场地的选择及其启示》，《唐都学刊》2005年第21卷第6期。</w:t>
       </w:r>
     </w:p>
     <w:p>
@@ -2054,7 +2099,7 @@
           <w:b w:val="0"/>
           <w:sz w:val="24"/>
         </w:rPr>
-        <w:t>13. 马兴盛、王志鹏：《百戏在六朝的流行及隋唐的极盛》，《敦煌研究》2006年第2期。</w:t>
+        <w:t>13. 赵维平：《中国历史上的散乐与百戏》，《中央音乐学院学报》2006年。</w:t>
       </w:r>
     </w:p>
     <w:p>
@@ -2069,7 +2114,7 @@
           <w:b w:val="0"/>
           <w:sz w:val="24"/>
         </w:rPr>
-        <w:t>14. 王立增：《隋诗中的乐舞资料辑录》，《敦煌研究》2006年第2期。</w:t>
+        <w:t>14. 马兴盛、王志鹏：《百戏在六朝的流行及隋唐的极盛》，《敦煌研究》2006年第2期。</w:t>
       </w:r>
     </w:p>
     <w:p>
@@ -2084,7 +2129,7 @@
           <w:b w:val="0"/>
           <w:sz w:val="24"/>
         </w:rPr>
-        <w:t>15. 樊小敏：《狮舞在新疆的缘起与衰落》，《新疆艺术学院学报》2006年第1期。</w:t>
+        <w:t>15. 王立增：《隋诗中的乐舞资料辑录》，《敦煌研究》2006年第2期。</w:t>
       </w:r>
     </w:p>
     <w:p>
@@ -2099,7 +2144,7 @@
           <w:b w:val="0"/>
           <w:sz w:val="24"/>
         </w:rPr>
-        <w:t>16. 郑志刚：《论狮子舞的源流与演变》，《体育文化导刊》2006年第4期。</w:t>
+        <w:t>16. 樊小敏：《狮舞在新疆的缘起与衰落》，《新疆艺术学院学报》2006年第1期。</w:t>
       </w:r>
     </w:p>
     <w:p>
@@ -2114,7 +2159,7 @@
           <w:b w:val="0"/>
           <w:sz w:val="24"/>
         </w:rPr>
-        <w:t>17. 卜键：《从角抵到百戏——秦汉时期中国戏剧的艺术走向》，《徐州工程学院学报》2007年第5期。</w:t>
+        <w:t>17. 郑志刚：《论狮子舞的源流与演变》，《体育文化导刊》2006年第4期。</w:t>
       </w:r>
     </w:p>
     <w:p>
@@ -2129,7 +2174,7 @@
           <w:b w:val="0"/>
           <w:sz w:val="24"/>
         </w:rPr>
-        <w:t>18. 吴学忠：《浅析汉代百戏的起源及其影响》，《研究与探索》2007年。</w:t>
+        <w:t>18. 卜键：《从角抵到百戏——秦汉时期中国戏剧的艺术走向》，《徐州工程学院学报》2007年第5期。</w:t>
       </w:r>
     </w:p>
     <w:p>
@@ -2144,7 +2189,7 @@
           <w:b w:val="0"/>
           <w:sz w:val="24"/>
         </w:rPr>
-        <w:t>19. 邵小萌：《汉画乐舞百戏的娱人功能》，《南阳师范学院人文社会科学学报》2007年。</w:t>
+        <w:t>19. 吴学忠：《浅析汉代百戏的起源及其影响》，《研究与探索》2007年。</w:t>
       </w:r>
     </w:p>
     <w:p>
@@ -2159,7 +2204,7 @@
           <w:b w:val="0"/>
           <w:sz w:val="24"/>
         </w:rPr>
-        <w:t>20. 郑莉、杨静：《汉代百戏的兴盛和禁毁》，《西安文理学院学报（社会科学版）》2008年。</w:t>
+        <w:t>20. 邵小萌：《汉画乐舞百戏的娱人功能》，《南阳师范学院人文社会科学学报》2007年。</w:t>
       </w:r>
     </w:p>
     <w:p>
@@ -2174,7 +2219,7 @@
           <w:b w:val="0"/>
           <w:sz w:val="24"/>
         </w:rPr>
-        <w:t>21. 冯灿明：《从〈全唐诗〉观唐代百戏》，《艺海》2008年第6期。</w:t>
+        <w:t>21. 郑莉、杨静：《汉代百戏的兴盛和禁毁》，《西安文理学院学报（社会科学版）》2008年。</w:t>
       </w:r>
     </w:p>
     <w:p>
@@ -2189,7 +2234,7 @@
           <w:b w:val="0"/>
           <w:sz w:val="24"/>
         </w:rPr>
-        <w:t>22. 吴蓓蓓：《浅析汉唐间百戏的沿革》，《安徽文学》2008年第10期。</w:t>
+        <w:t>22. 冯灿明：《从〈全唐诗〉观唐代百戏》，《艺海》2008年第6期。</w:t>
       </w:r>
     </w:p>
     <w:p>
@@ -2204,7 +2249,7 @@
           <w:b w:val="0"/>
           <w:sz w:val="24"/>
         </w:rPr>
-        <w:t>23. 周吉：《西域百戏初考》，《西域研究》2008年。</w:t>
+        <w:t>23. 吴蓓蓓：《浅析汉唐间百戏的沿革》，《安徽文学》2008年第10期。</w:t>
       </w:r>
     </w:p>
     <w:p>
@@ -2219,7 +2264,7 @@
           <w:b w:val="0"/>
           <w:sz w:val="24"/>
         </w:rPr>
-        <w:t>24. 黄水云：《汉代游艺赋初探》，《中国楚辞学》2009年第2期。</w:t>
+        <w:t>24. 周吉：《西域百戏初考》，《西域研究》2008年。</w:t>
       </w:r>
     </w:p>
     <w:p>
@@ -2234,7 +2279,7 @@
           <w:b w:val="0"/>
           <w:sz w:val="24"/>
         </w:rPr>
-        <w:t>25. 陈维昭：《汉代散乐、百戏与汉代俗乐运动》，《复旦学报（社会科学版）》2009年第5期。</w:t>
+        <w:t>25. 黄水云：《汉代游艺赋初探》，《中国楚辞学》2009年第2期。</w:t>
       </w:r>
     </w:p>
     <w:p>
@@ -2249,7 +2294,7 @@
           <w:b w:val="0"/>
           <w:sz w:val="24"/>
         </w:rPr>
-        <w:t>26. 周侃、李楠：《唐代乐舞、百戏观演场所考察》，《兰州学刊》2009年第3期。</w:t>
+        <w:t>26. 陈维昭：《汉代散乐、百戏与汉代俗乐运动》，《复旦学报（社会科学版）》2009年第5期。</w:t>
       </w:r>
     </w:p>
     <w:p>
@@ -2264,7 +2309,7 @@
           <w:b w:val="0"/>
           <w:sz w:val="24"/>
         </w:rPr>
-        <w:t>27. 陈军：《中国古代狮子舞的起源及兴衰史》，《农业考古》2009年第6期。</w:t>
+        <w:t>27. 周侃、李楠：《唐代乐舞、百戏观演场所考察》，《兰州学刊》2009年第3期。</w:t>
       </w:r>
     </w:p>
     <w:p>
@@ -2279,7 +2324,7 @@
           <w:b w:val="0"/>
           <w:sz w:val="24"/>
         </w:rPr>
-        <w:t>28. 丁保玉：《舞狮文化解读》，《山东师范大学学报（人文社会科学版）》2010年第6期。</w:t>
+        <w:t>28. 陈军：《中国古代狮子舞的起源及兴衰史》，《农业考古》2009年第6期。</w:t>
       </w:r>
     </w:p>
     <w:p>
@@ -2294,7 +2339,7 @@
           <w:b w:val="0"/>
           <w:sz w:val="24"/>
         </w:rPr>
-        <w:t>29. 钱志熙：《南北朝隋代散乐与戏剧关系札论》，《文学与文化》2010年。</w:t>
+        <w:t>29. 黎国韬：《东汉禁中大傩仪执事官考》，《民族艺术》2010年第3期。</w:t>
       </w:r>
     </w:p>
     <w:p>
@@ -2309,7 +2354,7 @@
           <w:b w:val="0"/>
           <w:sz w:val="24"/>
         </w:rPr>
-        <w:t>30. 高宁：《从汉唐百戏的发展看其观演场所的演变》，《华中建筑》2010年第9期。</w:t>
+        <w:t>30. 丁保玉：《舞狮文化解读》，《山东师范大学学报（人文社会科学版）》2010年第6期。</w:t>
       </w:r>
     </w:p>
     <w:p>
@@ -2324,7 +2369,7 @@
           <w:b w:val="0"/>
           <w:sz w:val="24"/>
         </w:rPr>
-        <w:t>31. 于平：《中国杂技艺术的发生、演进、类分与美化》，《艺术百家》2011年。</w:t>
+        <w:t>31. 钱志熙：《南北朝隋代散乐与戏剧关系札论》，《文学与文化》2010年。</w:t>
       </w:r>
     </w:p>
     <w:p>
@@ -2339,7 +2384,7 @@
           <w:b w:val="0"/>
           <w:sz w:val="24"/>
         </w:rPr>
-        <w:t>32. 王渭清：《张衡赋作与汉代舞台娱乐文化》，《文史杂辑》2011年。</w:t>
+        <w:t>32. 高宁：《从汉唐百戏的发展看其观演场所的演变》，《华中建筑》2010年第9期。</w:t>
       </w:r>
     </w:p>
     <w:p>
@@ -2354,7 +2399,7 @@
           <w:b w:val="0"/>
           <w:sz w:val="24"/>
         </w:rPr>
-        <w:t>33. 刘茜：《汉画像石中乐舞百戏的功能与意义》，《戏曲艺术》2011年。</w:t>
+        <w:t>33. 于平：《中国杂技艺术的发生、演进、类分与美化》，《艺术百家》2011年。</w:t>
       </w:r>
     </w:p>
     <w:p>
@@ -2369,7 +2414,7 @@
           <w:b w:val="0"/>
           <w:sz w:val="24"/>
         </w:rPr>
-        <w:t>34. 贾璞、于浩洋：《古代中西交流中的百戏》，《中原文物》2012年。</w:t>
+        <w:t>34. 王渭清：《张衡赋作与汉代舞台娱乐文化》，《文史杂辑》2011年。</w:t>
       </w:r>
     </w:p>
     <w:p>
@@ -2384,7 +2429,7 @@
           <w:b w:val="0"/>
           <w:sz w:val="24"/>
         </w:rPr>
-        <w:t>35. 张勇敢：《论散乐与百戏的历史关系》，《洛阳师范学院学报》2012年第6期。</w:t>
+        <w:t>35. 刘茜：《汉画像石中乐舞百戏的功能与意义》，《戏曲艺术》2011年。</w:t>
       </w:r>
     </w:p>
     <w:p>
@@ -2399,7 +2444,7 @@
           <w:b w:val="0"/>
           <w:sz w:val="24"/>
         </w:rPr>
-        <w:t>36. 郗文倩：《张衡〈西京赋〉"鱼龙曼延"发覆——兼论佛教幻术的东传及其艺术表现》，《文学遗产》2012年第6期。</w:t>
+        <w:t>36. 贾璞、于浩洋：《古代中西交流中的百戏》，《中原文物》2012年。</w:t>
       </w:r>
     </w:p>
     <w:p>
@@ -2414,7 +2459,7 @@
           <w:b w:val="0"/>
           <w:sz w:val="24"/>
         </w:rPr>
-        <w:t>37. 林移刚：《汉族民俗中的"狮子"形象及其内涵》，《艺术百家》2012年。</w:t>
+        <w:t>37. 张勇敢：《论散乐与百戏的历史关系》，《洛阳师范学院学报》2012年第6期。</w:t>
       </w:r>
     </w:p>
     <w:p>
@@ -2429,7 +2474,7 @@
           <w:b w:val="0"/>
           <w:sz w:val="24"/>
         </w:rPr>
-        <w:t>38. 黎国韬：《汉唐百戏管理机构考》，《中华戏曲》第45辑，北京：文化艺术出版社，2012年。</w:t>
+        <w:t>38. 郗文倩：《张衡〈西京赋〉"鱼龙曼延"发覆——兼论佛教幻术的东传及其艺术表现》，《文学遗产》2012年第6期。</w:t>
       </w:r>
     </w:p>
     <w:p>
@@ -2444,7 +2489,7 @@
           <w:b w:val="0"/>
           <w:sz w:val="24"/>
         </w:rPr>
-        <w:t>39. 郑楠：《幻术在汉代的兴盛与禁毁》，《唯实（现代管理）》2014年第8期。</w:t>
+        <w:t>39. 林移刚：《汉族民俗中的"狮子"形象及其内涵》，《艺术百家》2012年。</w:t>
       </w:r>
     </w:p>
     <w:p>
@@ -2459,7 +2504,7 @@
           <w:b w:val="0"/>
           <w:sz w:val="24"/>
         </w:rPr>
-        <w:t>40. 泽吉：《西藏乐舞百戏研究与探讨》，《西藏大学学报（社会科学版）》2013年。</w:t>
+        <w:t>40. 黎国韬：《汉唐百戏管理机构考》，《中华戏曲》第45辑，北京：文化艺术出版社，2012年。</w:t>
       </w:r>
     </w:p>
     <w:p>
@@ -2474,7 +2519,7 @@
           <w:b w:val="0"/>
           <w:sz w:val="24"/>
         </w:rPr>
-        <w:t>41. 张玉新：《汉画像乐舞百戏受众情况的考察与分析》，《古籍整理研究学刊》2014年第6期。</w:t>
+        <w:t>41. 郑楠：《幻术在汉代的兴盛与禁毁》，《唯实（现代管理）》2014年第8期。</w:t>
       </w:r>
     </w:p>
     <w:p>
@@ -2489,7 +2534,7 @@
           <w:b w:val="0"/>
           <w:sz w:val="24"/>
         </w:rPr>
-        <w:t>42. 于海博：《论唐代百戏的界定》，《乐府学》2015年第2期。</w:t>
+        <w:t>42. 泽吉：《西藏乐舞百戏研究与探讨》，《西藏大学学报（社会科学版）》2013年。</w:t>
       </w:r>
     </w:p>
     <w:p>
@@ -2504,7 +2549,7 @@
           <w:b w:val="0"/>
           <w:sz w:val="24"/>
         </w:rPr>
-        <w:t>43. 侯丽俊：《"百戏"在古代社会的历史演变》，《晋中学院学报》2016年。</w:t>
+        <w:t>43. 张玉新：《汉画像乐舞百戏受众情况的考察与分析》，《古籍整理研究学刊》2014年第6期。</w:t>
       </w:r>
     </w:p>
     <w:p>
@@ -2519,7 +2564,7 @@
           <w:b w:val="0"/>
           <w:sz w:val="24"/>
         </w:rPr>
-        <w:t>44. 杨名：《唐代宫廷舞马活动考述》，《昌吉学院学报》2016年。</w:t>
+        <w:t>44. 于海博：《论唐代百戏的界定》，《乐府学》2015年第2期。</w:t>
       </w:r>
     </w:p>
     <w:p>
@@ -2534,7 +2579,7 @@
           <w:b w:val="0"/>
           <w:sz w:val="24"/>
         </w:rPr>
-        <w:t>45. 黎国韬：《"鱼龙幻化"新考及其戏剧史意义发微》，《文学遗产》2017年第4期。</w:t>
+        <w:t>45. 侯丽俊：《"百戏"在古代社会的历史演变》，《晋中学院学报》2016年。</w:t>
       </w:r>
     </w:p>
     <w:p>
@@ -2549,7 +2594,7 @@
           <w:b w:val="0"/>
           <w:sz w:val="24"/>
         </w:rPr>
-        <w:t>46. 孙玉安：《唐代百戏诗的主题与功能》，《沧州师范学院学报》2017年。</w:t>
+        <w:t>46. 杨名：《唐代宫廷舞马活动考述》，《昌吉学院学报》2016年。</w:t>
       </w:r>
     </w:p>
     <w:p>
@@ -2564,7 +2609,7 @@
           <w:b w:val="0"/>
           <w:sz w:val="24"/>
         </w:rPr>
-        <w:t>47. 尹策：《中古志怪小说与幻术艺术》，《学术交流》2017年第2期。</w:t>
+        <w:t>47. 黎国韬：《"鱼龙幻化"新考及其戏剧史意义发微》，《文学遗产》2017年第4期。</w:t>
       </w:r>
     </w:p>
     <w:p>
@@ -2579,7 +2624,7 @@
           <w:b w:val="0"/>
           <w:sz w:val="24"/>
         </w:rPr>
-        <w:t>48. 雷君：《从院藏百戏俑看汉唐间"百戏"的发展》，《文物天地》2017年。</w:t>
+        <w:t>48. 孙玉安：《唐代百戏诗的主题与功能》，《沧州师范学院学报》2017年。</w:t>
       </w:r>
     </w:p>
     <w:p>
@@ -2594,7 +2639,7 @@
           <w:b w:val="0"/>
           <w:sz w:val="24"/>
         </w:rPr>
-        <w:t>49. 于海博：《论唐代狮子舞的地域文化差异》，《北京舞蹈学院学报》2018年第1期。</w:t>
+        <w:t>49. 尹策：《中古志怪小说与幻术艺术》，《学术交流》2017年第2期。</w:t>
       </w:r>
     </w:p>
     <w:p>
@@ -2609,7 +2654,7 @@
           <w:b w:val="0"/>
           <w:sz w:val="24"/>
         </w:rPr>
-        <w:t>50. 黎国韬：《"早期戏剧史料"新探——以隋唐至两宋类书为中心》，《文学遗产》2019年第5期。</w:t>
+        <w:t>50. 雷君：《从院藏百戏俑看汉唐间"百戏"的发展》，《文物天地》2017年。</w:t>
       </w:r>
     </w:p>
     <w:p>
@@ -2624,7 +2669,7 @@
           <w:b w:val="0"/>
           <w:sz w:val="24"/>
         </w:rPr>
-        <w:t>51. 王子君：《汉画像乐舞百戏的功能研究》，《美与时代（上）》2019年。</w:t>
+        <w:t>51. 于海博：《论唐代狮子舞的地域文化差异》，《北京舞蹈学院学报》2018年第1期。</w:t>
       </w:r>
     </w:p>
     <w:p>
@@ -2639,7 +2684,7 @@
           <w:b w:val="0"/>
           <w:sz w:val="24"/>
         </w:rPr>
-        <w:t>52. 魏云洁：《中国古代宫廷百戏展演的符号交流功能探究》，《符号与传媒》2021年。</w:t>
+        <w:t>52. 黎国韬：《"早期戏剧史料"新探——以隋唐至两宋类书为中心》，《文学遗产》2019年第5期。</w:t>
       </w:r>
     </w:p>
     <w:p>
@@ -2654,7 +2699,7 @@
           <w:b w:val="0"/>
           <w:sz w:val="24"/>
         </w:rPr>
-        <w:t>53. 马银川：《唐代宫廷游艺赋的"国典"性及对汉大赋的追摹》，《济南大学学报（社会科学版）》2021年。</w:t>
+        <w:t>53. 王子君：《汉画像乐舞百戏的功能研究》，《美与时代（上）》2019年。</w:t>
       </w:r>
     </w:p>
     <w:p>
@@ -2669,7 +2714,7 @@
           <w:b w:val="0"/>
           <w:sz w:val="24"/>
         </w:rPr>
-        <w:t>54. 尹策：《"解体还形"幻术之文化意蕴及影响》，《明清小说研究》2021年第2期。</w:t>
+        <w:t>54. 魏云洁：《中国古代宫廷百戏展演的符号交流功能探究》，《符号与传媒》2021年。</w:t>
       </w:r>
     </w:p>
     <w:p>
@@ -2684,7 +2729,7 @@
           <w:b w:val="0"/>
           <w:sz w:val="24"/>
         </w:rPr>
-        <w:t>55. 赵悦岩：《散乐与百戏关系考》，《艺术评鉴》2022年第15期。</w:t>
+        <w:t>55. 马银川：《唐代宫廷游艺赋的"国典"性及对汉大赋的追摹》，《济南大学学报（社会科学版）》2021年。</w:t>
       </w:r>
     </w:p>
     <w:p>
@@ -2699,7 +2744,7 @@
           <w:b w:val="0"/>
           <w:sz w:val="24"/>
         </w:rPr>
-        <w:t>56. 宋永祥：《"观戏赋"的文本书写及其价值》，《文学研究》2023年。</w:t>
+        <w:t>56. 尹策：《"解体还形"幻术之文化意蕴及影响》，《明清小说研究》2021年第2期。</w:t>
       </w:r>
     </w:p>
     <w:p>
@@ -2714,7 +2759,7 @@
           <w:b w:val="0"/>
           <w:sz w:val="24"/>
         </w:rPr>
-        <w:t>57. 唐一丹：《论汉代百戏之实与名》，《音乐探索》2024年第1期。</w:t>
+        <w:t>57. 赵悦岩：《散乐与百戏关系考》，《艺术评鉴》2022年第15期。</w:t>
       </w:r>
     </w:p>
     <w:p>
@@ -2729,7 +2774,37 @@
           <w:b w:val="0"/>
           <w:sz w:val="24"/>
         </w:rPr>
-        <w:t>58. 董迎春：《文明互鉴视域下汉唐百戏杂技的变异与融通》，《学术探索》2024年。</w:t>
+        <w:t>58. 宋永祥：《"观戏赋"的文本书写及其价值》，《文学研究》2023年。</w:t>
+      </w:r>
+    </w:p>
+    <w:p>
+      <w:pPr>
+        <w:spacing w:before="0" w:after="0" w:lineRule="exact" w:line="400"/>
+        <w:ind w:firstLine="0"/>
+        <w:jc w:val="both"/>
+      </w:pPr>
+      <w:r>
+        <w:rPr w:rFonts="宋体">
+          <w:rFonts w:ascii="宋体" w:hAnsi="宋体" w:eastAsia="宋体"/>
+          <w:b w:val="0"/>
+          <w:sz w:val="24"/>
+        </w:rPr>
+        <w:t>59. 唐一丹：《论汉代百戏之实与名》，《音乐探索》2024年第1期。</w:t>
+      </w:r>
+    </w:p>
+    <w:p>
+      <w:pPr>
+        <w:spacing w:before="0" w:after="0" w:lineRule="exact" w:line="400"/>
+        <w:ind w:firstLine="0"/>
+        <w:jc w:val="both"/>
+      </w:pPr>
+      <w:r>
+        <w:rPr w:rFonts="宋体">
+          <w:rFonts w:ascii="宋体" w:hAnsi="宋体" w:eastAsia="宋体"/>
+          <w:b w:val="0"/>
+          <w:sz w:val="24"/>
+        </w:rPr>
+        <w:t>60. 董迎春：《文明互鉴视域下汉唐百戏杂技的变异与融通》，《学术探索》2024年。</w:t>
       </w:r>
     </w:p>
     <w:p>
@@ -2745,7 +2820,7 @@
           <w:color w:val="FF0000"/>
           <w:sz w:val="24"/>
         </w:rPr>
-        <w:t>59. 刘峻骧：中国杂技艺术源流系列论文，《社会科学战线》1980年第2—4期。</w:t>
+        <w:t>61. 刘峻骧：中国杂技艺术源流系列论文，《社会科学战线》1980年第2—4期。</w:t>
       </w:r>
     </w:p>
     <w:p>
@@ -2761,7 +2836,7 @@
           <w:color w:val="FF0000"/>
           <w:sz w:val="24"/>
         </w:rPr>
-        <w:t>60. 黎国韬、龙赛州：《中国龙舞渊源新探》（刊名、年份待确认）。</w:t>
+        <w:t>62. 黎国韬、龙赛州：《中国龙舞渊源新探》（刊名、年份待确认）。</w:t>
       </w:r>
     </w:p>
     <w:p>
@@ -2777,7 +2852,7 @@
           <w:color w:val="FF0000"/>
           <w:sz w:val="24"/>
         </w:rPr>
-        <w:t>61. 王青：《〈种梨〉与西域幻术——古典小说与幻术之一》，《古典文学知识》2014年（期号待确认）。</w:t>
+        <w:t>63. 王青：《〈种梨〉与西域幻术——古典小说与幻术之一》，《古典文学知识》2014年（期号待确认）。</w:t>
       </w:r>
     </w:p>
     <w:p>
@@ -2793,7 +2868,7 @@
           <w:color w:val="FF0000"/>
           <w:sz w:val="24"/>
         </w:rPr>
-        <w:t>62. 王青：《〈偷桃〉与"印度神仙索"——古典小说与幻术之二》，《古典文学知识》（年份期号待确认）。</w:t>
+        <w:t>64. 王青：《〈偷桃〉与"印度神仙索"——古典小说与幻术之二》，《古典文学知识》（年份期号待确认）。</w:t>
       </w:r>
     </w:p>
     <w:p>
@@ -2809,7 +2884,7 @@
           <w:color w:val="FF0000"/>
           <w:sz w:val="24"/>
         </w:rPr>
-        <w:t>63. 王青：《印度幻术与〈拾遗记〉——古典小说与幻术之三》，《古典文学知识》（年份期号待确认）。</w:t>
+        <w:t>65. 王青：《印度幻术与〈拾遗记〉——古典小说与幻术之三》，《古典文学知识》（年份期号待确认）。</w:t>
       </w:r>
     </w:p>
     <w:p>
@@ -2825,7 +2900,7 @@
           <w:color w:val="FF0000"/>
           <w:sz w:val="24"/>
         </w:rPr>
-        <w:t>64. 王青：《域外幻术的传入与〈搜神记〉——古典小说与幻术之四》，《古典文学知识》（年份期号待确认）。</w:t>
+        <w:t>66. 王青：《域外幻术的传入与〈搜神记〉——古典小说与幻术之四》，《古典文学知识》（年份期号待确认）。</w:t>
       </w:r>
     </w:p>
     <w:p>
@@ -2841,7 +2916,7 @@
           <w:color w:val="FF0000"/>
           <w:sz w:val="24"/>
         </w:rPr>
-        <w:t>65. 王青：《佛教僧侣的幻术展示——古典小说与幻术之五》，《古典文学知识》（年份期号待确认）。</w:t>
+        <w:t>67. 王青：《佛教僧侣的幻术展示——古典小说与幻术之五》，《古典文学知识》（年份期号待确认）。</w:t>
       </w:r>
     </w:p>
     <w:p>
@@ -2857,7 +2932,7 @@
           <w:color w:val="FF0000"/>
           <w:sz w:val="24"/>
         </w:rPr>
-        <w:t>66. 王青：《中古小说中的幻术——古典小说与幻术之六》，《古典文学知识》（年份期号待确认）。</w:t>
+        <w:t>68. 王青：《中古小说中的幻术——古典小说与幻术之六》，《古典文学知识》（年份期号待确认）。</w:t>
       </w:r>
     </w:p>
     <w:p>
@@ -2876,6 +2951,21 @@
     </w:p>
     <w:p>
       <w:pPr>
+        <w:spacing w:lineRule="exact" w:line="400" w:before="60" w:after="60"/>
+        <w:ind w:firstLine="482"/>
+        <w:jc w:val="left"/>
+      </w:pPr>
+      <w:r>
+        <w:rPr w:rFonts="楷体">
+          <w:rFonts w:ascii="楷体" w:hAnsi="楷体" w:eastAsia="楷体"/>
+          <w:b w:val="0"/>
+          <w:sz w:val="24"/>
+        </w:rPr>
+        <w:t>（一）博士论文</w:t>
+      </w:r>
+    </w:p>
+    <w:p>
+      <w:pPr>
         <w:spacing w:before="0" w:after="0" w:lineRule="exact" w:line="400"/>
         <w:ind w:firstLine="0"/>
         <w:jc w:val="both"/>
@@ -2901,7 +2991,7 @@
           <w:b w:val="0"/>
           <w:sz w:val="24"/>
         </w:rPr>
-        <w:t>2. 李吕婷：《魏晋南北朝百戏研究》，武汉音乐学院硕士论文，2007年。</w:t>
+        <w:t>2. 杨晓慧：《唐代俗文学研究》，陕西师范大学博士论文，2012年。</w:t>
       </w:r>
     </w:p>
     <w:p>
@@ -2916,7 +3006,7 @@
           <w:b w:val="0"/>
           <w:sz w:val="24"/>
         </w:rPr>
-        <w:t>3. 徐秋雅：《汉赋中的社会风俗散论》，西南大学硕士论文，2011年。</w:t>
+        <w:t>3. 王赟馨：《唐代游艺与诗歌》，吉林大学博士论文，2012年。</w:t>
       </w:r>
     </w:p>
     <w:p>
@@ -2931,7 +3021,7 @@
           <w:b w:val="0"/>
           <w:sz w:val="24"/>
         </w:rPr>
-        <w:t>4. 马艺源：《隋代音乐文学研究》，西北大学硕士论文，2011年。</w:t>
+        <w:t>4. 赵喜惠：《唐代中外艺术交流研究》，陕西师范大学博士论文，2012年。</w:t>
       </w:r>
     </w:p>
     <w:p>
@@ -2946,7 +3036,7 @@
           <w:b w:val="0"/>
           <w:sz w:val="24"/>
         </w:rPr>
-        <w:t>5. 杨晓慧：《唐代俗文学研究》，陕西师范大学博士论文，2012年。</w:t>
+        <w:t>5. 杨名：《唐代舞蹈诗研究》，南京师范大学博士论文，2014年。</w:t>
       </w:r>
     </w:p>
     <w:p>
@@ -2961,7 +3051,7 @@
           <w:b w:val="0"/>
           <w:sz w:val="24"/>
         </w:rPr>
-        <w:t>6. 王赟馨：《唐代游艺与诗歌》，吉林大学博士论文，2012年。</w:t>
+        <w:t>6. 雷铭：《秦汉禁苑研究》，东北师范大学博士论文，2019年。</w:t>
       </w:r>
     </w:p>
     <w:p>
@@ -2976,7 +3066,7 @@
           <w:b w:val="0"/>
           <w:sz w:val="24"/>
         </w:rPr>
-        <w:t>7. 赵喜惠：《唐代中外艺术交流研究》，陕西师范大学博士论文，2012年。</w:t>
+        <w:t>7. 张裕涵：《唐代百戏演艺研究》，山西师范大学博士论文，2020年。</w:t>
       </w:r>
     </w:p>
     <w:p>
@@ -2991,7 +3081,22 @@
           <w:b w:val="0"/>
           <w:sz w:val="24"/>
         </w:rPr>
-        <w:t>8. 张爽：《角抵戏研究》，江西师范大学硕士论文，2013年。</w:t>
+        <w:t>8. 高学德：《元前艺术赋史论》，山东大学博士论文，2022年。</w:t>
+      </w:r>
+    </w:p>
+    <w:p>
+      <w:pPr>
+        <w:spacing w:lineRule="exact" w:line="400" w:before="60" w:after="60"/>
+        <w:ind w:firstLine="482"/>
+        <w:jc w:val="left"/>
+      </w:pPr>
+      <w:r>
+        <w:rPr w:rFonts="楷体">
+          <w:rFonts w:ascii="楷体" w:hAnsi="楷体" w:eastAsia="楷体"/>
+          <w:b w:val="0"/>
+          <w:sz w:val="24"/>
+        </w:rPr>
+        <w:t>（二）硕士论文</w:t>
       </w:r>
     </w:p>
     <w:p>
@@ -3006,7 +3111,7 @@
           <w:b w:val="0"/>
           <w:sz w:val="24"/>
         </w:rPr>
-        <w:t>9. 顾雅男：《汉代乐舞百戏画像石研究》，山西师范大学硕士论文，2013年。</w:t>
+        <w:t>1. 李吕婷：《魏晋南北朝百戏研究》，武汉音乐学院硕士论文，2007年。</w:t>
       </w:r>
     </w:p>
     <w:p>
@@ -3021,7 +3126,7 @@
           <w:b w:val="0"/>
           <w:sz w:val="24"/>
         </w:rPr>
-        <w:t>10. 孙晓丹：《狮子舞源流研究》，中国艺术研究院硕士论文，2013年。</w:t>
+        <w:t>2. 徐秋雅：《汉赋中的社会风俗散论》，西南大学硕士论文，2011年。</w:t>
       </w:r>
     </w:p>
     <w:p>
@@ -3036,7 +3141,7 @@
           <w:b w:val="0"/>
           <w:sz w:val="24"/>
         </w:rPr>
-        <w:t>11. 魏玮：《汉赋与汉代风俗》，西北师范大学硕士论文，2013年。</w:t>
+        <w:t>3. 马艺源：《隋代音乐文学研究》，西北大学硕士论文，2011年。</w:t>
       </w:r>
     </w:p>
     <w:p>
@@ -3051,7 +3156,7 @@
           <w:b w:val="0"/>
           <w:sz w:val="24"/>
         </w:rPr>
-        <w:t>12. 李华云：《唐前游艺赋研究》，广西大学硕士论文，2014年。</w:t>
+        <w:t>4. 张爽：《角抵戏研究》，江西师范大学硕士论文，2013年。</w:t>
       </w:r>
     </w:p>
     <w:p>
@@ -3066,7 +3171,7 @@
           <w:b w:val="0"/>
           <w:sz w:val="24"/>
         </w:rPr>
-        <w:t>13. 张婷：《唐代游艺赋研究》，江西师范大学硕士论文，2014年。</w:t>
+        <w:t>5. 顾雅男：《汉代乐舞百戏画像石研究》，山西师范大学硕士论文，2013年。</w:t>
       </w:r>
     </w:p>
     <w:p>
@@ -3081,7 +3186,7 @@
           <w:b w:val="0"/>
           <w:sz w:val="24"/>
         </w:rPr>
-        <w:t>14. 白曙璋：《北魏乐舞百戏形象研究》，山西大学硕士论文，2014年。</w:t>
+        <w:t>6. 孙晓丹：《狮子舞源流研究》，中国艺术研究院硕士论文，2013年。</w:t>
       </w:r>
     </w:p>
     <w:p>
@@ -3096,7 +3201,7 @@
           <w:b w:val="0"/>
           <w:sz w:val="24"/>
         </w:rPr>
-        <w:t>15. 杨名：《唐代舞蹈诗研究》，南京师范大学博士论文，2014年。</w:t>
+        <w:t>7. 魏玮：《汉赋与汉代风俗》，西北师范大学硕士论文，2013年。</w:t>
       </w:r>
     </w:p>
     <w:p>
@@ -3111,7 +3216,7 @@
           <w:b w:val="0"/>
           <w:sz w:val="24"/>
         </w:rPr>
-        <w:t>16. 胡娅：《汉魏之际文人的游艺风习与文学》，信阳师范学院硕士论文，2016年。</w:t>
+        <w:t>8. 李华云：《唐前游艺赋研究》，广西大学硕士论文，2014年。</w:t>
       </w:r>
     </w:p>
     <w:p>
@@ -3126,7 +3231,7 @@
           <w:b w:val="0"/>
           <w:sz w:val="24"/>
         </w:rPr>
-        <w:t>17. 郑楠：《西域幻术源流及其对文学叙事的影响》，陕西师范大学硕士论文，2016年。</w:t>
+        <w:t>9. 张婷：《唐代游艺赋研究》，江西师范大学硕士论文，2014年。</w:t>
       </w:r>
     </w:p>
     <w:p>
@@ -3141,7 +3246,7 @@
           <w:b w:val="0"/>
           <w:sz w:val="24"/>
         </w:rPr>
-        <w:t>18. 刘畅：《汉代乐舞百戏画像石的地域特征研究》，西安美术学院硕士论文，2018年。</w:t>
+        <w:t>10. 白曙璋：《北魏乐舞百戏形象研究》，山西大学硕士论文，2014年。</w:t>
       </w:r>
     </w:p>
     <w:p>
@@ -3156,7 +3261,7 @@
           <w:b w:val="0"/>
           <w:sz w:val="24"/>
         </w:rPr>
-        <w:t>19. 李建秀：《唐代游艺赋嬗变研究》，河北师范大学硕士论文，2019年。</w:t>
+        <w:t>11. 胡娅：《汉魏之际文人的游艺风习与文学》，信阳师范学院硕士论文，2016年。</w:t>
       </w:r>
     </w:p>
     <w:p>
@@ -3171,7 +3276,7 @@
           <w:b w:val="0"/>
           <w:sz w:val="24"/>
         </w:rPr>
-        <w:t>20. 雷铭：《秦汉禁苑研究》，东北师范大学博士论文，2019年。</w:t>
+        <w:t>12. 郑楠：《西域幻术源流及其对文学叙事的影响》，陕西师范大学硕士论文，2016年。</w:t>
       </w:r>
     </w:p>
     <w:p>
@@ -3186,7 +3291,7 @@
           <w:b w:val="0"/>
           <w:sz w:val="24"/>
         </w:rPr>
-        <w:t>21. 王子君：《汉画像乐舞百戏图像研究》，江苏师范大学硕士论文，2020年。</w:t>
+        <w:t>13. 刘畅：《汉代乐舞百戏画像石的地域特征研究》，西安美术学院硕士论文，2018年。</w:t>
       </w:r>
     </w:p>
     <w:p>
@@ -3201,7 +3306,7 @@
           <w:b w:val="0"/>
           <w:sz w:val="24"/>
         </w:rPr>
-        <w:t>22. 张裕涵：《唐代百戏演艺研究》，山西师范大学博士论文，2020年。</w:t>
+        <w:t>14. 李建秀：《唐代游艺赋嬗变研究》，河北师范大学硕士论文，2019年。</w:t>
       </w:r>
     </w:p>
     <w:p>
@@ -3216,7 +3321,7 @@
           <w:b w:val="0"/>
           <w:sz w:val="24"/>
         </w:rPr>
-        <w:t>23. 姚依含：《唐宋马术文学文献研究》，西华师范大学硕士论文，2020年。</w:t>
+        <w:t>15. 王子君：《汉画像乐舞百戏图像研究》，江苏师范大学硕士论文，2020年。</w:t>
       </w:r>
     </w:p>
     <w:p>
@@ -3231,7 +3336,7 @@
           <w:b w:val="0"/>
           <w:sz w:val="24"/>
         </w:rPr>
-        <w:t>24. 杨帆：《汉代乐舞百戏俑相关问题研究》，西北大学硕士论文，2021年。</w:t>
+        <w:t>16. 姚依含：《唐宋马术文学文献研究》，西华师范大学硕士论文，2020年。</w:t>
       </w:r>
     </w:p>
     <w:p>
@@ -3246,7 +3351,7 @@
           <w:b w:val="0"/>
           <w:sz w:val="24"/>
         </w:rPr>
-        <w:t>25. 马程程：《北魏百戏图像与佛教行像研究》，华东师范大学硕士论文，2021年。</w:t>
+        <w:t>17. 杨帆：《汉代乐舞百戏俑相关问题研究》，西北大学硕士论文，2021年。</w:t>
       </w:r>
     </w:p>
     <w:p>
@@ -3261,7 +3366,7 @@
           <w:b w:val="0"/>
           <w:sz w:val="24"/>
         </w:rPr>
-        <w:t>26. 于汝运：《魏晋文学中的游艺书写研究》，西北师范大学硕士论文，2022年。</w:t>
+        <w:t>18. 马程程：《北魏百戏图像与佛教行像研究》，华东师范大学硕士论文，2021年。</w:t>
       </w:r>
     </w:p>
     <w:p>
@@ -3276,7 +3381,7 @@
           <w:b w:val="0"/>
           <w:sz w:val="24"/>
         </w:rPr>
-        <w:t>27. 高学德：《元前艺术赋史论》，山东大学博士论文，2022年。</w:t>
+        <w:t>19. 于汝运：《魏晋文学中的游艺书写研究》，西北师范大学硕士论文，2022年。</w:t>
       </w:r>
     </w:p>
     <w:p>
@@ -3291,7 +3396,7 @@
           <w:b w:val="0"/>
           <w:sz w:val="24"/>
         </w:rPr>
-        <w:t>28. 王娜：《汉代画像石乐舞百戏图像研究》，南京艺术学院硕士论文，2022年。</w:t>
+        <w:t>20. 王娜：《汉代画像石乐舞百戏图像研究》，南京艺术学院硕士论文，2022年。</w:t>
       </w:r>
     </w:p>
     <w:sectPr>
